--- a/downloads/student/ai-1-week-34.docx
+++ b/downloads/student/ai-1-week-34.docx
@@ -1988,6 +1988,16 @@
       </w:r>
     </w:p>
     <w:p>
+      <w:r>
+        <w:t>Read the labelled picture: Which single boundary run most directly detects the strict-comparison bug, and why?</w:t>
+      </w:r>
+    </w:p>
+    <w:p>
+      <w:r>
+        <w:t>Change one thing: Faulty code uses duration strictly below available time. Predict the result before checking the explanation. What remains the same?</w:t>
+      </w:r>
+    </w:p>
+    <w:p>
       <w:pPr>
         <w:pStyle w:val="Heading1"/>
       </w:pPr>
@@ -3741,6 +3751,187 @@
     <w:p>
       <w:r>
         <w:t>Attempt the independent case before hints. Record whether you worked alone, used a hint or followed a model. After feedback, fix the first unsupported step and explain why it changed. A later check uses a changed case, not a copied answer.</w:t>
+      </w:r>
+    </w:p>
+    <w:p>
+      <w:pPr>
+        <w:pStyle w:val="Heading1"/>
+      </w:pPr>
+      <w:r>
+        <w:t>15. Your lesson route</w:t>
+      </w:r>
+    </w:p>
+    <w:p>
+      <w:r>
+        <w:t>Start with this question: A fictional craft-book chooser accepts requests for whole available minutes from 0 to 20.</w:t>
+      </w:r>
+    </w:p>
+    <w:tbl>
+      <w:tblPr>
+        <w:tblStyle w:val="LightShading-Accent1"/>
+        <w:tblW w:type="auto" w:w="0"/>
+        <w:tblLook w:firstColumn="1" w:firstRow="1" w:lastColumn="0" w:lastRow="0" w:noHBand="0" w:noVBand="1" w:val="04A0"/>
+      </w:tblPr>
+      <w:tblGrid>
+        <w:gridCol w:w="5112"/>
+        <w:gridCol w:w="5112"/>
+      </w:tblGrid>
+      <w:tr>
+        <w:trPr>
+          <w:tblHeader/>
+        </w:trPr>
+        <w:tc>
+          <w:tcPr>
+            <w:tcW w:type="dxa" w:w="5112"/>
+          </w:tcPr>
+          <w:p>
+            <w:r>
+              <w:t>By the end, I can</w:t>
+            </w:r>
+          </w:p>
+        </w:tc>
+        <w:tc>
+          <w:tcPr>
+            <w:tcW w:type="dxa" w:w="5112"/>
+          </w:tcPr>
+          <w:p>
+            <w:r>
+              <w:t>How I will show it</w:t>
+            </w:r>
+          </w:p>
+        </w:tc>
+      </w:tr>
+      <w:tr>
+        <w:tc>
+          <w:tcPr>
+            <w:tcW w:type="dxa" w:w="5112"/>
+          </w:tcPr>
+          <w:p>
+            <w:r>
+              <w:t>Choose tests just below, at and above a decision boundary</w:t>
+            </w:r>
+          </w:p>
+        </w:tc>
+        <w:tc>
+          <w:tcPr>
+            <w:tcW w:type="dxa" w:w="5112"/>
+          </w:tcPr>
+          <w:p>
+            <w:r>
+              <w:t>Explain the deciding step, show a trace or test, and state one limit.</w:t>
+            </w:r>
+          </w:p>
+        </w:tc>
+      </w:tr>
+      <w:tr>
+        <w:tc>
+          <w:tcPr>
+            <w:tcW w:type="dxa" w:w="5112"/>
+          </w:tcPr>
+          <w:p>
+            <w:r>
+              <w:t>Distinguish valid no-match requests from invalid input</w:t>
+            </w:r>
+          </w:p>
+        </w:tc>
+        <w:tc>
+          <w:tcPr>
+            <w:tcW w:type="dxa" w:w="5112"/>
+          </w:tcPr>
+          <w:p>
+            <w:r>
+              <w:t>Explain the deciding step, show a trace or test, and state one limit.</w:t>
+            </w:r>
+          </w:p>
+        </w:tc>
+      </w:tr>
+      <w:tr>
+        <w:tc>
+          <w:tcPr>
+            <w:tcW w:type="dxa" w:w="5112"/>
+          </w:tcPr>
+          <w:p>
+            <w:r>
+              <w:t>Use labelled catalogue variations to examine previously untested paths</w:t>
+            </w:r>
+          </w:p>
+        </w:tc>
+        <w:tc>
+          <w:tcPr>
+            <w:tcW w:type="dxa" w:w="5112"/>
+          </w:tcPr>
+          <w:p>
+            <w:r>
+              <w:t>Explain the deciding step, show a trace or test, and state one limit.</w:t>
+            </w:r>
+          </w:p>
+        </w:tc>
+      </w:tr>
+    </w:tbl>
+    <w:p>
+      <w:r>
+        <w:t>Remember → watch and explain → try with help → investigate → try independently → keep project evidence. Your teacher may spread this lesson across several classes.</w:t>
+      </w:r>
+    </w:p>
+    <w:p>
+      <w:r>
+        <w:t>Keep your first prediction. Compare it with what the evidence shows and explain any change.</w:t>
+      </w:r>
+    </w:p>
+    <w:p>
+      <w:pPr>
+        <w:pStyle w:val="Heading1"/>
+      </w:pPr>
+      <w:r>
+        <w:t>16. Finish and return</w:t>
+      </w:r>
+    </w:p>
+    <w:p>
+      <w:r>
+        <w:t>Close your notes. Explain this goal in your own words: Choose tests just below, at and above a decision boundary</w:t>
+      </w:r>
+    </w:p>
+    <w:p>
+      <w:pPr>
+        <w:pStyle w:val="Heading3"/>
+      </w:pPr>
+      <w:r>
+        <w:t>My deciding step, evidence and one remaining question</w:t>
+      </w:r>
+    </w:p>
+    <w:p>
+      <w:r>
+        <w:t>________________________________________________________________</w:t>
+      </w:r>
+    </w:p>
+    <w:p>
+      <w:r>
+        <w:t>________________________________________________________________</w:t>
+      </w:r>
+    </w:p>
+    <w:p>
+      <w:r>
+        <w:t>________________________________________________________________</w:t>
+      </w:r>
+    </w:p>
+    <w:p>
+      <w:r>
+        <w:t>________________________________________________________________</w:t>
+      </w:r>
+    </w:p>
+    <w:p>
+      <w:r>
+        <w:t>________________________________________________________________</w:t>
+      </w:r>
+    </w:p>
+    <w:p>
+      <w:r>
+        <w:t>If you are unsure, return to the worked picture and explain one arrow. If you are ready, change an input or assumption and justify your prediction.</w:t>
+      </w:r>
+    </w:p>
+    <w:p>
+      <w:r>
+        <w:t>Save your workbook evidence. At the next review, try a different case before opening your old answer.</w:t>
       </w:r>
     </w:p>
     <w:sectPr>

--- a/downloads/student/ai-1-week-34.docx
+++ b/downloads/student/ai-1-week-34.docx
@@ -3932,6 +3932,207 @@
     <w:p>
       <w:r>
         <w:t>Save your workbook evidence. At the next review, try a different case before opening your old answer.</w:t>
+      </w:r>
+    </w:p>
+    <w:p>
+      <w:pPr>
+        <w:pStyle w:val="Heading1"/>
+      </w:pPr>
+      <w:r>
+        <w:t>17. Supported practice, repair and portfolio</w:t>
+      </w:r>
+    </w:p>
+    <w:p>
+      <w:r>
+        <w:t>Use this supported practice once, in the browser or on paper. Keep the reserved independent assessment for a separate first attempt before teacher feedback.</w:t>
+      </w:r>
+    </w:p>
+    <w:p>
+      <w:r>
+        <w:t>A fictional craft-book chooser accepts requests for whole available minutes from 0 to 20.</w:t>
+      </w:r>
+    </w:p>
+    <w:p>
+      <w:pPr>
+        <w:pStyle w:val="Heading3"/>
+      </w:pPr>
+      <w:r>
+        <w:t>Practice 1: explain the deciding evidence</w:t>
+      </w:r>
+    </w:p>
+    <w:p>
+      <w:r>
+        <w:t>Which labelled step matches this detail? Record each user condition tested; do not invent unrun outcomes.</w:t>
+      </w:r>
+    </w:p>
+    <w:p>
+      <w:r>
+        <w:t>1. Near a boundary</w:t>
+      </w:r>
+    </w:p>
+    <w:p>
+      <w:r>
+        <w:t>2. Invalid inputs</w:t>
+      </w:r>
+    </w:p>
+    <w:p>
+      <w:r>
+        <w:t>3. Coverage record</w:t>
+      </w:r>
+    </w:p>
+    <w:p>
+      <w:r>
+        <w:t>4. Valid extremes</w:t>
+      </w:r>
+    </w:p>
+    <w:p>
+      <w:pPr>
+        <w:pStyle w:val="Heading3"/>
+      </w:pPr>
+      <w:r>
+        <w:t>My selected conclusion, deciding fact and explanation</w:t>
+      </w:r>
+    </w:p>
+    <w:p>
+      <w:r>
+        <w:t>________________________________________________________________</w:t>
+      </w:r>
+    </w:p>
+    <w:p>
+      <w:r>
+        <w:t>________________________________________________________________</w:t>
+      </w:r>
+    </w:p>
+    <w:p>
+      <w:r>
+        <w:t>________________________________________________________________</w:t>
+      </w:r>
+    </w:p>
+    <w:p>
+      <w:r>
+        <w:t>________________________________________________________________</w:t>
+      </w:r>
+    </w:p>
+    <w:p>
+      <w:r>
+        <w:t>________________________________________________________________</w:t>
+      </w:r>
+    </w:p>
+    <w:p>
+      <w:r>
+        <w:t>Hint if needed: Read the steps in the pictorial case. Match the supplied detail to the stage that performs or records it.</w:t>
+      </w:r>
+    </w:p>
+    <w:p>
+      <w:r>
+        <w:t>After your attempt, compare with the supported explanation: Coverage record Record each user condition tested; do not invent unrun outcomes. Adjacent values below, at and above 6 expose an accidental strict inequality. Zero is valid even though no activity fits. The top valid input does not require selecting the longest activity: catalogue order still controls selection. Coverage also asks whose conditions were tested, which cannot be inferred from these numbers alone.</w:t>
+      </w:r>
+    </w:p>
+    <w:p>
+      <w:pPr>
+        <w:pStyle w:val="Heading3"/>
+      </w:pPr>
+      <w:r>
+        <w:t>Practice 2: explain the deciding evidence</w:t>
+      </w:r>
+    </w:p>
+    <w:p>
+      <w:r>
+        <w:t>Changed-case practice: Faulty code uses duration strictly below available time. Which conclusion is supported by the supplied facts?</w:t>
+      </w:r>
+    </w:p>
+    <w:p>
+      <w:r>
+        <w:t>1. This one example guarantees correct results for every future input.</w:t>
+      </w:r>
+    </w:p>
+    <w:p>
+      <w:r>
+        <w:t>2. We can decide the result without examining the changed input or the procedure.</w:t>
+      </w:r>
+    </w:p>
+    <w:p>
+      <w:r>
+        <w:t>3. Request 6 now wrongly returns none.</w:t>
+      </w:r>
+    </w:p>
+    <w:p>
+      <w:pPr>
+        <w:pStyle w:val="Heading3"/>
+      </w:pPr>
+      <w:r>
+        <w:t>My selected conclusion, deciding fact and explanation</w:t>
+      </w:r>
+    </w:p>
+    <w:p>
+      <w:r>
+        <w:t>________________________________________________________________</w:t>
+      </w:r>
+    </w:p>
+    <w:p>
+      <w:r>
+        <w:t>________________________________________________________________</w:t>
+      </w:r>
+    </w:p>
+    <w:p>
+      <w:r>
+        <w:t>________________________________________________________________</w:t>
+      </w:r>
+    </w:p>
+    <w:p>
+      <w:r>
+        <w:t>________________________________________________________________</w:t>
+      </w:r>
+    </w:p>
+    <w:p>
+      <w:r>
+        <w:t>________________________________________________________________</w:t>
+      </w:r>
+    </w:p>
+    <w:p>
+      <w:r>
+        <w:t>Hint if needed: Use the changed condition and the deciding step in the pictorial trace. The answer must say what follows from those facts.</w:t>
+      </w:r>
+    </w:p>
+    <w:p>
+      <w:r>
+        <w:t>After your attempt, compare with the supported explanation: Request 6 now wrongly returns none. A’s duration equals the available time and should be eligible under at most.</w:t>
+      </w:r>
+    </w:p>
+    <w:p>
+      <w:pPr>
+        <w:pStyle w:val="Heading3"/>
+      </w:pPr>
+      <w:r>
+        <w:t>Repair a missing building block</w:t>
+      </w:r>
+    </w:p>
+    <w:p>
+      <w:r>
+        <w:t>Review Test Normal Cases (ai-1/33). Goal: Plan routine cases with expected results derived from the requirements. Short practice: Why is none correct for 8 but incorrect for 6? Use both capacity cards.. Return to this week and explain what you changed.</w:t>
+      </w:r>
+    </w:p>
+    <w:p>
+      <w:r>
+        <w:t>Review Design the Decision Process (ai-1/31). Goal: Design a decision process that covers valid, invalid and no-match requests. Short practice: Where does the first original rejection occur, and why is K3 not originally selected?. Return to this week and explain what you changed.</w:t>
+      </w:r>
+    </w:p>
+    <w:p>
+      <w:r>
+        <w:t>Review Humans Set Boundaries (ai-1/28). Goal: Distinguish a system’s capability, the correctness of its output and permission to take an action. Short practice: Which original proposal is authorised? Why do the other two need separate approval?. Return to this week and explain what you changed.</w:t>
+      </w:r>
+    </w:p>
+    <w:p>
+      <w:pPr>
+        <w:pStyle w:val="Heading3"/>
+      </w:pPr>
+      <w:r>
+        <w:t>Keep your completed work</w:t>
+      </w:r>
+    </w:p>
+    <w:p>
+      <w:r>
+        <w:t>Use Download completed work in the hosted lesson to export your answers, reflections, practice feedback and code-run evidence. Open the HTML copy to read or print it. Drafts stay in this browser when storage is available; clear drafts on a shared device.</w:t>
       </w:r>
     </w:p>
     <w:sectPr>

--- a/downloads/student/ai-1-week-34.docx
+++ b/downloads/student/ai-1-week-34.docx
@@ -42,6 +42,11 @@
       </w:r>
     </w:p>
     <w:p>
+      <w:r>
+        <w:t>Start with the target: Choose tests just below, at and above a decision boundary. Try the recall before opening notes.</w:t>
+      </w:r>
+    </w:p>
+    <w:p>
       <w:pPr>
         <w:pStyle w:val="Heading3"/>
       </w:pPr>
@@ -50,17 +55,59 @@
       </w:r>
     </w:p>
     <w:p>
-      <w:r>
-        <w:t>I can choose tests just below, at and above a decision boundary.</w:t>
-      </w:r>
-    </w:p>
-    <w:p>
-      <w:r>
-        <w:t>I can distinguish valid no-match requests from invalid input.</w:t>
-      </w:r>
-    </w:p>
-    <w:p>
-      <w:r>
+      <w:pPr>
+        <w:spacing w:line="336" w:lineRule="auto" w:after="180"/>
+      </w:pPr>
+      <w:r>
+        <w:rPr>
+          <w:b w:val="0"/>
+        </w:rPr>
+        <w:t xml:space="preserve">I can choose tests just below, at and above a decision </w:t>
+      </w:r>
+      <w:r>
+        <w:rPr>
+          <w:b/>
+        </w:rPr>
+        <w:t>boundary</w:t>
+      </w:r>
+      <w:r>
+        <w:rPr>
+          <w:b w:val="0"/>
+        </w:rPr>
+        <w:t>.</w:t>
+      </w:r>
+    </w:p>
+    <w:p>
+      <w:pPr>
+        <w:spacing w:line="336" w:lineRule="auto" w:after="180"/>
+      </w:pPr>
+      <w:r>
+        <w:rPr>
+          <w:b w:val="0"/>
+        </w:rPr>
+        <w:t xml:space="preserve">I can distinguish valid no-match requests from </w:t>
+      </w:r>
+      <w:r>
+        <w:rPr>
+          <w:b/>
+        </w:rPr>
+        <w:t>invalid input</w:t>
+      </w:r>
+      <w:r>
+        <w:rPr>
+          <w:b w:val="0"/>
+        </w:rPr>
+        <w:t>.</w:t>
+      </w:r>
+    </w:p>
+    <w:p>
+      <w:pPr>
+        <w:spacing w:line="336" w:lineRule="auto" w:after="180"/>
+      </w:pPr>
+      <w:r>
+        <w:rPr>
+          <w:b w:val="0"/>
+        </w:rPr>
         <w:t>I can use labelled catalogue variations to examine previously untested paths.</w:t>
       </w:r>
     </w:p>
@@ -73,33 +120,117 @@
       </w:r>
     </w:p>
     <w:p>
-      <w:r>
+      <w:pPr>
+        <w:spacing w:line="336" w:lineRule="auto" w:after="180"/>
+      </w:pPr>
+      <w:r>
+        <w:rPr>
+          <w:b w:val="0"/>
+        </w:rPr>
         <w:t>Close your notes first. A rough first answer helps us choose the right starting point; it is not a score for your ability.</w:t>
       </w:r>
     </w:p>
     <w:p>
-      <w:r>
+      <w:pPr>
+        <w:spacing w:line="336" w:lineRule="auto" w:after="180"/>
+      </w:pPr>
+      <w:r>
+        <w:rPr>
+          <w:b w:val="0"/>
+        </w:rPr>
         <w:t>Without opening the old lesson, explain one key idea from Test Normal Cases. Give an example and a mistake that the idea helps you avoid.</w:t>
       </w:r>
     </w:p>
     <w:p>
-      <w:r>
-        <w:t>Without opening the old lesson, explain one key idea from Design the Decision Process. Give an example and a mistake that the idea helps you avoid.</w:t>
-      </w:r>
-    </w:p>
-    <w:p>
-      <w:r>
+      <w:pPr>
+        <w:spacing w:line="336" w:lineRule="auto" w:after="180"/>
+      </w:pPr>
+      <w:r>
+        <w:rPr>
+          <w:b w:val="0"/>
+        </w:rPr>
+        <w:t xml:space="preserve">Without opening the old lesson, explain one key idea from Design the Decision </w:t>
+      </w:r>
+      <w:r>
+        <w:rPr>
+          <w:b/>
+        </w:rPr>
+        <w:t>Process</w:t>
+      </w:r>
+      <w:r>
+        <w:rPr>
+          <w:b w:val="0"/>
+        </w:rPr>
+        <w:t>. Give an example and a mistake that the idea helps you avoid.</w:t>
+      </w:r>
+    </w:p>
+    <w:p>
+      <w:pPr>
+        <w:spacing w:line="336" w:lineRule="auto" w:after="180"/>
+      </w:pPr>
+      <w:r>
+        <w:rPr>
+          <w:b w:val="0"/>
+        </w:rPr>
         <w:t>Without opening the old lesson, explain one key idea from Humans Set Boundaries. Give an example and a mistake that the idea helps you avoid.</w:t>
       </w:r>
     </w:p>
     <w:p>
-      <w:r>
-        <w:t>After trying, check the relevant lesson or ask your teacher. Change the part of your explanation that the evidence shows was wrong.</w:t>
-      </w:r>
-    </w:p>
-    <w:p>
-      <w:r>
-        <w:t>Unusual and underrepresented cases reveal hidden assumptions.</w:t>
+      <w:pPr>
+        <w:spacing w:line="336" w:lineRule="auto" w:after="180"/>
+      </w:pPr>
+      <w:r>
+        <w:rPr>
+          <w:b w:val="0"/>
+        </w:rPr>
+        <w:t xml:space="preserve">After trying, check the relevant lesson or ask your teacher. Change the part of your explanation that the </w:t>
+      </w:r>
+      <w:r>
+        <w:rPr>
+          <w:b/>
+        </w:rPr>
+        <w:t>evidence</w:t>
+      </w:r>
+      <w:r>
+        <w:rPr>
+          <w:b w:val="0"/>
+        </w:rPr>
+        <w:t xml:space="preserve"> shows was wrong.</w:t>
+      </w:r>
+    </w:p>
+    <w:p>
+      <w:pPr>
+        <w:spacing w:line="336" w:lineRule="auto" w:after="180"/>
+      </w:pPr>
+      <w:r>
+        <w:rPr>
+          <w:b w:val="0"/>
+        </w:rPr>
+        <w:t xml:space="preserve">Unusual and </w:t>
+      </w:r>
+      <w:r>
+        <w:rPr>
+          <w:b/>
+        </w:rPr>
+        <w:t>underrepresented</w:t>
+      </w:r>
+      <w:r>
+        <w:rPr>
+          <w:b w:val="0"/>
+        </w:rPr>
+        <w:t xml:space="preserve"> cases reveal </w:t>
+      </w:r>
+      <w:r>
+        <w:rPr>
+          <w:b/>
+        </w:rPr>
+        <w:t>hidden assumption</w:t>
+      </w:r>
+      <w:r>
+        <w:rPr>
+          <w:b w:val="0"/>
+        </w:rPr>
+        <w:t>s.</w:t>
       </w:r>
     </w:p>
     <w:p>
@@ -139,12 +270,45 @@
       </w:r>
     </w:p>
     <w:p>
-      <w:r>
-        <w:t>LEARNING TARGET  Before testing, define outcomes for clean paper, metal foil, mixed packaging and an unreadable card. The team later changes mixed packaging's expected result to match its sorter. Explain the evaluation problem.</w:t>
-      </w:r>
-    </w:p>
-    <w:p>
-      <w:r>
+      <w:pPr>
+        <w:pStyle w:val="Heading3"/>
+      </w:pPr>
+      <w:r>
+        <w:t>Your target</w:t>
+      </w:r>
+    </w:p>
+    <w:p>
+      <w:pPr>
+        <w:spacing w:line="336" w:lineRule="auto" w:after="180"/>
+        <w:shd w:fill="EDF7F3"/>
+      </w:pPr>
+      <w:r>
+        <w:rPr>
+          <w:b w:val="0"/>
+        </w:rPr>
+        <w:t>LEARNING TARGET  Before testing, define outcomes for clean paper, metal foil, mixed packaging and an unreadable card. The team later changes mixed packaging's expected result to match its sorter.</w:t>
+      </w:r>
+    </w:p>
+    <w:p>
+      <w:pPr>
+        <w:spacing w:line="336" w:lineRule="auto" w:after="180"/>
+        <w:shd w:fill="EDF7F3"/>
+      </w:pPr>
+      <w:r>
+        <w:rPr>
+          <w:b w:val="0"/>
+        </w:rPr>
+        <w:t>Explain the evaluation problem.</w:t>
+      </w:r>
+    </w:p>
+    <w:p>
+      <w:pPr>
+        <w:spacing w:line="336" w:lineRule="auto" w:after="180"/>
+      </w:pPr>
+      <w:r>
+        <w:rPr>
+          <w:b w:val="0"/>
+        </w:rPr>
         <w:t>Learner name:</w:t>
       </w:r>
     </w:p>
@@ -157,7 +321,14 @@
       </w:r>
     </w:p>
     <w:p>
-      <w:r>
+      <w:pPr>
+        <w:spacing w:line="336" w:lineRule="auto" w:after="180"/>
+        <w:shd w:fill="F5F1FB"/>
+      </w:pPr>
+      <w:r>
+        <w:rPr>
+          <w:b w:val="0"/>
+        </w:rPr>
         <w:t>Why can four successful routine cases leave a mistake undiscovered?</w:t>
       </w:r>
     </w:p>
@@ -170,8 +341,26 @@
       </w:r>
     </w:p>
     <w:p>
-      <w:r>
-        <w:t>By the end, I can design boundary and coverage tests instead of assuming routine success is enough.</w:t>
+      <w:pPr>
+        <w:spacing w:line="336" w:lineRule="auto" w:after="180"/>
+      </w:pPr>
+      <w:r>
+        <w:rPr>
+          <w:b w:val="0"/>
+        </w:rPr>
+        <w:t xml:space="preserve">By the end, I can design </w:t>
+      </w:r>
+      <w:r>
+        <w:rPr>
+          <w:b/>
+        </w:rPr>
+        <w:t>boundary</w:t>
+      </w:r>
+      <w:r>
+        <w:rPr>
+          <w:b w:val="0"/>
+        </w:rPr>
+        <w:t xml:space="preserve"> and coverage tests instead of assuming routine success is enough.</w:t>
       </w:r>
     </w:p>
     <w:p>
@@ -184,6 +373,17 @@
     </w:p>
     <w:p>
       <w:r>
+        <w:t>Investigate the supplied Test Edge Cases and Fairness case. Separate observations, given facts and assumptions before choosing an explanation.</w:t>
+      </w:r>
+    </w:p>
+    <w:p>
+      <w:pPr>
+        <w:spacing w:line="336" w:lineRule="auto" w:after="180"/>
+      </w:pPr>
+      <w:r>
+        <w:rPr>
+          <w:b/>
+        </w:rPr>
         <w:t>PICTURE STORY</w:t>
       </w:r>
     </w:p>
@@ -196,8 +396,26 @@
       </w:r>
     </w:p>
     <w:p>
-      <w:r>
-        <w:t>Pictures give clues; evidence tells us what the clues mean.</w:t>
+      <w:pPr>
+        <w:spacing w:line="336" w:lineRule="auto" w:after="180"/>
+      </w:pPr>
+      <w:r>
+        <w:rPr>
+          <w:b w:val="0"/>
+        </w:rPr>
+        <w:t xml:space="preserve">Pictures give clues; </w:t>
+      </w:r>
+      <w:r>
+        <w:rPr>
+          <w:b/>
+        </w:rPr>
+        <w:t>evidence</w:t>
+      </w:r>
+      <w:r>
+        <w:rPr>
+          <w:b w:val="0"/>
+        </w:rPr>
+        <w:t xml:space="preserve"> tells us what the clues mean.</w:t>
       </w:r>
     </w:p>
     <w:p>
@@ -237,46 +455,146 @@
       </w:r>
     </w:p>
     <w:p>
-      <w:r>
-        <w:t>MYSTERY  A worn notebook, multilingual label, partly hidden item, and object fitting two bins reveal assumptions normal tests miss.</w:t>
-      </w:r>
-    </w:p>
-    <w:p>
       <w:pPr>
         <w:pStyle w:val="Heading3"/>
       </w:pPr>
       <w:r>
+        <w:t>Start with this puzzle</w:t>
+      </w:r>
+    </w:p>
+    <w:p>
+      <w:pPr>
+        <w:spacing w:line="336" w:lineRule="auto" w:after="180"/>
+        <w:shd w:fill="F1F6FC"/>
+      </w:pPr>
+      <w:r>
+        <w:rPr>
+          <w:b w:val="0"/>
+        </w:rPr>
+        <w:t xml:space="preserve">MYSTERY  A worn notebook, multilingual label, partly hidden item, and object </w:t>
+      </w:r>
+      <w:r>
+        <w:rPr>
+          <w:b/>
+        </w:rPr>
+        <w:t>fitting</w:t>
+      </w:r>
+      <w:r>
+        <w:rPr>
+          <w:b w:val="0"/>
+        </w:rPr>
+        <w:t xml:space="preserve"> two bins reveal assumptions normal tests miss.</w:t>
+      </w:r>
+    </w:p>
+    <w:p>
+      <w:pPr>
+        <w:pStyle w:val="Heading3"/>
+      </w:pPr>
+      <w:r>
         <w:t>What do you notice?</w:t>
       </w:r>
     </w:p>
     <w:p>
-      <w:r>
+      <w:pPr>
+        <w:spacing w:line="336" w:lineRule="auto" w:after="180"/>
+      </w:pPr>
+      <w:r>
+        <w:rPr>
+          <w:b w:val="0"/>
+        </w:rPr>
         <w:t>Name three visible details without explaining them yet.</w:t>
       </w:r>
     </w:p>
     <w:p>
-      <w:r>
+      <w:pPr>
+        <w:spacing w:line="336" w:lineRule="auto" w:after="180"/>
+      </w:pPr>
+      <w:r>
+        <w:rPr>
+          <w:b w:val="0"/>
+        </w:rPr>
         <w:t>Circle the detail most connected to the system's decision.</w:t>
       </w:r>
     </w:p>
     <w:p>
-      <w:r>
+      <w:pPr>
+        <w:spacing w:line="336" w:lineRule="auto" w:after="180"/>
+      </w:pPr>
+      <w:r>
+        <w:rPr>
+          <w:b w:val="0"/>
+        </w:rPr>
         <w:t>Name one detail that may be decoration or distraction.</w:t>
       </w:r>
     </w:p>
     <w:p>
-      <w:r>
-        <w:t>Make a first prediction and state the clue that supports it.</w:t>
-      </w:r>
-    </w:p>
-    <w:p>
-      <w:r>
-        <w:t>My observations, prediction, and evidence:</w:t>
-      </w:r>
-    </w:p>
-    <w:p>
-      <w:r>
-        <w:t>GOOD THINKING  A prediction can change when stronger evidence appears.</w:t>
+      <w:pPr>
+        <w:spacing w:line="336" w:lineRule="auto" w:after="180"/>
+      </w:pPr>
+      <w:r>
+        <w:rPr>
+          <w:b w:val="0"/>
+        </w:rPr>
+        <w:t xml:space="preserve">Make a first </w:t>
+      </w:r>
+      <w:r>
+        <w:rPr>
+          <w:b/>
+        </w:rPr>
+        <w:t>prediction</w:t>
+      </w:r>
+      <w:r>
+        <w:rPr>
+          <w:b w:val="0"/>
+        </w:rPr>
+        <w:t xml:space="preserve"> and state the clue that supports it.</w:t>
+      </w:r>
+    </w:p>
+    <w:p>
+      <w:pPr>
+        <w:spacing w:line="336" w:lineRule="auto" w:after="180"/>
+      </w:pPr>
+      <w:r>
+        <w:rPr>
+          <w:b w:val="0"/>
+        </w:rPr>
+        <w:t xml:space="preserve">My </w:t>
+      </w:r>
+      <w:r>
+        <w:rPr>
+          <w:b/>
+        </w:rPr>
+        <w:t>observation</w:t>
+      </w:r>
+      <w:r>
+        <w:rPr>
+          <w:b w:val="0"/>
+        </w:rPr>
+        <w:t xml:space="preserve">s, </w:t>
+      </w:r>
+      <w:r>
+        <w:rPr>
+          <w:b/>
+        </w:rPr>
+        <w:t>prediction</w:t>
+      </w:r>
+      <w:r>
+        <w:rPr>
+          <w:b w:val="0"/>
+        </w:rPr>
+        <w:t xml:space="preserve">, and </w:t>
+      </w:r>
+      <w:r>
+        <w:rPr>
+          <w:b/>
+        </w:rPr>
+        <w:t>evidence</w:t>
+      </w:r>
+      <w:r>
+        <w:rPr>
+          <w:b w:val="0"/>
+        </w:rPr>
+        <w:t>:</w:t>
       </w:r>
     </w:p>
     <w:p>
@@ -284,22 +602,224 @@
         <w:pStyle w:val="Heading3"/>
       </w:pPr>
       <w:r>
+        <w:t>Thinking habit</w:t>
+      </w:r>
+    </w:p>
+    <w:p>
+      <w:pPr>
+        <w:spacing w:line="336" w:lineRule="auto" w:after="180"/>
+        <w:shd w:fill="EDF7F3"/>
+      </w:pPr>
+      <w:r>
+        <w:rPr>
+          <w:b w:val="0"/>
+        </w:rPr>
+        <w:t xml:space="preserve">GOOD THINKING  A </w:t>
+      </w:r>
+      <w:r>
+        <w:rPr>
+          <w:b/>
+        </w:rPr>
+        <w:t>prediction</w:t>
+      </w:r>
+      <w:r>
+        <w:rPr>
+          <w:b w:val="0"/>
+        </w:rPr>
+        <w:t xml:space="preserve"> can change when stronger </w:t>
+      </w:r>
+      <w:r>
+        <w:rPr>
+          <w:b/>
+        </w:rPr>
+        <w:t>evidence</w:t>
+      </w:r>
+      <w:r>
+        <w:rPr>
+          <w:b w:val="0"/>
+        </w:rPr>
+        <w:t xml:space="preserve"> appears.</w:t>
+      </w:r>
+    </w:p>
+    <w:p>
+      <w:pPr>
+        <w:pStyle w:val="Heading3"/>
+      </w:pPr>
+      <w:r>
         <w:t>A closer explanation</w:t>
       </w:r>
     </w:p>
     <w:p>
-      <w:r>
-        <w:t>Routine examples can miss a mistake at an exact limit. This week you will choose revealing cases around those limits and vary the paper catalogue to reach later successful outputs. Write expected results from the requirements before operating the prototype. Keep its saved instructions and each test record so a failure remains useful evidence.</w:t>
-      </w:r>
-    </w:p>
-    <w:p>
-      <w:r>
-        <w:t>Catalogue B version 1 is unchanged: B1 Bookmark drawing, 10 minutes, quiet Yes; B2 Story circle, 8 minutes, quiet No; B3 Pattern puzzle, 12 minutes, quiet Yes; B4 Tower challenge, 15 minutes, quiet No. Search in that order. These fictional paper values assume materials are available. Inputs are whole minutes from 0 to 30 inclusive and Quiet required Yes or No. No allows quiet or nonquiet activities.</w:t>
-      </w:r>
-    </w:p>
-    <w:p>
-      <w:r>
-        <w:t>Time fits when required minutes are no more than available minutes, including equality. The quiet condition must also hold. Select the first fitting row with a correct reason, or report no match after every row fails. Invalid or missing input requires clarification before searching. P1 validates, resets to the first row, checks both conditions, advances after failure and stops at the first fit or catalogue exhaustion. No output books or publishes anything.</w:t>
+      <w:pPr>
+        <w:spacing w:line="336" w:lineRule="auto" w:after="180"/>
+      </w:pPr>
+      <w:r>
+        <w:rPr>
+          <w:b w:val="0"/>
+        </w:rPr>
+        <w:t xml:space="preserve">Routine examples can miss a mistake at an exact limit. This week you will choose revealing cases around those limits and vary the paper catalogue to reach later successful </w:t>
+      </w:r>
+      <w:r>
+        <w:rPr>
+          <w:b/>
+        </w:rPr>
+        <w:t>output</w:t>
+      </w:r>
+      <w:r>
+        <w:rPr>
+          <w:b w:val="0"/>
+        </w:rPr>
+        <w:t>s.</w:t>
+      </w:r>
+    </w:p>
+    <w:p>
+      <w:pPr>
+        <w:spacing w:line="336" w:lineRule="auto" w:after="180"/>
+      </w:pPr>
+      <w:r>
+        <w:rPr>
+          <w:b w:val="0"/>
+        </w:rPr>
+        <w:t xml:space="preserve">Write expected results from the requirements before operating the prototype. Keep its saved instructions and each test record so a failure remains useful </w:t>
+      </w:r>
+      <w:r>
+        <w:rPr>
+          <w:b/>
+        </w:rPr>
+        <w:t>evidence</w:t>
+      </w:r>
+      <w:r>
+        <w:rPr>
+          <w:b w:val="0"/>
+        </w:rPr>
+        <w:t>.</w:t>
+      </w:r>
+    </w:p>
+    <w:p>
+      <w:pPr>
+        <w:spacing w:line="336" w:lineRule="auto" w:after="180"/>
+      </w:pPr>
+      <w:r>
+        <w:rPr>
+          <w:b w:val="0"/>
+        </w:rPr>
+        <w:t xml:space="preserve">Catalogue B version 1 is unchanged: B1 Bookmark drawing, 10 minutes, quiet Yes; B2 Story circle, 8 minutes, quiet No; B3 Pattern puzzle, </w:t>
+      </w:r>
+      <w:r>
+        <w:rPr>
+          <w:b/>
+        </w:rPr>
+        <w:t>12 minutes</w:t>
+      </w:r>
+      <w:r>
+        <w:rPr>
+          <w:b w:val="0"/>
+        </w:rPr>
+        <w:t>, quiet Yes; B4 Tower challenge, 15 minutes, quiet No. Search in that order.</w:t>
+      </w:r>
+    </w:p>
+    <w:p>
+      <w:pPr>
+        <w:spacing w:line="336" w:lineRule="auto" w:after="180"/>
+      </w:pPr>
+      <w:r>
+        <w:rPr>
+          <w:b w:val="0"/>
+        </w:rPr>
+        <w:t xml:space="preserve">These fictional paper values assume materials are available. </w:t>
+      </w:r>
+      <w:r>
+        <w:rPr>
+          <w:b/>
+        </w:rPr>
+        <w:t>Input</w:t>
+      </w:r>
+      <w:r>
+        <w:rPr>
+          <w:b w:val="0"/>
+        </w:rPr>
+        <w:t xml:space="preserve">s are whole minutes from 0 to 30 </w:t>
+      </w:r>
+      <w:r>
+        <w:rPr>
+          <w:b/>
+        </w:rPr>
+        <w:t>inclusive</w:t>
+      </w:r>
+      <w:r>
+        <w:rPr>
+          <w:b w:val="0"/>
+        </w:rPr>
+        <w:t xml:space="preserve"> and Quiet required Yes or No. No allows quiet or nonquiet activities.</w:t>
+      </w:r>
+    </w:p>
+    <w:p>
+      <w:pPr>
+        <w:spacing w:line="336" w:lineRule="auto" w:after="180"/>
+      </w:pPr>
+      <w:r>
+        <w:rPr>
+          <w:b w:val="0"/>
+        </w:rPr>
+        <w:t xml:space="preserve">Time fits when required minutes are no more than available minutes, including equality. The quiet condition must also hold. Select the first </w:t>
+      </w:r>
+      <w:r>
+        <w:rPr>
+          <w:b/>
+        </w:rPr>
+        <w:t>fitting</w:t>
+      </w:r>
+      <w:r>
+        <w:rPr>
+          <w:b w:val="0"/>
+        </w:rPr>
+        <w:t xml:space="preserve"> row with a correct reason, or report no match after every row fails.</w:t>
+      </w:r>
+    </w:p>
+    <w:p>
+      <w:pPr>
+        <w:spacing w:line="336" w:lineRule="auto" w:after="180"/>
+      </w:pPr>
+      <w:r>
+        <w:rPr>
+          <w:b w:val="0"/>
+        </w:rPr>
+        <w:t xml:space="preserve">Invalid or missing </w:t>
+      </w:r>
+      <w:r>
+        <w:rPr>
+          <w:b/>
+        </w:rPr>
+        <w:t>input</w:t>
+      </w:r>
+      <w:r>
+        <w:rPr>
+          <w:b w:val="0"/>
+        </w:rPr>
+        <w:t xml:space="preserve"> requires clarification before searching. P1 validates, resets to the first row, checks both conditions, advances after failure and stops at the first fit or catalogue exhaustion.</w:t>
+      </w:r>
+    </w:p>
+    <w:p>
+      <w:pPr>
+        <w:spacing w:line="336" w:lineRule="auto" w:after="180"/>
+      </w:pPr>
+      <w:r>
+        <w:rPr>
+          <w:b w:val="0"/>
+        </w:rPr>
+        <w:t xml:space="preserve">No </w:t>
+      </w:r>
+      <w:r>
+        <w:rPr>
+          <w:b/>
+        </w:rPr>
+        <w:t>output</w:t>
+      </w:r>
+      <w:r>
+        <w:rPr>
+          <w:b w:val="0"/>
+        </w:rPr>
+        <w:t xml:space="preserve"> books or publishes anything.</w:t>
       </w:r>
     </w:p>
     <w:p>
@@ -312,7 +832,24 @@
     </w:p>
     <w:p>
       <w:r>
-        <w:t>VISUAL MECHANISM</w:t>
+        <w:t>Follow the mechanism for Test Edge Cases and Fairness. Connect each labelled input, deciding step and result.</w:t>
+      </w:r>
+    </w:p>
+    <w:p>
+      <w:pPr>
+        <w:spacing w:line="336" w:lineRule="auto" w:after="180"/>
+      </w:pPr>
+      <w:r>
+        <w:rPr>
+          <w:b/>
+        </w:rPr>
+        <w:t xml:space="preserve">VISUAL </w:t>
+      </w:r>
+      <w:r>
+        <w:rPr>
+          <w:b/>
+        </w:rPr>
+        <w:t>MECHANISM</w:t>
       </w:r>
     </w:p>
     <w:p>
@@ -324,7 +861,13 @@
       </w:r>
     </w:p>
     <w:p>
-      <w:r>
+      <w:pPr>
+        <w:spacing w:line="336" w:lineRule="auto" w:after="180"/>
+      </w:pPr>
+      <w:r>
+        <w:rPr>
+          <w:b w:val="0"/>
+        </w:rPr>
         <w:t>Follow the information instead of imagining magic inside the machine.</w:t>
       </w:r>
     </w:p>
@@ -437,32 +980,128 @@
       </w:r>
     </w:p>
     <w:p>
-      <w:r>
-        <w:t>INPUT  planned edge and subgroup cases</w:t>
-      </w:r>
-    </w:p>
-    <w:p>
-      <w:r>
-        <w:t>PROCESS  run same version and compare error patterns</w:t>
-      </w:r>
-    </w:p>
-    <w:p>
-      <w:r>
-        <w:t>OUTPUT  documented gaps, harms, and repair priorities</w:t>
-      </w:r>
-    </w:p>
-    <w:p>
-      <w:r>
-        <w:t>CORE IDEA  Unusual and underrepresented cases reveal hidden assumptions.</w:t>
-      </w:r>
-    </w:p>
-    <w:p>
-      <w:r>
+      <w:pPr>
+        <w:spacing w:line="336" w:lineRule="auto" w:after="180"/>
+      </w:pPr>
+      <w:r>
+        <w:rPr>
+          <w:b/>
+        </w:rPr>
+        <w:t>INPUT</w:t>
+      </w:r>
+      <w:r>
+        <w:rPr>
+          <w:b w:val="0"/>
+        </w:rPr>
+        <w:t xml:space="preserve">  planned edge and subgroup cases</w:t>
+      </w:r>
+    </w:p>
+    <w:p>
+      <w:pPr>
+        <w:spacing w:line="336" w:lineRule="auto" w:after="180"/>
+      </w:pPr>
+      <w:r>
+        <w:rPr>
+          <w:b/>
+        </w:rPr>
+        <w:t>PROCESS</w:t>
+      </w:r>
+      <w:r>
+        <w:rPr>
+          <w:b w:val="0"/>
+        </w:rPr>
+        <w:t xml:space="preserve">  run same version and compare error patterns</w:t>
+      </w:r>
+    </w:p>
+    <w:p>
+      <w:pPr>
+        <w:spacing w:line="336" w:lineRule="auto" w:after="180"/>
+      </w:pPr>
+      <w:r>
+        <w:rPr>
+          <w:b/>
+        </w:rPr>
+        <w:t>OUTPUT</w:t>
+      </w:r>
+      <w:r>
+        <w:rPr>
+          <w:b w:val="0"/>
+        </w:rPr>
+        <w:t xml:space="preserve">  documented gaps, harms, and repair priorities</w:t>
+      </w:r>
+    </w:p>
+    <w:p>
+      <w:pPr>
+        <w:pStyle w:val="Heading3"/>
+      </w:pPr>
+      <w:r>
+        <w:t>Key idea</w:t>
+      </w:r>
+    </w:p>
+    <w:p>
+      <w:pPr>
+        <w:spacing w:line="336" w:lineRule="auto" w:after="180"/>
+        <w:shd w:fill="EDF7F3"/>
+      </w:pPr>
+      <w:r>
+        <w:rPr>
+          <w:b w:val="0"/>
+        </w:rPr>
+        <w:t xml:space="preserve">CORE IDEA  Unusual and </w:t>
+      </w:r>
+      <w:r>
+        <w:rPr>
+          <w:b/>
+        </w:rPr>
+        <w:t>underrepresented</w:t>
+      </w:r>
+      <w:r>
+        <w:rPr>
+          <w:b w:val="0"/>
+        </w:rPr>
+        <w:t xml:space="preserve"> cases reveal </w:t>
+      </w:r>
+      <w:r>
+        <w:rPr>
+          <w:b/>
+        </w:rPr>
+        <w:t>hidden assumption</w:t>
+      </w:r>
+      <w:r>
+        <w:rPr>
+          <w:b w:val="0"/>
+        </w:rPr>
+        <w:t>s.</w:t>
+      </w:r>
+    </w:p>
+    <w:p>
+      <w:pPr>
+        <w:pStyle w:val="Heading3"/>
+      </w:pPr>
+      <w:r>
+        <w:t>How the mechanism works</w:t>
+      </w:r>
+    </w:p>
+    <w:p>
+      <w:pPr>
+        <w:spacing w:line="336" w:lineRule="auto" w:after="180"/>
+        <w:shd w:fill="F1F6F8"/>
+      </w:pPr>
+      <w:r>
+        <w:rPr>
+          <w:b w:val="0"/>
+        </w:rPr>
         <w:t>UNDER THE HOOD  Edge testing explores boundaries, rare combinations, missing values, adversarial ambiguity, and subgroup conditions. Fairness analysis asks whether error burdens differ and whether fallback paths remain usable.</w:t>
       </w:r>
     </w:p>
     <w:p>
-      <w:r>
+      <w:pPr>
+        <w:spacing w:line="336" w:lineRule="auto" w:after="180"/>
+      </w:pPr>
+      <w:r>
+        <w:rPr>
+          <w:b w:val="0"/>
+        </w:rPr>
         <w:t>Draw a fresh example with all three stages:</w:t>
       </w:r>
     </w:p>
@@ -631,13 +1270,82 @@
       </w:r>
     </w:p>
     <w:p>
-      <w:r>
-        <w:t>For quiet requests, 10 minutes is the first time a catalogue activity fits. Test 9, 10 and 11 with Yes so only the time changes. A faulty comparison S version 0 uses strictly less than instead of no more than for time, while keeping the other P1 rules. It rejects B1 at exactly 10. With quiet required, every later row also fails, so it incorrectly reports no match.</w:t>
-      </w:r>
-    </w:p>
-    <w:p>
-      <w:r>
-        <w:t>S can pass all four routine requests from Week 33: 11 Yes, 9 No, 6 No and 9 Yes. None has a fitting activity whose duration equals the request. The 10 Yes case reveals a gap those passes did not close. Another useful boundary is 8 minutes with No: equality should allow B2, while 7 No has no match. Keep both quiet values in your wider plan because No does not mean nonquiet only.</w:t>
+      <w:pPr>
+        <w:spacing w:line="336" w:lineRule="auto" w:after="180"/>
+      </w:pPr>
+      <w:r>
+        <w:rPr>
+          <w:b w:val="0"/>
+        </w:rPr>
+        <w:t>For quiet requests, 10 minutes is the first time a catalogue activity fits. Test 9, 10 and 11 with Yes so only the time changes.</w:t>
+      </w:r>
+    </w:p>
+    <w:p>
+      <w:pPr>
+        <w:spacing w:line="336" w:lineRule="auto" w:after="180"/>
+      </w:pPr>
+      <w:r>
+        <w:rPr>
+          <w:b w:val="0"/>
+        </w:rPr>
+        <w:t>A faulty comparison S version 0 uses strictly less than instead of no more than for time, while keeping the other P1 rules. It rejects B1 at exactly 10.</w:t>
+      </w:r>
+    </w:p>
+    <w:p>
+      <w:pPr>
+        <w:spacing w:line="336" w:lineRule="auto" w:after="180"/>
+      </w:pPr>
+      <w:r>
+        <w:rPr>
+          <w:b w:val="0"/>
+        </w:rPr>
+        <w:t>With quiet required, every later row also fails, so it incorrectly reports no match.</w:t>
+      </w:r>
+    </w:p>
+    <w:p>
+      <w:pPr>
+        <w:spacing w:line="336" w:lineRule="auto" w:after="180"/>
+      </w:pPr>
+      <w:r>
+        <w:rPr>
+          <w:b w:val="0"/>
+        </w:rPr>
+        <w:t xml:space="preserve">S can pass all four routine requests from Week 33: 11 Yes, 9 No, 6 No and 9 Yes. None has a </w:t>
+      </w:r>
+      <w:r>
+        <w:rPr>
+          <w:b/>
+        </w:rPr>
+        <w:t>fitting</w:t>
+      </w:r>
+      <w:r>
+        <w:rPr>
+          <w:b w:val="0"/>
+        </w:rPr>
+        <w:t xml:space="preserve"> activity whose duration equals the request. The 10 Yes case reveals a gap those passes did not close.</w:t>
+      </w:r>
+    </w:p>
+    <w:p>
+      <w:pPr>
+        <w:spacing w:line="336" w:lineRule="auto" w:after="180"/>
+      </w:pPr>
+      <w:r>
+        <w:rPr>
+          <w:b w:val="0"/>
+        </w:rPr>
+        <w:t xml:space="preserve">Another useful </w:t>
+      </w:r>
+      <w:r>
+        <w:rPr>
+          <w:b/>
+        </w:rPr>
+        <w:t>boundary</w:t>
+      </w:r>
+      <w:r>
+        <w:rPr>
+          <w:b w:val="0"/>
+        </w:rPr>
+        <w:t xml:space="preserve"> is 8 minutes with No: equality should allow B2, while 7 No has no match. Keep both quiet values in your wider plan because No does not mean nonquiet only.</w:t>
       </w:r>
     </w:p>
     <w:p>
@@ -649,8 +1357,26 @@
       </w:r>
     </w:p>
     <w:p>
-      <w:r>
-        <w:t>Point to the input, the deciding step and the result in this week’s visual. Explain the same step in ordinary words. A picture helps when you can say what each part represents.</w:t>
+      <w:pPr>
+        <w:spacing w:line="336" w:lineRule="auto" w:after="180"/>
+      </w:pPr>
+      <w:r>
+        <w:rPr>
+          <w:b w:val="0"/>
+        </w:rPr>
+        <w:t xml:space="preserve">Point to the </w:t>
+      </w:r>
+      <w:r>
+        <w:rPr>
+          <w:b/>
+        </w:rPr>
+        <w:t>input</w:t>
+      </w:r>
+      <w:r>
+        <w:rPr>
+          <w:b w:val="0"/>
+        </w:rPr>
+        <w:t>, the deciding step and the result in this week’s visual. Explain the same step in ordinary words. A picture helps when you can say what each part represents.</w:t>
       </w:r>
     </w:p>
     <w:p>
@@ -663,6 +1389,17 @@
     </w:p>
     <w:p>
       <w:r>
+        <w:t>Compare the supplied cases for Test Edge Cases and Fairness. Identify the detail that changes the conclusion.</w:t>
+      </w:r>
+    </w:p>
+    <w:p>
+      <w:pPr>
+        <w:spacing w:line="336" w:lineRule="auto" w:after="180"/>
+      </w:pPr>
+      <w:r>
+        <w:rPr>
+          <w:b/>
+        </w:rPr>
         <w:t>PICTURE GALLERY</w:t>
       </w:r>
     </w:p>
@@ -675,8 +1412,26 @@
       </w:r>
     </w:p>
     <w:p>
-      <w:r>
-        <w:t>Use the visual cue, then read the evidence carefully.</w:t>
+      <w:pPr>
+        <w:spacing w:line="336" w:lineRule="auto" w:after="180"/>
+      </w:pPr>
+      <w:r>
+        <w:rPr>
+          <w:b w:val="0"/>
+        </w:rPr>
+        <w:t xml:space="preserve">Use the visual cue, then read the </w:t>
+      </w:r>
+      <w:r>
+        <w:rPr>
+          <w:b/>
+        </w:rPr>
+        <w:t>evidence</w:t>
+      </w:r>
+      <w:r>
+        <w:rPr>
+          <w:b w:val="0"/>
+        </w:rPr>
+        <w:t xml:space="preserve"> carefully.</w:t>
       </w:r>
     </w:p>
     <w:p>
@@ -824,55 +1579,266 @@
       </w:r>
     </w:p>
     <w:p>
-      <w:r>
-        <w:t>CASE 1 — Worn label  Clue: text partly missing. Meaning: degraded input.</w:t>
-      </w:r>
-    </w:p>
-    <w:p>
-      <w:r>
-        <w:t>CASE 2 — Two-bin object  Clue: categories overlap. Meaning: boundary case.</w:t>
-      </w:r>
-    </w:p>
-    <w:p>
-      <w:r>
+      <w:pPr>
+        <w:pStyle w:val="Heading3"/>
+      </w:pPr>
+      <w:r>
+        <w:t>The case to investigate</w:t>
+      </w:r>
+    </w:p>
+    <w:p>
+      <w:pPr>
+        <w:spacing w:line="336" w:lineRule="auto" w:after="180"/>
+        <w:shd w:fill="F1F6FC"/>
+      </w:pPr>
+      <w:r>
+        <w:rPr>
+          <w:b w:val="0"/>
+        </w:rPr>
+        <w:t xml:space="preserve">CASE 1 — Worn label  Clue: text partly missing. Meaning: degraded </w:t>
+      </w:r>
+      <w:r>
+        <w:rPr>
+          <w:b/>
+        </w:rPr>
+        <w:t>input</w:t>
+      </w:r>
+      <w:r>
+        <w:rPr>
+          <w:b w:val="0"/>
+        </w:rPr>
+        <w:t>.</w:t>
+      </w:r>
+    </w:p>
+    <w:p>
+      <w:pPr>
+        <w:pStyle w:val="Heading3"/>
+      </w:pPr>
+      <w:r>
+        <w:t>The case to investigate</w:t>
+      </w:r>
+    </w:p>
+    <w:p>
+      <w:pPr>
+        <w:spacing w:line="336" w:lineRule="auto" w:after="180"/>
+        <w:shd w:fill="F1F6FC"/>
+      </w:pPr>
+      <w:r>
+        <w:rPr>
+          <w:b w:val="0"/>
+        </w:rPr>
+        <w:t xml:space="preserve">CASE 2 — Two-bin object  Clue: categories overlap. Meaning: </w:t>
+      </w:r>
+      <w:r>
+        <w:rPr>
+          <w:b/>
+        </w:rPr>
+        <w:t>boundary</w:t>
+      </w:r>
+      <w:r>
+        <w:rPr>
+          <w:b w:val="0"/>
+        </w:rPr>
+        <w:t xml:space="preserve"> case.</w:t>
+      </w:r>
+    </w:p>
+    <w:p>
+      <w:pPr>
+        <w:pStyle w:val="Heading3"/>
+      </w:pPr>
+      <w:r>
+        <w:t>The case to investigate</w:t>
+      </w:r>
+    </w:p>
+    <w:p>
+      <w:pPr>
+        <w:spacing w:line="336" w:lineRule="auto" w:after="180"/>
+        <w:shd w:fill="F1F6FC"/>
+      </w:pPr>
+      <w:r>
+        <w:rPr>
+          <w:b w:val="0"/>
+        </w:rPr>
         <w:t>CASE 3 — Different language  Clue: label format changes. Meaning: access/fairness case.</w:t>
       </w:r>
     </w:p>
     <w:p>
-      <w:r>
-        <w:t>CASE 4 — Blank card  Clue: required input absent. Meaning: missing-data case.</w:t>
-      </w:r>
-    </w:p>
-    <w:p>
-      <w:r>
-        <w:t>BOUNDARY  Edge cases are not excuses to blame users for being unusual; they are evidence about design limits.</w:t>
-      </w:r>
-    </w:p>
-    <w:p>
-      <w:r>
-        <w:t>Which two pictures are easiest to confuse? What evidence separates them?</w:t>
-      </w:r>
-    </w:p>
-    <w:p>
       <w:pPr>
         <w:pStyle w:val="Heading3"/>
       </w:pPr>
       <w:r>
+        <w:t>The case to investigate</w:t>
+      </w:r>
+    </w:p>
+    <w:p>
+      <w:pPr>
+        <w:spacing w:line="336" w:lineRule="auto" w:after="180"/>
+        <w:shd w:fill="F1F6FC"/>
+      </w:pPr>
+      <w:r>
+        <w:rPr>
+          <w:b w:val="0"/>
+        </w:rPr>
+        <w:t xml:space="preserve">CASE 4 — Blank card  Clue: required </w:t>
+      </w:r>
+      <w:r>
+        <w:rPr>
+          <w:b/>
+        </w:rPr>
+        <w:t>input</w:t>
+      </w:r>
+      <w:r>
+        <w:rPr>
+          <w:b w:val="0"/>
+        </w:rPr>
+        <w:t xml:space="preserve"> absent. Meaning: missing-data case.</w:t>
+      </w:r>
+    </w:p>
+    <w:p>
+      <w:pPr>
+        <w:pStyle w:val="Heading3"/>
+      </w:pPr>
+      <w:r>
+        <w:t>Keep this boundary clear</w:t>
+      </w:r>
+    </w:p>
+    <w:p>
+      <w:pPr>
+        <w:spacing w:line="336" w:lineRule="auto" w:after="180"/>
+        <w:shd w:fill="FFF5E6"/>
+      </w:pPr>
+      <w:r>
+        <w:rPr>
+          <w:b/>
+        </w:rPr>
+        <w:t>BOUNDARY</w:t>
+      </w:r>
+      <w:r>
+        <w:rPr>
+          <w:b w:val="0"/>
+        </w:rPr>
+        <w:t xml:space="preserve">  </w:t>
+      </w:r>
+      <w:r>
+        <w:rPr>
+          <w:b/>
+        </w:rPr>
+        <w:t>Edge case</w:t>
+      </w:r>
+      <w:r>
+        <w:rPr>
+          <w:b w:val="0"/>
+        </w:rPr>
+        <w:t xml:space="preserve">s are not excuses to blame users for being unusual; they are </w:t>
+      </w:r>
+      <w:r>
+        <w:rPr>
+          <w:b/>
+        </w:rPr>
+        <w:t>evidence</w:t>
+      </w:r>
+      <w:r>
+        <w:rPr>
+          <w:b w:val="0"/>
+        </w:rPr>
+        <w:t xml:space="preserve"> about design limits.</w:t>
+      </w:r>
+    </w:p>
+    <w:p>
+      <w:pPr>
+        <w:spacing w:line="336" w:lineRule="auto" w:after="180"/>
+        <w:shd w:fill="F5F1FB"/>
+      </w:pPr>
+      <w:r>
+        <w:rPr>
+          <w:b w:val="0"/>
+        </w:rPr>
+        <w:t xml:space="preserve">Which two pictures are easiest to confuse? What </w:t>
+      </w:r>
+      <w:r>
+        <w:rPr>
+          <w:b/>
+        </w:rPr>
+        <w:t>evidence</w:t>
+      </w:r>
+      <w:r>
+        <w:rPr>
+          <w:b w:val="0"/>
+        </w:rPr>
+        <w:t xml:space="preserve"> separates them?</w:t>
+      </w:r>
+    </w:p>
+    <w:p>
+      <w:pPr>
+        <w:pStyle w:val="Heading3"/>
+      </w:pPr>
+      <w:r>
         <w:t>Change one thing in the pictured case</w:t>
       </w:r>
     </w:p>
     <w:p>
-      <w:r>
+      <w:pPr>
+        <w:pStyle w:val="Heading3"/>
+      </w:pPr>
+      <w:r>
+        <w:t>Change one thing</w:t>
+      </w:r>
+    </w:p>
+    <w:p>
+      <w:pPr>
+        <w:spacing w:line="336" w:lineRule="auto" w:after="180"/>
+        <w:shd w:fill="F5F1FB"/>
+      </w:pPr>
+      <w:r>
+        <w:rPr>
+          <w:b w:val="0"/>
+        </w:rPr>
         <w:t>Change: Faulty code uses duration strictly below available time.</w:t>
       </w:r>
     </w:p>
     <w:p>
-      <w:r>
-        <w:t>Prediction: Request 6 now wrongly returns none.</w:t>
-      </w:r>
-    </w:p>
-    <w:p>
-      <w:r>
+      <w:pPr>
+        <w:pStyle w:val="Heading3"/>
+      </w:pPr>
+      <w:r>
+        <w:t>Predicted result</w:t>
+      </w:r>
+    </w:p>
+    <w:p>
+      <w:pPr>
+        <w:spacing w:line="336" w:lineRule="auto" w:after="180"/>
+        <w:shd w:fill="F1F6FC"/>
+      </w:pPr>
+      <w:r>
+        <w:rPr>
+          <w:b/>
+        </w:rPr>
+        <w:t>Prediction</w:t>
+      </w:r>
+      <w:r>
+        <w:rPr>
+          <w:b w:val="0"/>
+        </w:rPr>
+        <w:t>: Request 6 now wrongly returns none.</w:t>
+      </w:r>
+    </w:p>
+    <w:p>
+      <w:pPr>
+        <w:pStyle w:val="Heading3"/>
+      </w:pPr>
+      <w:r>
+        <w:t>Why the result follows</w:t>
+      </w:r>
+    </w:p>
+    <w:p>
+      <w:pPr>
+        <w:spacing w:line="336" w:lineRule="auto" w:after="180"/>
+        <w:shd w:fill="F1F6FC"/>
+      </w:pPr>
+      <w:r>
+        <w:rPr>
+          <w:b w:val="0"/>
+        </w:rPr>
         <w:t>Reason: A’s duration equals the available time and should be eligible under at most.</w:t>
       </w:r>
     </w:p>
@@ -886,6 +1852,17 @@
     </w:p>
     <w:p>
       <w:r>
+        <w:t>Use the vocabulary of Test Edge Cases and Fairness to explain a concrete decision, rather than only memorising definitions.</w:t>
+      </w:r>
+    </w:p>
+    <w:p>
+      <w:pPr>
+        <w:spacing w:line="336" w:lineRule="auto" w:after="180"/>
+      </w:pPr>
+      <w:r>
+        <w:rPr>
+          <w:b/>
+        </w:rPr>
         <w:t>VOCABULARY</w:t>
       </w:r>
     </w:p>
@@ -898,7 +1875,13 @@
       </w:r>
     </w:p>
     <w:p>
-      <w:r>
+      <w:pPr>
+        <w:spacing w:line="336" w:lineRule="auto" w:after="180"/>
+      </w:pPr>
+      <w:r>
+        <w:rPr>
+          <w:b w:val="0"/>
+        </w:rPr>
         <w:t>The badge is a memory cue; the definition does the real thinking work.</w:t>
       </w:r>
     </w:p>
@@ -1222,17 +2205,57 @@
       </w:r>
     </w:p>
     <w:p>
-      <w:r>
+      <w:pPr>
+        <w:pStyle w:val="Heading3"/>
+      </w:pPr>
+      <w:r>
+        <w:t>Find the unsupported claim</w:t>
+      </w:r>
+    </w:p>
+    <w:p>
+      <w:pPr>
+        <w:spacing w:line="336" w:lineRule="auto" w:after="180"/>
+        <w:shd w:fill="F5F1FB"/>
+      </w:pPr>
+      <w:r>
+        <w:rPr>
+          <w:b w:val="0"/>
+        </w:rPr>
         <w:t>CLAIM TO REPAIR  Rare cases do not matter.</w:t>
       </w:r>
     </w:p>
     <w:p>
-      <w:r>
-        <w:t>Use one vocabulary word and one piece of evidence to repair it:</w:t>
-      </w:r>
-    </w:p>
-    <w:p>
-      <w:r>
+      <w:pPr>
+        <w:spacing w:line="336" w:lineRule="auto" w:after="180"/>
+      </w:pPr>
+      <w:r>
+        <w:rPr>
+          <w:b w:val="0"/>
+        </w:rPr>
+        <w:t xml:space="preserve">Use one vocabulary word and one piece of </w:t>
+      </w:r>
+      <w:r>
+        <w:rPr>
+          <w:b/>
+        </w:rPr>
+        <w:t>evidence</w:t>
+      </w:r>
+      <w:r>
+        <w:rPr>
+          <w:b w:val="0"/>
+        </w:rPr>
+        <w:t xml:space="preserve"> to repair it:</w:t>
+      </w:r>
+    </w:p>
+    <w:p>
+      <w:pPr>
+        <w:spacing w:line="336" w:lineRule="auto" w:after="180"/>
+        <w:shd w:fill="EDF7F3"/>
+      </w:pPr>
+      <w:r>
+        <w:rPr>
+          <w:b w:val="0"/>
+        </w:rPr>
         <w:t>WORD POWER  A strong definition helps you decide something in a new case.</w:t>
       </w:r>
     </w:p>
@@ -1400,6 +2423,17 @@
     </w:p>
     <w:p>
       <w:r>
+        <w:t>Follow the worked trace for Test Edge Cases and Fairness, predict a step, then compare with its explanation.</w:t>
+      </w:r>
+    </w:p>
+    <w:p>
+      <w:pPr>
+        <w:spacing w:line="336" w:lineRule="auto" w:after="180"/>
+      </w:pPr>
+      <w:r>
+        <w:rPr>
+          <w:b/>
+        </w:rPr>
         <w:t>WORKED EXAMPLE</w:t>
       </w:r>
     </w:p>
@@ -1412,8 +2446,26 @@
       </w:r>
     </w:p>
     <w:p>
-      <w:r>
-        <w:t>Every step connects a claim to observable evidence.</w:t>
+      <w:pPr>
+        <w:spacing w:line="336" w:lineRule="auto" w:after="180"/>
+      </w:pPr>
+      <w:r>
+        <w:rPr>
+          <w:b w:val="0"/>
+        </w:rPr>
+        <w:t xml:space="preserve">Every step connects a claim to observable </w:t>
+      </w:r>
+      <w:r>
+        <w:rPr>
+          <w:b/>
+        </w:rPr>
+        <w:t>evidence</w:t>
+      </w:r>
+      <w:r>
+        <w:rPr>
+          <w:b w:val="0"/>
+        </w:rPr>
+        <w:t>.</w:t>
       </w:r>
     </w:p>
     <w:p>
@@ -1453,38 +2505,183 @@
       </w:r>
     </w:p>
     <w:p>
-      <w:r>
-        <w:t>CASE  A worn notebook, multilingual label, partly hidden item, and object fitting two bins reveal assumptions normal tests miss.</w:t>
-      </w:r>
-    </w:p>
-    <w:p>
-      <w:r>
+      <w:pPr>
+        <w:pStyle w:val="Heading3"/>
+      </w:pPr>
+      <w:r>
+        <w:t>The case to investigate</w:t>
+      </w:r>
+    </w:p>
+    <w:p>
+      <w:pPr>
+        <w:spacing w:line="336" w:lineRule="auto" w:after="180"/>
+        <w:shd w:fill="F1F6FC"/>
+      </w:pPr>
+      <w:r>
+        <w:rPr>
+          <w:b w:val="0"/>
+        </w:rPr>
+        <w:t xml:space="preserve">CASE  A worn notebook, multilingual label, partly hidden item, and object </w:t>
+      </w:r>
+      <w:r>
+        <w:rPr>
+          <w:b/>
+        </w:rPr>
+        <w:t>fitting</w:t>
+      </w:r>
+      <w:r>
+        <w:rPr>
+          <w:b w:val="0"/>
+        </w:rPr>
+        <w:t xml:space="preserve"> two bins reveal assumptions normal tests miss.</w:t>
+      </w:r>
+    </w:p>
+    <w:p>
+      <w:pPr>
+        <w:pStyle w:val="Heading3"/>
+      </w:pPr>
+      <w:r>
+        <w:t>Step 1</w:t>
+      </w:r>
+    </w:p>
+    <w:p>
+      <w:pPr>
+        <w:spacing w:line="336" w:lineRule="auto" w:after="180"/>
+        <w:shd w:fill="F4F9FC"/>
+      </w:pPr>
+      <w:r>
+        <w:rPr>
+          <w:b w:val="0"/>
+        </w:rPr>
         <w:t>STEP 1 — OBSERVE  planned edge and subgroup cases</w:t>
       </w:r>
     </w:p>
     <w:p>
-      <w:r>
+      <w:pPr>
+        <w:pStyle w:val="Heading3"/>
+      </w:pPr>
+      <w:r>
+        <w:t>Step 2</w:t>
+      </w:r>
+    </w:p>
+    <w:p>
+      <w:pPr>
+        <w:spacing w:line="336" w:lineRule="auto" w:after="180"/>
+        <w:shd w:fill="F4F9FC"/>
+      </w:pPr>
+      <w:r>
+        <w:rPr>
+          <w:b w:val="0"/>
+        </w:rPr>
         <w:t>STEP 2 — TRACE  run same version and compare error patterns</w:t>
       </w:r>
     </w:p>
     <w:p>
-      <w:r>
+      <w:pPr>
+        <w:pStyle w:val="Heading3"/>
+      </w:pPr>
+      <w:r>
+        <w:t>Step 3</w:t>
+      </w:r>
+    </w:p>
+    <w:p>
+      <w:pPr>
+        <w:spacing w:line="336" w:lineRule="auto" w:after="180"/>
+        <w:shd w:fill="F4F9FC"/>
+      </w:pPr>
+      <w:r>
+        <w:rPr>
+          <w:b w:val="0"/>
+        </w:rPr>
         <w:t>STEP 3 — CONCLUDE  documented gaps, harms, and repair priorities</w:t>
       </w:r>
     </w:p>
     <w:p>
-      <w:r>
+      <w:pPr>
+        <w:pStyle w:val="Heading3"/>
+      </w:pPr>
+      <w:r>
+        <w:t>Model answer</w:t>
+      </w:r>
+    </w:p>
+    <w:p>
+      <w:pPr>
+        <w:spacing w:line="336" w:lineRule="auto" w:after="180"/>
+        <w:shd w:fill="F1F6FC"/>
+      </w:pPr>
+      <w:r>
+        <w:rPr>
+          <w:b w:val="0"/>
+        </w:rPr>
         <w:t>MODEL REASONING  Use the same frozen prototype, log outcomes by condition, and compare error types. Prioritize failures with high burden or no usable fallback, then design a targeted repair without stereotyping users.</w:t>
       </w:r>
     </w:p>
     <w:p>
-      <w:r>
-        <w:t>DO NOT OVERCLAIM  Edge cases are not excuses to blame users for being unusual; they are evidence about design limits.</w:t>
-      </w:r>
-    </w:p>
-    <w:p>
-      <w:r>
-        <w:t>What new evidence could change this answer?</w:t>
+      <w:pPr>
+        <w:pStyle w:val="Heading3"/>
+      </w:pPr>
+      <w:r>
+        <w:t>A claim to avoid</w:t>
+      </w:r>
+    </w:p>
+    <w:p>
+      <w:pPr>
+        <w:spacing w:line="336" w:lineRule="auto" w:after="180"/>
+        <w:shd w:fill="FFF5E6"/>
+      </w:pPr>
+      <w:r>
+        <w:rPr>
+          <w:b w:val="0"/>
+        </w:rPr>
+        <w:t xml:space="preserve">DO NOT OVERCLAIM  </w:t>
+      </w:r>
+      <w:r>
+        <w:rPr>
+          <w:b/>
+        </w:rPr>
+        <w:t>Edge case</w:t>
+      </w:r>
+      <w:r>
+        <w:rPr>
+          <w:b w:val="0"/>
+        </w:rPr>
+        <w:t xml:space="preserve">s are not excuses to blame users for being unusual; they are </w:t>
+      </w:r>
+      <w:r>
+        <w:rPr>
+          <w:b/>
+        </w:rPr>
+        <w:t>evidence</w:t>
+      </w:r>
+      <w:r>
+        <w:rPr>
+          <w:b w:val="0"/>
+        </w:rPr>
+        <w:t xml:space="preserve"> about design limits.</w:t>
+      </w:r>
+    </w:p>
+    <w:p>
+      <w:pPr>
+        <w:spacing w:line="336" w:lineRule="auto" w:after="180"/>
+        <w:shd w:fill="F5F1FB"/>
+      </w:pPr>
+      <w:r>
+        <w:rPr>
+          <w:b w:val="0"/>
+        </w:rPr>
+        <w:t xml:space="preserve">What new </w:t>
+      </w:r>
+      <w:r>
+        <w:rPr>
+          <w:b/>
+        </w:rPr>
+        <w:t>evidence</w:t>
+      </w:r>
+      <w:r>
+        <w:rPr>
+          <w:b w:val="0"/>
+        </w:rPr>
+        <w:t xml:space="preserve"> could change this answer?</w:t>
       </w:r>
     </w:p>
     <w:p>
@@ -1735,25 +2932,109 @@
       </w:tr>
     </w:tbl>
     <w:p>
-      <w:r>
-        <w:t>The accepted range and activity durations are different kinds of boundary. Zero belongs to the valid range even though no activity fits. Thirty also belongs to it. A negative time, such as minus one minute, is below zero and invalid. Do not change a blank to zero, round 10.5 to 10 or turn a blank quiet choice into No. Ask for the field to be corrected and start a new validated run.</w:t>
-      </w:r>
-    </w:p>
-    <w:p>
-      <w:r>
-        <w:t>A test record should say whether a search is expected to begin. Clarification should name the field needing correction; it should not claim the catalogue has no suitable activity. Test an unrecognised quiet value such as Maybe as well as a missing value. These check different forms of unusable input.</w:t>
-      </w:r>
-    </w:p>
-    <w:p>
       <w:pPr>
         <w:pStyle w:val="Heading3"/>
       </w:pPr>
       <w:r>
+        <w:t>Worked explanation · Test Edge Cases and Fairness</w:t>
+      </w:r>
+    </w:p>
+    <w:p>
+      <w:pPr>
+        <w:spacing w:line="336" w:lineRule="auto" w:after="180"/>
+        <w:shd w:fill="F1F6FC"/>
+      </w:pPr>
+      <w:r>
+        <w:rPr>
+          <w:b w:val="0"/>
+        </w:rPr>
+        <w:t xml:space="preserve">The accepted range and activity durations are different kinds of </w:t>
+      </w:r>
+      <w:r>
+        <w:rPr>
+          <w:b/>
+        </w:rPr>
+        <w:t>boundary</w:t>
+      </w:r>
+      <w:r>
+        <w:rPr>
+          <w:b w:val="0"/>
+        </w:rPr>
+        <w:t>. Zero belongs to the valid range even though no activity fits. Thirty also belongs to it.</w:t>
+      </w:r>
+    </w:p>
+    <w:p>
+      <w:pPr>
+        <w:spacing w:line="336" w:lineRule="auto" w:after="180"/>
+        <w:shd w:fill="F1F6FC"/>
+      </w:pPr>
+      <w:r>
+        <w:rPr>
+          <w:b w:val="0"/>
+        </w:rPr>
+        <w:t>A negative time, such as minus one minute, is below zero and invalid. Do not change a blank to zero, round 10.5 to 10 or turn a blank quiet choice into No. Ask for the field to be corrected and start a new validated run.</w:t>
+      </w:r>
+    </w:p>
+    <w:p>
+      <w:pPr>
+        <w:pStyle w:val="Heading3"/>
+      </w:pPr>
+      <w:r>
+        <w:t>Worked explanation · Test Edge Cases and Fairness</w:t>
+      </w:r>
+    </w:p>
+    <w:p>
+      <w:pPr>
+        <w:spacing w:line="336" w:lineRule="auto" w:after="180"/>
+        <w:shd w:fill="F1F6FC"/>
+      </w:pPr>
+      <w:r>
+        <w:rPr>
+          <w:b w:val="0"/>
+        </w:rPr>
+        <w:t>A test record should say whether a search is expected to begin. Clarification should name the field needing correction; it should not claim the catalogue has no suitable activity.</w:t>
+      </w:r>
+    </w:p>
+    <w:p>
+      <w:pPr>
+        <w:spacing w:line="336" w:lineRule="auto" w:after="180"/>
+        <w:shd w:fill="F1F6FC"/>
+      </w:pPr>
+      <w:r>
+        <w:rPr>
+          <w:b w:val="0"/>
+        </w:rPr>
+        <w:t xml:space="preserve">Test an unrecognised quiet value such as Maybe as well as a missing value. These check different forms of unusable </w:t>
+      </w:r>
+      <w:r>
+        <w:rPr>
+          <w:b/>
+        </w:rPr>
+        <w:t>input</w:t>
+      </w:r>
+      <w:r>
+        <w:rPr>
+          <w:b w:val="0"/>
+        </w:rPr>
+        <w:t>.</w:t>
+      </w:r>
+    </w:p>
+    <w:p>
+      <w:pPr>
+        <w:pStyle w:val="Heading3"/>
+      </w:pPr>
+      <w:r>
         <w:t>Learn from the worked case</w:t>
       </w:r>
     </w:p>
     <w:p>
-      <w:r>
+      <w:pPr>
+        <w:spacing w:line="336" w:lineRule="auto" w:after="180"/>
+      </w:pPr>
+      <w:r>
+        <w:rPr>
+          <w:b w:val="0"/>
+        </w:rPr>
         <w:t>Cover the result before checking it. Say what is given, choose the procedure, and follow one step at a time. Then uncover the result and explain your first mismatch. Ask why a step is allowed, not only what number it produces.</w:t>
       </w:r>
     </w:p>
@@ -1766,7 +3047,13 @@
       </w:r>
     </w:p>
     <w:p>
-      <w:r>
+      <w:pPr>
+        <w:spacing w:line="336" w:lineRule="auto" w:after="180"/>
+      </w:pPr>
+      <w:r>
+        <w:rPr>
+          <w:b w:val="0"/>
+        </w:rPr>
         <w:t>A fictional craft-book chooser accepts requests for whole available minutes from 0 to 20.</w:t>
       </w:r>
     </w:p>
@@ -1779,12 +3066,42 @@
       </w:r>
     </w:p>
     <w:p>
-      <w:r>
+      <w:pPr>
+        <w:pStyle w:val="Heading3"/>
+      </w:pPr>
+      <w:r>
+        <w:t>Supplied facts</w:t>
+      </w:r>
+    </w:p>
+    <w:p>
+      <w:pPr>
+        <w:spacing w:line="336" w:lineRule="auto" w:after="180"/>
+        <w:shd w:fill="F1F6FC"/>
+      </w:pPr>
+      <w:r>
+        <w:rPr>
+          <w:b w:val="0"/>
+        </w:rPr>
         <w:t>Booklet A takes 6 minutes; B takes 12. Return first duration at most available time.</w:t>
       </w:r>
     </w:p>
     <w:p>
-      <w:r>
+      <w:pPr>
+        <w:pStyle w:val="Heading3"/>
+      </w:pPr>
+      <w:r>
+        <w:t>Supplied facts</w:t>
+      </w:r>
+    </w:p>
+    <w:p>
+      <w:pPr>
+        <w:spacing w:line="336" w:lineRule="auto" w:after="180"/>
+        <w:shd w:fill="F1F6FC"/>
+      </w:pPr>
+      <w:r>
+        <w:rPr>
+          <w:b w:val="0"/>
+        </w:rPr>
         <w:t>Check 5,6,7; also 0,20,21 and blank. Same catalogue applies to every user.</w:t>
       </w:r>
     </w:p>
@@ -1970,30 +3287,150 @@
       </w:r>
     </w:p>
     <w:p>
-      <w:r>
-        <w:t>Adjacent values below, at and above 6 expose an accidental strict inequality. Zero is valid even though no activity fits. The top valid input does not require selecting the longest activity: catalogue order still controls selection. Coverage also asks whose conditions were tested, which cannot be inferred from these numbers alone.</w:t>
-      </w:r>
-    </w:p>
-    <w:p>
       <w:pPr>
         <w:pStyle w:val="Heading3"/>
       </w:pPr>
       <w:r>
+        <w:t>Why the result follows</w:t>
+      </w:r>
+    </w:p>
+    <w:p>
+      <w:pPr>
+        <w:spacing w:line="336" w:lineRule="auto" w:after="180"/>
+        <w:shd w:fill="F1F6FC"/>
+      </w:pPr>
+      <w:r>
+        <w:rPr>
+          <w:b w:val="0"/>
+        </w:rPr>
+        <w:t>Adjacent values below, at and above 6 expose an accidental strict inequality. Zero is valid even though no activity fits.</w:t>
+      </w:r>
+    </w:p>
+    <w:p>
+      <w:pPr>
+        <w:spacing w:line="336" w:lineRule="auto" w:after="180"/>
+        <w:shd w:fill="F1F6FC"/>
+      </w:pPr>
+      <w:r>
+        <w:rPr>
+          <w:b w:val="0"/>
+        </w:rPr>
+        <w:t xml:space="preserve">The top valid </w:t>
+      </w:r>
+      <w:r>
+        <w:rPr>
+          <w:b/>
+        </w:rPr>
+        <w:t>input</w:t>
+      </w:r>
+      <w:r>
+        <w:rPr>
+          <w:b w:val="0"/>
+        </w:rPr>
+        <w:t xml:space="preserve"> does not require selecting the longest activity: catalogue order still controls selection. Coverage also asks whose conditions were tested, which cannot be inferred from these numbers alone.</w:t>
+      </w:r>
+    </w:p>
+    <w:p>
+      <w:pPr>
+        <w:pStyle w:val="Heading3"/>
+      </w:pPr>
+      <w:r>
         <w:t>What this example does not establish</w:t>
       </w:r>
     </w:p>
     <w:p>
-      <w:r>
-        <w:t>Equal written rules do not prove equally good outcomes for every group; actual condition-specific evidence is still needed.</w:t>
-      </w:r>
-    </w:p>
-    <w:p>
-      <w:r>
-        <w:t>Read the labelled picture: Which single boundary run most directly detects the strict-comparison bug, and why?</w:t>
-      </w:r>
-    </w:p>
-    <w:p>
-      <w:r>
+      <w:pPr>
+        <w:pStyle w:val="Heading3"/>
+      </w:pPr>
+      <w:r>
+        <w:t>Keep the stated limit</w:t>
+      </w:r>
+    </w:p>
+    <w:p>
+      <w:pPr>
+        <w:spacing w:line="336" w:lineRule="auto" w:after="180"/>
+        <w:shd w:fill="FFF5E6"/>
+      </w:pPr>
+      <w:r>
+        <w:rPr>
+          <w:b w:val="0"/>
+        </w:rPr>
+        <w:t xml:space="preserve">Equal </w:t>
+      </w:r>
+      <w:r>
+        <w:rPr>
+          <w:b/>
+        </w:rPr>
+        <w:t>written rule</w:t>
+      </w:r>
+      <w:r>
+        <w:rPr>
+          <w:b w:val="0"/>
+        </w:rPr>
+        <w:t xml:space="preserve">s do not prove equally good outcomes for every group; actual condition-specific </w:t>
+      </w:r>
+      <w:r>
+        <w:rPr>
+          <w:b/>
+        </w:rPr>
+        <w:t>evidence</w:t>
+      </w:r>
+      <w:r>
+        <w:rPr>
+          <w:b w:val="0"/>
+        </w:rPr>
+        <w:t xml:space="preserve"> is still needed.</w:t>
+      </w:r>
+    </w:p>
+    <w:p>
+      <w:pPr>
+        <w:pStyle w:val="Heading3"/>
+      </w:pPr>
+      <w:r>
+        <w:t>Keep the stated limit</w:t>
+      </w:r>
+    </w:p>
+    <w:p>
+      <w:pPr>
+        <w:spacing w:line="336" w:lineRule="auto" w:after="180"/>
+        <w:shd w:fill="FFF5E6"/>
+      </w:pPr>
+      <w:r>
+        <w:rPr>
+          <w:b w:val="0"/>
+        </w:rPr>
+        <w:t xml:space="preserve">Read the labelled picture: Which single </w:t>
+      </w:r>
+      <w:r>
+        <w:rPr>
+          <w:b/>
+        </w:rPr>
+        <w:t>boundary</w:t>
+      </w:r>
+      <w:r>
+        <w:rPr>
+          <w:b w:val="0"/>
+        </w:rPr>
+        <w:t xml:space="preserve"> run most directly detects the strict-comparison bug, and why?</w:t>
+      </w:r>
+    </w:p>
+    <w:p>
+      <w:pPr>
+        <w:pStyle w:val="Heading3"/>
+      </w:pPr>
+      <w:r>
+        <w:t>Keep the stated limit</w:t>
+      </w:r>
+    </w:p>
+    <w:p>
+      <w:pPr>
+        <w:spacing w:line="336" w:lineRule="auto" w:after="180"/>
+        <w:shd w:fill="FFF5E6"/>
+      </w:pPr>
+      <w:r>
+        <w:rPr>
+          <w:b w:val="0"/>
+        </w:rPr>
         <w:t>Change one thing: Faulty code uses duration strictly below available time. Predict the result before checking the explanation. What remains the same?</w:t>
       </w:r>
     </w:p>
@@ -2007,6 +3444,17 @@
     </w:p>
     <w:p>
       <w:r>
+        <w:t>Find the unsupported step in the Test Edge Cases and Fairness claim and explain a repair using the supplied evidence.</w:t>
+      </w:r>
+    </w:p>
+    <w:p>
+      <w:pPr>
+        <w:spacing w:line="336" w:lineRule="auto" w:after="180"/>
+      </w:pPr>
+      <w:r>
+        <w:rPr>
+          <w:b/>
+        </w:rPr>
         <w:t>COMPARE</w:t>
       </w:r>
     </w:p>
@@ -2019,8 +3467,26 @@
       </w:r>
     </w:p>
     <w:p>
-      <w:r>
-        <w:t>A comparison helps reveal the true concept boundary.</w:t>
+      <w:pPr>
+        <w:spacing w:line="336" w:lineRule="auto" w:after="180"/>
+      </w:pPr>
+      <w:r>
+        <w:rPr>
+          <w:b w:val="0"/>
+        </w:rPr>
+        <w:t xml:space="preserve">A comparison helps reveal the true concept </w:t>
+      </w:r>
+      <w:r>
+        <w:rPr>
+          <w:b/>
+        </w:rPr>
+        <w:t>boundary</w:t>
+      </w:r>
+      <w:r>
+        <w:rPr>
+          <w:b w:val="0"/>
+        </w:rPr>
+        <w:t>.</w:t>
       </w:r>
     </w:p>
     <w:tbl>
@@ -2207,53 +3673,200 @@
       </w:r>
     </w:p>
     <w:p>
-      <w:r>
+      <w:pPr>
+        <w:pStyle w:val="Heading3"/>
+      </w:pPr>
+      <w:r>
+        <w:t>Challenge claim A</w:t>
+      </w:r>
+    </w:p>
+    <w:p>
+      <w:pPr>
+        <w:spacing w:line="336" w:lineRule="auto" w:after="180"/>
+        <w:shd w:fill="F5F1FB"/>
+      </w:pPr>
+      <w:r>
+        <w:rPr>
+          <w:b w:val="0"/>
+        </w:rPr>
         <w:t>CLAIM A  Rare cases do not matter.</w:t>
       </w:r>
     </w:p>
     <w:p>
-      <w:r>
+      <w:pPr>
+        <w:spacing w:line="336" w:lineRule="auto" w:after="180"/>
+      </w:pPr>
+      <w:r>
+        <w:rPr>
+          <w:b w:val="0"/>
+        </w:rPr>
         <w:t>Repair:</w:t>
       </w:r>
     </w:p>
     <w:p>
-      <w:r>
+      <w:pPr>
+        <w:pStyle w:val="Heading3"/>
+      </w:pPr>
+      <w:r>
+        <w:t>Challenge claim B</w:t>
+      </w:r>
+    </w:p>
+    <w:p>
+      <w:pPr>
+        <w:spacing w:line="336" w:lineRule="auto" w:after="180"/>
+        <w:shd w:fill="F5F1FB"/>
+      </w:pPr>
+      <w:r>
+        <w:rPr>
+          <w:b w:val="0"/>
+        </w:rPr>
         <w:t>CLAIM B  One special test represents every member of a subgroup.</w:t>
       </w:r>
     </w:p>
     <w:p>
-      <w:r>
+      <w:pPr>
+        <w:spacing w:line="336" w:lineRule="auto" w:after="180"/>
+      </w:pPr>
+      <w:r>
+        <w:rPr>
+          <w:b w:val="0"/>
+        </w:rPr>
         <w:t>Repair:</w:t>
       </w:r>
     </w:p>
     <w:p>
-      <w:r>
-        <w:t>STRONG ANSWER FRAME  I claim ______ because the evidence shows ______. The process is ______. One limit is ______.</w:t>
-      </w:r>
-    </w:p>
-    <w:p>
       <w:pPr>
         <w:pStyle w:val="Heading3"/>
       </w:pPr>
       <w:r>
+        <w:t>A frame for explaining</w:t>
+      </w:r>
+    </w:p>
+    <w:p>
+      <w:pPr>
+        <w:spacing w:line="336" w:lineRule="auto" w:after="180"/>
+        <w:shd w:fill="F1F6FC"/>
+      </w:pPr>
+      <w:r>
+        <w:rPr>
+          <w:b w:val="0"/>
+        </w:rPr>
+        <w:t xml:space="preserve">STRONG ANSWER FRAME  I claim ______ because the </w:t>
+      </w:r>
+      <w:r>
+        <w:rPr>
+          <w:b/>
+        </w:rPr>
+        <w:t>evidence</w:t>
+      </w:r>
+      <w:r>
+        <w:rPr>
+          <w:b w:val="0"/>
+        </w:rPr>
+        <w:t xml:space="preserve"> shows ______. The </w:t>
+      </w:r>
+      <w:r>
+        <w:rPr>
+          <w:b/>
+        </w:rPr>
+        <w:t>process</w:t>
+      </w:r>
+      <w:r>
+        <w:rPr>
+          <w:b w:val="0"/>
+        </w:rPr>
+        <w:t xml:space="preserve"> is ______. One limit is ______.</w:t>
+      </w:r>
+    </w:p>
+    <w:p>
+      <w:pPr>
+        <w:pStyle w:val="Heading3"/>
+      </w:pPr>
+      <w:r>
         <w:t>A closer explanation</w:t>
       </w:r>
     </w:p>
     <w:p>
-      <w:r>
-        <w:t>Label each case by its purpose: time equality, accepted-range endpoint, invalid field or catalogue variation. Record the exact catalogue version and request, the expected output and explanation, and what actually happened. Compare the prototype with the manual baseline under identical conditions. Count every attempted case, retain failures, and distinguish cases not yet run from successful tests.</w:t>
-      </w:r>
-    </w:p>
-    <w:p>
-      <w:r>
-        <w:t>These are development tests that can guide repairs. Keep any final evaluation cases reserved by your teacher separate until the prototype version is fixed for evaluation. Even a broad development set does not establish real-world enjoyment, material availability or speed. Next week you will repair a located defect and check whether the change breaks behaviour that worked before.</w:t>
-      </w:r>
-    </w:p>
-    <w:p>
       <w:pPr>
         <w:pStyle w:val="Heading3"/>
       </w:pPr>
       <w:r>
+        <w:t>Check the claim against the facts</w:t>
+      </w:r>
+    </w:p>
+    <w:p>
+      <w:pPr>
+        <w:spacing w:line="336" w:lineRule="auto" w:after="180"/>
+        <w:shd w:fill="FFF5E6"/>
+      </w:pPr>
+      <w:r>
+        <w:rPr>
+          <w:b w:val="0"/>
+        </w:rPr>
+        <w:t xml:space="preserve">Label each case by its purpose: time equality, accepted-range endpoint, invalid field or catalogue variation. Record the exact catalogue version and request, the expected </w:t>
+      </w:r>
+      <w:r>
+        <w:rPr>
+          <w:b/>
+        </w:rPr>
+        <w:t>output</w:t>
+      </w:r>
+      <w:r>
+        <w:rPr>
+          <w:b w:val="0"/>
+        </w:rPr>
+        <w:t xml:space="preserve"> and explanation, and what actually happened.</w:t>
+      </w:r>
+    </w:p>
+    <w:p>
+      <w:pPr>
+        <w:spacing w:line="336" w:lineRule="auto" w:after="180"/>
+        <w:shd w:fill="FFF5E6"/>
+      </w:pPr>
+      <w:r>
+        <w:rPr>
+          <w:b w:val="0"/>
+        </w:rPr>
+        <w:t>Compare the prototype with the manual baseline under identical conditions. Count every attempted case, retain failures, and distinguish cases not yet run from successful tests.</w:t>
+      </w:r>
+    </w:p>
+    <w:p>
+      <w:pPr>
+        <w:pStyle w:val="Heading3"/>
+      </w:pPr>
+      <w:r>
+        <w:t>Check the claim against the facts</w:t>
+      </w:r>
+    </w:p>
+    <w:p>
+      <w:pPr>
+        <w:spacing w:line="336" w:lineRule="auto" w:after="180"/>
+        <w:shd w:fill="FFF5E6"/>
+      </w:pPr>
+      <w:r>
+        <w:rPr>
+          <w:b w:val="0"/>
+        </w:rPr>
+        <w:t>These are development tests that can guide repairs. Keep any final evaluation cases reserved by your teacher separate until the prototype version is fixed for evaluation.</w:t>
+      </w:r>
+    </w:p>
+    <w:p>
+      <w:pPr>
+        <w:spacing w:line="336" w:lineRule="auto" w:after="180"/>
+        <w:shd w:fill="FFF5E6"/>
+      </w:pPr>
+      <w:r>
+        <w:rPr>
+          <w:b w:val="0"/>
+        </w:rPr>
+        <w:t>Even a broad development set does not establish real-world enjoyment, material availability or speed. Next week you will repair a located defect and check whether the change breaks behaviour that worked before.</w:t>
+      </w:r>
+    </w:p>
+    <w:p>
+      <w:pPr>
+        <w:pStyle w:val="Heading3"/>
+      </w:pPr>
+      <w:r>
         <w:t>S passes the four routine cases but fails 10 Yes by reporting no match. Explain which comparison to inspect and why changing the expected answer to no match would be wrong. Give one additional equality case and one invalid-input case, including their expected outcomes.</w:t>
       </w:r>
     </w:p>
@@ -2287,6 +3900,17 @@
     </w:p>
     <w:p>
       <w:r>
+        <w:t>Practise Test Edge Cases and Fairness with support, then explain the deciding step in your own words.</w:t>
+      </w:r>
+    </w:p>
+    <w:p>
+      <w:pPr>
+        <w:spacing w:line="336" w:lineRule="auto" w:after="180"/>
+      </w:pPr>
+      <w:r>
+        <w:rPr>
+          <w:b/>
+        </w:rPr>
         <w:t>GUIDED PRACTICE</w:t>
       </w:r>
     </w:p>
@@ -2299,7 +3923,13 @@
       </w:r>
     </w:p>
     <w:p>
-      <w:r>
+      <w:pPr>
+        <w:spacing w:line="336" w:lineRule="auto" w:after="180"/>
+      </w:pPr>
+      <w:r>
+        <w:rPr>
+          <w:b w:val="0"/>
+        </w:rPr>
         <w:t>Use support now so you can succeed independently later.</w:t>
       </w:r>
     </w:p>
@@ -2340,33 +3970,142 @@
       </w:r>
     </w:p>
     <w:p>
-      <w:r>
-        <w:t>Explain how the picture story demonstrates this idea: Unusual and underrepresented cases reveal hidden assumptions.</w:t>
-      </w:r>
-    </w:p>
-    <w:p>
-      <w:r>
-        <w:t>Use a fresh example to explain edge case.</w:t>
-      </w:r>
-    </w:p>
-    <w:p>
-      <w:r>
-        <w:t>Trace a new input → process → output example.</w:t>
-      </w:r>
-    </w:p>
-    <w:p>
-      <w:r>
+      <w:pPr>
+        <w:spacing w:line="336" w:lineRule="auto" w:after="180"/>
+      </w:pPr>
+      <w:r>
+        <w:rPr>
+          <w:b w:val="0"/>
+        </w:rPr>
+        <w:t xml:space="preserve">Explain how the picture story demonstrates this idea: Unusual and </w:t>
+      </w:r>
+      <w:r>
+        <w:rPr>
+          <w:b/>
+        </w:rPr>
+        <w:t>underrepresented</w:t>
+      </w:r>
+      <w:r>
+        <w:rPr>
+          <w:b w:val="0"/>
+        </w:rPr>
+        <w:t xml:space="preserve"> cases reveal </w:t>
+      </w:r>
+      <w:r>
+        <w:rPr>
+          <w:b/>
+        </w:rPr>
+        <w:t>hidden assumption</w:t>
+      </w:r>
+      <w:r>
+        <w:rPr>
+          <w:b w:val="0"/>
+        </w:rPr>
+        <w:t>s.</w:t>
+      </w:r>
+    </w:p>
+    <w:p>
+      <w:pPr>
+        <w:spacing w:line="336" w:lineRule="auto" w:after="180"/>
+      </w:pPr>
+      <w:r>
+        <w:rPr>
+          <w:b w:val="0"/>
+        </w:rPr>
+        <w:t xml:space="preserve">Use a fresh example to explain </w:t>
+      </w:r>
+      <w:r>
+        <w:rPr>
+          <w:b/>
+        </w:rPr>
+        <w:t>edge case</w:t>
+      </w:r>
+      <w:r>
+        <w:rPr>
+          <w:b w:val="0"/>
+        </w:rPr>
+        <w:t>.</w:t>
+      </w:r>
+    </w:p>
+    <w:p>
+      <w:pPr>
+        <w:spacing w:line="336" w:lineRule="auto" w:after="180"/>
+      </w:pPr>
+      <w:r>
+        <w:rPr>
+          <w:b w:val="0"/>
+        </w:rPr>
+        <w:t xml:space="preserve">Trace a new </w:t>
+      </w:r>
+      <w:r>
+        <w:rPr>
+          <w:b/>
+        </w:rPr>
+        <w:t>input</w:t>
+      </w:r>
+      <w:r>
+        <w:rPr>
+          <w:b w:val="0"/>
+        </w:rPr>
+        <w:t xml:space="preserve"> → </w:t>
+      </w:r>
+      <w:r>
+        <w:rPr>
+          <w:b/>
+        </w:rPr>
+        <w:t>process</w:t>
+      </w:r>
+      <w:r>
+        <w:rPr>
+          <w:b w:val="0"/>
+        </w:rPr>
+        <w:t xml:space="preserve"> → </w:t>
+      </w:r>
+      <w:r>
+        <w:rPr>
+          <w:b/>
+        </w:rPr>
+        <w:t>output</w:t>
+      </w:r>
+      <w:r>
+        <w:rPr>
+          <w:b w:val="0"/>
+        </w:rPr>
+        <w:t xml:space="preserve"> example.</w:t>
+      </w:r>
+    </w:p>
+    <w:p>
+      <w:pPr>
+        <w:spacing w:line="336" w:lineRule="auto" w:after="180"/>
+      </w:pPr>
+      <w:r>
+        <w:rPr>
+          <w:b w:val="0"/>
+        </w:rPr>
         <w:t>Find and repair the error in: One special test represents every member of a subgroup.</w:t>
       </w:r>
     </w:p>
     <w:p>
-      <w:r>
-        <w:t>Invent one edge case and name the safe response.</w:t>
-      </w:r>
-    </w:p>
-    <w:p>
-      <w:r>
-        <w:t>PARTNER CHECK  Point to the evidence. Do not accept an answer that only repeats the vocabulary word.</w:t>
+      <w:pPr>
+        <w:spacing w:line="336" w:lineRule="auto" w:after="180"/>
+      </w:pPr>
+      <w:r>
+        <w:rPr>
+          <w:b w:val="0"/>
+        </w:rPr>
+        <w:t xml:space="preserve">Invent one </w:t>
+      </w:r>
+      <w:r>
+        <w:rPr>
+          <w:b/>
+        </w:rPr>
+        <w:t>edge case</w:t>
+      </w:r>
+      <w:r>
+        <w:rPr>
+          <w:b w:val="0"/>
+        </w:rPr>
+        <w:t xml:space="preserve"> and name the safe response.</w:t>
       </w:r>
     </w:p>
     <w:p>
@@ -2374,17 +4113,106 @@
         <w:pStyle w:val="Heading3"/>
       </w:pPr>
       <w:r>
+        <w:t>Check with a partner</w:t>
+      </w:r>
+    </w:p>
+    <w:p>
+      <w:pPr>
+        <w:spacing w:line="336" w:lineRule="auto" w:after="180"/>
+        <w:shd w:fill="F5F1FB"/>
+      </w:pPr>
+      <w:r>
+        <w:rPr>
+          <w:b w:val="0"/>
+        </w:rPr>
+        <w:t xml:space="preserve">PARTNER CHECK  Point to the </w:t>
+      </w:r>
+      <w:r>
+        <w:rPr>
+          <w:b/>
+        </w:rPr>
+        <w:t>evidence</w:t>
+      </w:r>
+      <w:r>
+        <w:rPr>
+          <w:b w:val="0"/>
+        </w:rPr>
+        <w:t>. Do not accept an answer that only repeats the vocabulary word.</w:t>
+      </w:r>
+    </w:p>
+    <w:p>
+      <w:pPr>
+        <w:pStyle w:val="Heading3"/>
+      </w:pPr>
+      <w:r>
         <w:t>A closer explanation</w:t>
       </w:r>
     </w:p>
     <w:p>
-      <w:r>
-        <w:t>In B version 1, earlier B1 always fits whenever B3 or B4 could be chosen. To test a successful later-row path, make a labelled copy of the catalogue. Keep the input rules, both compatibility conditions and first-match rule unchanged. Both the prototype and manual baseline must read the same test copy. Do not overwrite the original catalogue or reuse its expected answers for the changed data.</w:t>
-      </w:r>
-    </w:p>
-    <w:p>
-      <w:r>
-        <w:t>Test copy B version 2 changes only B1’s duration from 10 to 20 minutes. All other rows, quiet labels and order stay as in version 1. For 12 Yes, B1 is now too long, B2 is not quiet, and B3 fits exactly and is quiet. The expected first suggestion is B3. This checks a third-row success and equality under a documented variation.</w:t>
+      <w:pPr>
+        <w:spacing w:line="336" w:lineRule="auto" w:after="180"/>
+      </w:pPr>
+      <w:r>
+        <w:rPr>
+          <w:b w:val="0"/>
+        </w:rPr>
+        <w:t>In B version 1, earlier B1 always fits whenever B3 or B4 could be chosen. To test a successful later-row path, make a labelled copy of the catalogue.</w:t>
+      </w:r>
+    </w:p>
+    <w:p>
+      <w:pPr>
+        <w:spacing w:line="336" w:lineRule="auto" w:after="180"/>
+      </w:pPr>
+      <w:r>
+        <w:rPr>
+          <w:b w:val="0"/>
+        </w:rPr>
+        <w:t xml:space="preserve">Keep the </w:t>
+      </w:r>
+      <w:r>
+        <w:rPr>
+          <w:b/>
+        </w:rPr>
+        <w:t>input</w:t>
+      </w:r>
+      <w:r>
+        <w:rPr>
+          <w:b w:val="0"/>
+        </w:rPr>
+        <w:t xml:space="preserve"> rules, both compatibility conditions and first-match rule unchanged. Both the prototype and manual baseline must read the same test copy.</w:t>
+      </w:r>
+    </w:p>
+    <w:p>
+      <w:pPr>
+        <w:spacing w:line="336" w:lineRule="auto" w:after="180"/>
+      </w:pPr>
+      <w:r>
+        <w:rPr>
+          <w:b w:val="0"/>
+        </w:rPr>
+        <w:t>Do not overwrite the original catalogue or reuse its expected answers for the changed data.</w:t>
+      </w:r>
+    </w:p>
+    <w:p>
+      <w:pPr>
+        <w:spacing w:line="336" w:lineRule="auto" w:after="180"/>
+      </w:pPr>
+      <w:r>
+        <w:rPr>
+          <w:b w:val="0"/>
+        </w:rPr>
+        <w:t>Test copy B version 2 changes only B1’s duration from 10 to 20 minutes. All other rows, quiet labels and order stay as in version 1. For 12 Yes, B1 is now too long, B2 is not quiet, and B3 fits exactly and is quiet.</w:t>
+      </w:r>
+    </w:p>
+    <w:p>
+      <w:pPr>
+        <w:spacing w:line="336" w:lineRule="auto" w:after="180"/>
+      </w:pPr>
+      <w:r>
+        <w:rPr>
+          <w:b w:val="0"/>
+        </w:rPr>
+        <w:t>The expected first suggestion is B3. This checks a third-row success and equality under a documented variation.</w:t>
       </w:r>
     </w:p>
     <w:p>
@@ -2439,8 +4267,26 @@
       </w:r>
     </w:p>
     <w:p>
-      <w:r>
-        <w:t>Use workbook W2 for the connected example “Testing boundaries and varied conditions”. First fill the input and rule boxes. Try the middle steps before asking for a hint. After a hint, try the next step yourself.</w:t>
+      <w:pPr>
+        <w:spacing w:line="336" w:lineRule="auto" w:after="180"/>
+      </w:pPr>
+      <w:r>
+        <w:rPr>
+          <w:b w:val="0"/>
+        </w:rPr>
+        <w:t xml:space="preserve">Use workbook W2 for the connected example “Testing boundaries and varied conditions”. First fill the </w:t>
+      </w:r>
+      <w:r>
+        <w:rPr>
+          <w:b/>
+        </w:rPr>
+        <w:t>input</w:t>
+      </w:r>
+      <w:r>
+        <w:rPr>
+          <w:b w:val="0"/>
+        </w:rPr>
+        <w:t xml:space="preserve"> and rule boxes. Try the middle steps before asking for a hint. After a hint, try the next step yourself.</w:t>
       </w:r>
     </w:p>
     <w:tbl>
@@ -2523,7 +4369,13 @@
       </w:tr>
     </w:tbl>
     <w:p>
-      <w:r>
+      <w:pPr>
+        <w:spacing w:line="336" w:lineRule="auto" w:after="180"/>
+      </w:pPr>
+      <w:r>
+        <w:rPr>
+          <w:b w:val="0"/>
+        </w:rPr>
         <w:t>Explain your trace to a partner. Your partner points to one step to check. Swap roles on the next case. Each person writes their own explanation.</w:t>
       </w:r>
     </w:p>
@@ -2536,12 +4388,35 @@
       </w:r>
     </w:p>
     <w:p>
-      <w:r>
-        <w:t>Use the worked case for Testing boundaries and varied conditions. Proposed explanation: “At the limit means outside the rule”. Decide whether this explanation is supported. Point to the step or supplied fact that decides; explain your repair if needed.</w:t>
-      </w:r>
-    </w:p>
-    <w:p>
-      <w:r>
+      <w:pPr>
+        <w:spacing w:line="336" w:lineRule="auto" w:after="180"/>
+      </w:pPr>
+      <w:r>
+        <w:rPr>
+          <w:b w:val="0"/>
+        </w:rPr>
+        <w:t>Use the worked case for Testing boundaries and varied conditions. Proposed explanation: “At the limit means outside the rule”. Decide whether this explanation is supported.</w:t>
+      </w:r>
+    </w:p>
+    <w:p>
+      <w:pPr>
+        <w:spacing w:line="336" w:lineRule="auto" w:after="180"/>
+      </w:pPr>
+      <w:r>
+        <w:rPr>
+          <w:b w:val="0"/>
+        </w:rPr>
+        <w:t>Point to the step or supplied fact that decides; explain your repair if needed.</w:t>
+      </w:r>
+    </w:p>
+    <w:p>
+      <w:pPr>
+        <w:spacing w:line="336" w:lineRule="auto" w:after="180"/>
+      </w:pPr>
+      <w:r>
+        <w:rPr>
+          <w:b w:val="0"/>
+        </w:rPr>
         <w:t>Answer on your own before discussion. If you are unsure, say which step you need help with.</w:t>
       </w:r>
     </w:p>
@@ -2554,8 +4429,27 @@
       </w:r>
     </w:p>
     <w:p>
-      <w:r>
-        <w:t>Which single boundary run most directly detects the strict-comparison bug, and why?</w:t>
+      <w:pPr>
+        <w:spacing w:line="336" w:lineRule="auto" w:after="180"/>
+        <w:shd w:fill="F5F1FB"/>
+      </w:pPr>
+      <w:r>
+        <w:rPr>
+          <w:b w:val="0"/>
+        </w:rPr>
+        <w:t xml:space="preserve">Which single </w:t>
+      </w:r>
+      <w:r>
+        <w:rPr>
+          <w:b/>
+        </w:rPr>
+        <w:t>boundary</w:t>
+      </w:r>
+      <w:r>
+        <w:rPr>
+          <w:b w:val="0"/>
+        </w:rPr>
+        <w:t xml:space="preserve"> run most directly detects the strict-comparison bug, and why?</w:t>
       </w:r>
     </w:p>
     <w:p>
@@ -2587,7 +4481,13 @@
       </w:r>
     </w:p>
     <w:p>
-      <w:r>
+      <w:pPr>
+        <w:spacing w:line="336" w:lineRule="auto" w:after="180"/>
+      </w:pPr>
+      <w:r>
+        <w:rPr>
+          <w:b w:val="0"/>
+        </w:rPr>
         <w:t>This is supported practice. Keep the separately named independent case for an attempt before feedback.</w:t>
       </w:r>
     </w:p>
@@ -2601,6 +4501,17 @@
     </w:p>
     <w:p>
       <w:r>
+        <w:t>Investigate Test Edge Cases and Fairness. Record the prediction, actual observation or labelled paper trace, explanation and next test separately.</w:t>
+      </w:r>
+    </w:p>
+    <w:p>
+      <w:pPr>
+        <w:spacing w:line="336" w:lineRule="auto" w:after="180"/>
+      </w:pPr>
+      <w:r>
+        <w:rPr>
+          <w:b/>
+        </w:rPr>
         <w:t>EXPLORER LAB</w:t>
       </w:r>
     </w:p>
@@ -2613,8 +4524,26 @@
       </w:r>
     </w:p>
     <w:p>
-      <w:r>
-        <w:t>Predict first, test honestly, and explain what the evidence means.</w:t>
+      <w:pPr>
+        <w:spacing w:line="336" w:lineRule="auto" w:after="180"/>
+      </w:pPr>
+      <w:r>
+        <w:rPr>
+          <w:b w:val="0"/>
+        </w:rPr>
+        <w:t xml:space="preserve">Predict first, test honestly, and explain what the </w:t>
+      </w:r>
+      <w:r>
+        <w:rPr>
+          <w:b/>
+        </w:rPr>
+        <w:t>evidence</w:t>
+      </w:r>
+      <w:r>
+        <w:rPr>
+          <w:b w:val="0"/>
+        </w:rPr>
+        <w:t xml:space="preserve"> means.</w:t>
       </w:r>
     </w:p>
     <w:p>
@@ -2654,27 +4583,150 @@
       </w:r>
     </w:p>
     <w:p>
-      <w:r>
-        <w:t>State your prediction before the result is known.</w:t>
-      </w:r>
-    </w:p>
-    <w:p>
-      <w:r>
-        <w:t>Complete the task: Add missing, ambiguous, and subgroup test cards.</w:t>
-      </w:r>
-    </w:p>
-    <w:p>
-      <w:r>
-        <w:t>Keep a normal case and an edge case clearly separated.</w:t>
-      </w:r>
-    </w:p>
-    <w:p>
-      <w:r>
-        <w:t>Record what happened—even when it does not match your prediction.</w:t>
-      </w:r>
-    </w:p>
-    <w:p>
-      <w:r>
+      <w:pPr>
+        <w:pStyle w:val="Heading3"/>
+      </w:pPr>
+      <w:r>
+        <w:t>1. Predict</w:t>
+      </w:r>
+    </w:p>
+    <w:p>
+      <w:pPr>
+        <w:spacing w:line="336" w:lineRule="auto" w:after="180"/>
+        <w:shd w:fill="F4F9FC"/>
+      </w:pPr>
+      <w:r>
+        <w:rPr>
+          <w:b w:val="0"/>
+        </w:rPr>
+        <w:t xml:space="preserve">State your </w:t>
+      </w:r>
+      <w:r>
+        <w:rPr>
+          <w:b/>
+        </w:rPr>
+        <w:t>prediction</w:t>
+      </w:r>
+      <w:r>
+        <w:rPr>
+          <w:b w:val="0"/>
+        </w:rPr>
+        <w:t xml:space="preserve"> before the result is known.</w:t>
+      </w:r>
+    </w:p>
+    <w:p>
+      <w:pPr>
+        <w:pStyle w:val="Heading3"/>
+      </w:pPr>
+      <w:r>
+        <w:t>2. Investigate</w:t>
+      </w:r>
+    </w:p>
+    <w:p>
+      <w:pPr>
+        <w:spacing w:line="336" w:lineRule="auto" w:after="180"/>
+        <w:shd w:fill="F4F9FC"/>
+      </w:pPr>
+      <w:r>
+        <w:rPr>
+          <w:b w:val="0"/>
+        </w:rPr>
+        <w:t xml:space="preserve">Complete the task: Add missing, ambiguous, and </w:t>
+      </w:r>
+      <w:r>
+        <w:rPr>
+          <w:b/>
+        </w:rPr>
+        <w:t>subgroup test</w:t>
+      </w:r>
+      <w:r>
+        <w:rPr>
+          <w:b w:val="0"/>
+        </w:rPr>
+        <w:t xml:space="preserve"> cards.</w:t>
+      </w:r>
+    </w:p>
+    <w:p>
+      <w:pPr>
+        <w:pStyle w:val="Heading3"/>
+      </w:pPr>
+      <w:r>
+        <w:t>3. Compare cases</w:t>
+      </w:r>
+    </w:p>
+    <w:p>
+      <w:pPr>
+        <w:spacing w:line="336" w:lineRule="auto" w:after="180"/>
+        <w:shd w:fill="F4F9FC"/>
+      </w:pPr>
+      <w:r>
+        <w:rPr>
+          <w:b w:val="0"/>
+        </w:rPr>
+        <w:t xml:space="preserve">Keep a normal case and an </w:t>
+      </w:r>
+      <w:r>
+        <w:rPr>
+          <w:b/>
+        </w:rPr>
+        <w:t>edge case</w:t>
+      </w:r>
+      <w:r>
+        <w:rPr>
+          <w:b w:val="0"/>
+        </w:rPr>
+        <w:t xml:space="preserve"> clearly separated.</w:t>
+      </w:r>
+    </w:p>
+    <w:p>
+      <w:pPr>
+        <w:pStyle w:val="Heading3"/>
+      </w:pPr>
+      <w:r>
+        <w:t>4. Record honestly</w:t>
+      </w:r>
+    </w:p>
+    <w:p>
+      <w:pPr>
+        <w:spacing w:line="336" w:lineRule="auto" w:after="180"/>
+        <w:shd w:fill="F4F9FC"/>
+      </w:pPr>
+      <w:r>
+        <w:rPr>
+          <w:b w:val="0"/>
+        </w:rPr>
+        <w:t xml:space="preserve">Record what happened—even when it does not match your </w:t>
+      </w:r>
+      <w:r>
+        <w:rPr>
+          <w:b/>
+        </w:rPr>
+        <w:t>prediction</w:t>
+      </w:r>
+      <w:r>
+        <w:rPr>
+          <w:b w:val="0"/>
+        </w:rPr>
+        <w:t>.</w:t>
+      </w:r>
+    </w:p>
+    <w:p>
+      <w:pPr>
+        <w:pStyle w:val="Heading3"/>
+      </w:pPr>
+      <w:r>
+        <w:t>5. Explain and plan the next test</w:t>
+      </w:r>
+    </w:p>
+    <w:p>
+      <w:pPr>
+        <w:spacing w:line="336" w:lineRule="auto" w:after="180"/>
+        <w:shd w:fill="F4F9FC"/>
+      </w:pPr>
+      <w:r>
+        <w:rPr>
+          <w:b w:val="0"/>
+        </w:rPr>
         <w:t>Explain the result, one limitation, and the next useful test.</w:t>
       </w:r>
     </w:p>
@@ -2809,7 +4861,22 @@
       </w:tr>
     </w:tbl>
     <w:p>
-      <w:r>
+      <w:pPr>
+        <w:pStyle w:val="Heading3"/>
+      </w:pPr>
+      <w:r>
+        <w:t>Use a fresh case after support</w:t>
+      </w:r>
+    </w:p>
+    <w:p>
+      <w:pPr>
+        <w:spacing w:line="336" w:lineRule="auto" w:after="180"/>
+        <w:shd w:fill="FFF5E6"/>
+      </w:pPr>
+      <w:r>
+        <w:rPr>
+          <w:b w:val="0"/>
+        </w:rPr>
         <w:t>INDEPENDENCE  After support is removed, repeat the proof with a fresh case.</w:t>
       </w:r>
     </w:p>
@@ -2822,7 +4889,13 @@
       </w:r>
     </w:p>
     <w:p>
-      <w:r>
+      <w:pPr>
+        <w:spacing w:line="336" w:lineRule="auto" w:after="180"/>
+      </w:pPr>
+      <w:r>
+        <w:rPr>
+          <w:b w:val="0"/>
+        </w:rPr>
         <w:t>Before trying: what do I expect, and why? While trying: which step could first go wrong? Afterwards: what did I actually observe, and what should change? Keep “not run” if you only traced the procedure.</w:t>
       </w:r>
     </w:p>
@@ -2836,6 +4909,17 @@
     </w:p>
     <w:p>
       <w:r>
+        <w:t>Move from recall to tracing, diagnosis and transfer in Test Edge Cases and Fairness. Explain why each step is justified.</w:t>
+      </w:r>
+    </w:p>
+    <w:p>
+      <w:pPr>
+        <w:spacing w:line="336" w:lineRule="auto" w:after="180"/>
+      </w:pPr>
+      <w:r>
+        <w:rPr>
+          <w:b/>
+        </w:rPr>
         <w:t>PRACTICE LADDER</w:t>
       </w:r>
     </w:p>
@@ -2848,7 +4932,13 @@
       </w:r>
     </w:p>
     <w:p>
-      <w:r>
+      <w:pPr>
+        <w:spacing w:line="336" w:lineRule="auto" w:after="180"/>
+      </w:pPr>
+      <w:r>
+        <w:rPr>
+          <w:b w:val="0"/>
+        </w:rPr>
         <w:t>Each step asks for a stronger kind of understanding.</w:t>
       </w:r>
     </w:p>
@@ -2889,42 +4979,202 @@
       </w:r>
     </w:p>
     <w:p>
-      <w:r>
-        <w:t>RECALL  Define edge case.</w:t>
-      </w:r>
-    </w:p>
-    <w:p>
-      <w:r>
-        <w:t>EXPLAIN  Unusual and underrepresented cases reveal hidden assumptions.</w:t>
-      </w:r>
-    </w:p>
-    <w:p>
-      <w:r>
-        <w:t>TRACE  Show the input, process, and output.</w:t>
-      </w:r>
-    </w:p>
-    <w:p>
-      <w:r>
+      <w:pPr>
+        <w:spacing w:line="336" w:lineRule="auto" w:after="180"/>
+        <w:shd w:fill="F4F9FC"/>
+      </w:pPr>
+      <w:r>
+        <w:rPr>
+          <w:b w:val="0"/>
+        </w:rPr>
+        <w:t xml:space="preserve">RECALL  Define </w:t>
+      </w:r>
+      <w:r>
+        <w:rPr>
+          <w:b/>
+        </w:rPr>
+        <w:t>edge case</w:t>
+      </w:r>
+      <w:r>
+        <w:rPr>
+          <w:b w:val="0"/>
+        </w:rPr>
+        <w:t>.</w:t>
+      </w:r>
+    </w:p>
+    <w:p>
+      <w:pPr>
+        <w:spacing w:line="336" w:lineRule="auto" w:after="180"/>
+        <w:shd w:fill="F4F9FC"/>
+      </w:pPr>
+      <w:r>
+        <w:rPr>
+          <w:b w:val="0"/>
+        </w:rPr>
+        <w:t xml:space="preserve">EXPLAIN  Unusual and </w:t>
+      </w:r>
+      <w:r>
+        <w:rPr>
+          <w:b/>
+        </w:rPr>
+        <w:t>underrepresented</w:t>
+      </w:r>
+      <w:r>
+        <w:rPr>
+          <w:b w:val="0"/>
+        </w:rPr>
+        <w:t xml:space="preserve"> cases reveal </w:t>
+      </w:r>
+      <w:r>
+        <w:rPr>
+          <w:b/>
+        </w:rPr>
+        <w:t>hidden assumption</w:t>
+      </w:r>
+      <w:r>
+        <w:rPr>
+          <w:b w:val="0"/>
+        </w:rPr>
+        <w:t>s.</w:t>
+      </w:r>
+    </w:p>
+    <w:p>
+      <w:pPr>
+        <w:spacing w:line="336" w:lineRule="auto" w:after="180"/>
+        <w:shd w:fill="F4F9FC"/>
+      </w:pPr>
+      <w:r>
+        <w:rPr>
+          <w:b w:val="0"/>
+        </w:rPr>
+        <w:t xml:space="preserve">TRACE  Show the </w:t>
+      </w:r>
+      <w:r>
+        <w:rPr>
+          <w:b/>
+        </w:rPr>
+        <w:t>input</w:t>
+      </w:r>
+      <w:r>
+        <w:rPr>
+          <w:b w:val="0"/>
+        </w:rPr>
+        <w:t xml:space="preserve">, </w:t>
+      </w:r>
+      <w:r>
+        <w:rPr>
+          <w:b/>
+        </w:rPr>
+        <w:t>process</w:t>
+      </w:r>
+      <w:r>
+        <w:rPr>
+          <w:b w:val="0"/>
+        </w:rPr>
+        <w:t xml:space="preserve">, and </w:t>
+      </w:r>
+      <w:r>
+        <w:rPr>
+          <w:b/>
+        </w:rPr>
+        <w:t>output</w:t>
+      </w:r>
+      <w:r>
+        <w:rPr>
+          <w:b w:val="0"/>
+        </w:rPr>
+        <w:t>.</w:t>
+      </w:r>
+    </w:p>
+    <w:p>
+      <w:pPr>
+        <w:spacing w:line="336" w:lineRule="auto" w:after="180"/>
+        <w:shd w:fill="F4F9FC"/>
+      </w:pPr>
+      <w:r>
+        <w:rPr>
+          <w:b w:val="0"/>
+        </w:rPr>
         <w:t>DIAGNOSE  Repair: Rare cases do not matter.</w:t>
       </w:r>
     </w:p>
     <w:p>
-      <w:r>
+      <w:pPr>
+        <w:spacing w:line="336" w:lineRule="auto" w:after="180"/>
+        <w:shd w:fill="F4F9FC"/>
+      </w:pPr>
+      <w:r>
+        <w:rPr>
+          <w:b w:val="0"/>
+        </w:rPr>
         <w:t>TRANSFER  Apply the idea to a new home or classroom case.</w:t>
       </w:r>
     </w:p>
     <w:p>
-      <w:r>
+      <w:pPr>
+        <w:spacing w:line="336" w:lineRule="auto" w:after="180"/>
+        <w:shd w:fill="F4F9FC"/>
+      </w:pPr>
+      <w:r>
+        <w:rPr>
+          <w:b w:val="0"/>
+        </w:rPr>
         <w:t>CREATE  Design one revealing test.</w:t>
       </w:r>
     </w:p>
     <w:p>
-      <w:r>
-        <w:t>DEFEND  Give a claim, evidence, mechanism, limit, and safe action.</w:t>
-      </w:r>
-    </w:p>
-    <w:p>
-      <w:r>
+      <w:pPr>
+        <w:spacing w:line="336" w:lineRule="auto" w:after="180"/>
+        <w:shd w:fill="F4F9FC"/>
+      </w:pPr>
+      <w:r>
+        <w:rPr>
+          <w:b w:val="0"/>
+        </w:rPr>
+        <w:t xml:space="preserve">DEFEND  Give a claim, </w:t>
+      </w:r>
+      <w:r>
+        <w:rPr>
+          <w:b/>
+        </w:rPr>
+        <w:t>evidence</w:t>
+      </w:r>
+      <w:r>
+        <w:rPr>
+          <w:b w:val="0"/>
+        </w:rPr>
+        <w:t xml:space="preserve">, </w:t>
+      </w:r>
+      <w:r>
+        <w:rPr>
+          <w:b/>
+        </w:rPr>
+        <w:t>mechanism</w:t>
+      </w:r>
+      <w:r>
+        <w:rPr>
+          <w:b w:val="0"/>
+        </w:rPr>
+        <w:t>, limit, and safe action.</w:t>
+      </w:r>
+    </w:p>
+    <w:p>
+      <w:pPr>
+        <w:pStyle w:val="Heading3"/>
+      </w:pPr>
+      <w:r>
+        <w:t>When to retry</w:t>
+      </w:r>
+    </w:p>
+    <w:p>
+      <w:pPr>
+        <w:spacing w:line="336" w:lineRule="auto" w:after="180"/>
+        <w:shd w:fill="F1F6F8"/>
+      </w:pPr>
+      <w:r>
+        <w:rPr>
+          <w:b w:val="0"/>
+        </w:rPr>
         <w:t>RETRY RULE  A coached answer becomes mastery only after you solve a different case independently.</w:t>
       </w:r>
     </w:p>
@@ -2938,6 +5188,17 @@
     </w:p>
     <w:p>
       <w:r>
+        <w:t>Apply this week’s idea to Helpful Classroom Sorter. Keep an annotated decision and the evidence supporting it.</w:t>
+      </w:r>
+    </w:p>
+    <w:p>
+      <w:pPr>
+        <w:spacing w:line="336" w:lineRule="auto" w:after="180"/>
+      </w:pPr>
+      <w:r>
+        <w:rPr>
+          <w:b/>
+        </w:rPr>
         <w:t>PROJECT</w:t>
       </w:r>
     </w:p>
@@ -2950,8 +5211,26 @@
       </w:r>
     </w:p>
     <w:p>
-      <w:r>
-        <w:t>Build one coherent system across the year, one evidence-based decision at a time.</w:t>
+      <w:pPr>
+        <w:spacing w:line="336" w:lineRule="auto" w:after="180"/>
+      </w:pPr>
+      <w:r>
+        <w:rPr>
+          <w:b w:val="0"/>
+        </w:rPr>
+        <w:t xml:space="preserve">Build one coherent system across the year, one </w:t>
+      </w:r>
+      <w:r>
+        <w:rPr>
+          <w:b/>
+        </w:rPr>
+        <w:t>evidence</w:t>
+      </w:r>
+      <w:r>
+        <w:rPr>
+          <w:b w:val="0"/>
+        </w:rPr>
+        <w:t>-based decision at a time.</w:t>
       </w:r>
     </w:p>
     <w:p>
@@ -2991,32 +5270,98 @@
       </w:r>
     </w:p>
     <w:p>
-      <w:r>
+      <w:pPr>
+        <w:spacing w:line="336" w:lineRule="auto" w:after="180"/>
+        <w:shd w:fill="EDF7F3"/>
+      </w:pPr>
+      <w:r>
+        <w:rPr>
+          <w:b w:val="0"/>
+        </w:rPr>
         <w:t>THIS WEEK'S CHECKPOINT  Expand the sorter test suite with edge, missing-data, and fairness cases plus expected safe behavior.</w:t>
       </w:r>
     </w:p>
     <w:p>
-      <w:r>
+      <w:pPr>
+        <w:spacing w:line="336" w:lineRule="auto" w:after="180"/>
+        <w:shd w:fill="F5F1FB"/>
+      </w:pPr>
+      <w:r>
+        <w:rPr>
+          <w:b w:val="0"/>
+        </w:rPr>
         <w:t>What real classroom need does this serve?</w:t>
       </w:r>
     </w:p>
     <w:p>
-      <w:r>
+      <w:pPr>
+        <w:spacing w:line="336" w:lineRule="auto" w:after="180"/>
+        <w:shd w:fill="F5F1FB"/>
+      </w:pPr>
+      <w:r>
+        <w:rPr>
+          <w:b w:val="0"/>
+        </w:rPr>
         <w:t>What information is necessary—and what should stay private?</w:t>
       </w:r>
     </w:p>
     <w:p>
-      <w:r>
-        <w:t>What happens inside the process?</w:t>
-      </w:r>
-    </w:p>
-    <w:p>
-      <w:r>
-        <w:t>What normal and edge cases will you test?</w:t>
-      </w:r>
-    </w:p>
-    <w:p>
-      <w:r>
+      <w:pPr>
+        <w:spacing w:line="336" w:lineRule="auto" w:after="180"/>
+        <w:shd w:fill="F5F1FB"/>
+      </w:pPr>
+      <w:r>
+        <w:rPr>
+          <w:b w:val="0"/>
+        </w:rPr>
+        <w:t xml:space="preserve">What happens inside the </w:t>
+      </w:r>
+      <w:r>
+        <w:rPr>
+          <w:b/>
+        </w:rPr>
+        <w:t>process</w:t>
+      </w:r>
+      <w:r>
+        <w:rPr>
+          <w:b w:val="0"/>
+        </w:rPr>
+        <w:t>?</w:t>
+      </w:r>
+    </w:p>
+    <w:p>
+      <w:pPr>
+        <w:spacing w:line="336" w:lineRule="auto" w:after="180"/>
+        <w:shd w:fill="F5F1FB"/>
+      </w:pPr>
+      <w:r>
+        <w:rPr>
+          <w:b w:val="0"/>
+        </w:rPr>
+        <w:t xml:space="preserve">What normal and </w:t>
+      </w:r>
+      <w:r>
+        <w:rPr>
+          <w:b/>
+        </w:rPr>
+        <w:t>edge case</w:t>
+      </w:r>
+      <w:r>
+        <w:rPr>
+          <w:b w:val="0"/>
+        </w:rPr>
+        <w:t>s will you test?</w:t>
+      </w:r>
+    </w:p>
+    <w:p>
+      <w:pPr>
+        <w:spacing w:line="336" w:lineRule="auto" w:after="180"/>
+        <w:shd w:fill="F5F1FB"/>
+      </w:pPr>
+      <w:r>
+        <w:rPr>
+          <w:b w:val="0"/>
+        </w:rPr>
         <w:t>When should it say not sure or ask a person?</w:t>
       </w:r>
     </w:p>
@@ -3057,12 +5402,57 @@
       </w:r>
     </w:p>
     <w:p>
-      <w:r>
-        <w:t>RESPONSIBLE DESIGN  Edge cases are not excuses to blame users for being unusual; they are evidence about design limits.</w:t>
-      </w:r>
-    </w:p>
-    <w:p>
-      <w:r>
+      <w:pPr>
+        <w:pStyle w:val="Heading3"/>
+      </w:pPr>
+      <w:r>
+        <w:t>Responsible design</w:t>
+      </w:r>
+    </w:p>
+    <w:p>
+      <w:pPr>
+        <w:spacing w:line="336" w:lineRule="auto" w:after="180"/>
+        <w:shd w:fill="FFF5E6"/>
+      </w:pPr>
+      <w:r>
+        <w:rPr>
+          <w:b w:val="0"/>
+        </w:rPr>
+        <w:t xml:space="preserve">RESPONSIBLE DESIGN  </w:t>
+      </w:r>
+      <w:r>
+        <w:rPr>
+          <w:b/>
+        </w:rPr>
+        <w:t>Edge case</w:t>
+      </w:r>
+      <w:r>
+        <w:rPr>
+          <w:b w:val="0"/>
+        </w:rPr>
+        <w:t xml:space="preserve">s are not excuses to blame users for being unusual; they are </w:t>
+      </w:r>
+      <w:r>
+        <w:rPr>
+          <w:b/>
+        </w:rPr>
+        <w:t>evidence</w:t>
+      </w:r>
+      <w:r>
+        <w:rPr>
+          <w:b w:val="0"/>
+        </w:rPr>
+        <w:t xml:space="preserve"> about design limits.</w:t>
+      </w:r>
+    </w:p>
+    <w:p>
+      <w:pPr>
+        <w:spacing w:line="336" w:lineRule="auto" w:after="180"/>
+      </w:pPr>
+      <w:r>
+        <w:rPr>
+          <w:b w:val="0"/>
+        </w:rPr>
         <w:t>My project decision:</w:t>
       </w:r>
     </w:p>
@@ -3075,8 +5465,26 @@
       </w:r>
     </w:p>
     <w:p>
-      <w:r>
-        <w:t>Add sorter boundary cases, missing fields and relevant user conditions to the test plan before making fairness claims.</w:t>
+      <w:pPr>
+        <w:spacing w:line="336" w:lineRule="auto" w:after="180"/>
+      </w:pPr>
+      <w:r>
+        <w:rPr>
+          <w:b w:val="0"/>
+        </w:rPr>
+        <w:t xml:space="preserve">Add sorter </w:t>
+      </w:r>
+      <w:r>
+        <w:rPr>
+          <w:b/>
+        </w:rPr>
+        <w:t>boundary</w:t>
+      </w:r>
+      <w:r>
+        <w:rPr>
+          <w:b w:val="0"/>
+        </w:rPr>
+        <w:t xml:space="preserve"> cases, missing fields and relevant user conditions to the test plan before making fairness claims.</w:t>
       </w:r>
     </w:p>
     <w:p>
@@ -3089,6 +5497,17 @@
     </w:p>
     <w:p>
       <w:r>
+        <w:t>Use a genuinely new case for independent evidence. Previously discussed examples remain practice; use the separately named independent case before feedback.</w:t>
+      </w:r>
+    </w:p>
+    <w:p>
+      <w:pPr>
+        <w:spacing w:line="336" w:lineRule="auto" w:after="180"/>
+      </w:pPr>
+      <w:r>
+        <w:rPr>
+          <w:b/>
+        </w:rPr>
         <w:t>MASTERY</w:t>
       </w:r>
     </w:p>
@@ -3101,7 +5520,13 @@
       </w:r>
     </w:p>
     <w:p>
-      <w:r>
+      <w:pPr>
+        <w:spacing w:line="336" w:lineRule="auto" w:after="180"/>
+      </w:pPr>
+      <w:r>
+        <w:rPr>
+          <w:b w:val="0"/>
+        </w:rPr>
         <w:t>Complete this after teaching and guided practice have ended.</w:t>
       </w:r>
     </w:p>
@@ -3142,53 +5567,236 @@
       </w:r>
     </w:p>
     <w:p>
-      <w:r>
-        <w:t>REQUIRED PROOF  Add missing, ambiguous, and subgroup test cards, compare results, and name one hidden assumption.</w:t>
-      </w:r>
-    </w:p>
-    <w:p>
-      <w:r>
+      <w:pPr>
+        <w:pStyle w:val="Heading3"/>
+      </w:pPr>
+      <w:r>
+        <w:t>What success looks like</w:t>
+      </w:r>
+    </w:p>
+    <w:p>
+      <w:pPr>
+        <w:spacing w:line="336" w:lineRule="auto" w:after="180"/>
+        <w:shd w:fill="EDF7F3"/>
+      </w:pPr>
+      <w:r>
+        <w:rPr>
+          <w:b w:val="0"/>
+        </w:rPr>
+        <w:t xml:space="preserve">REQUIRED PROOF  Add missing, ambiguous, and </w:t>
+      </w:r>
+      <w:r>
+        <w:rPr>
+          <w:b/>
+        </w:rPr>
+        <w:t>subgroup test</w:t>
+      </w:r>
+      <w:r>
+        <w:rPr>
+          <w:b w:val="0"/>
+        </w:rPr>
+        <w:t xml:space="preserve"> cards, compare results, and name one </w:t>
+      </w:r>
+      <w:r>
+        <w:rPr>
+          <w:b/>
+        </w:rPr>
+        <w:t>hidden assumption</w:t>
+      </w:r>
+      <w:r>
+        <w:rPr>
+          <w:b w:val="0"/>
+        </w:rPr>
+        <w:t>.</w:t>
+      </w:r>
+    </w:p>
+    <w:p>
+      <w:pPr>
+        <w:spacing w:line="336" w:lineRule="auto" w:after="180"/>
+      </w:pPr>
+      <w:r>
+        <w:rPr>
+          <w:b w:val="0"/>
+        </w:rPr>
         <w:t>□ Name or draw the fresh case.</w:t>
       </w:r>
     </w:p>
     <w:p>
-      <w:r>
-        <w:t>□ Trace input, process, and output.</w:t>
-      </w:r>
-    </w:p>
-    <w:p>
-      <w:r>
-        <w:t>□ State the conclusion and strongest evidence.</w:t>
-      </w:r>
-    </w:p>
-    <w:p>
-      <w:r>
+      <w:pPr>
+        <w:spacing w:line="336" w:lineRule="auto" w:after="180"/>
+      </w:pPr>
+      <w:r>
+        <w:rPr>
+          <w:b w:val="0"/>
+        </w:rPr>
+        <w:t xml:space="preserve">□ Trace </w:t>
+      </w:r>
+      <w:r>
+        <w:rPr>
+          <w:b/>
+        </w:rPr>
+        <w:t>input</w:t>
+      </w:r>
+      <w:r>
+        <w:rPr>
+          <w:b w:val="0"/>
+        </w:rPr>
+        <w:t xml:space="preserve">, </w:t>
+      </w:r>
+      <w:r>
+        <w:rPr>
+          <w:b/>
+        </w:rPr>
+        <w:t>process</w:t>
+      </w:r>
+      <w:r>
+        <w:rPr>
+          <w:b w:val="0"/>
+        </w:rPr>
+        <w:t xml:space="preserve">, and </w:t>
+      </w:r>
+      <w:r>
+        <w:rPr>
+          <w:b/>
+        </w:rPr>
+        <w:t>output</w:t>
+      </w:r>
+      <w:r>
+        <w:rPr>
+          <w:b w:val="0"/>
+        </w:rPr>
+        <w:t>.</w:t>
+      </w:r>
+    </w:p>
+    <w:p>
+      <w:pPr>
+        <w:spacing w:line="336" w:lineRule="auto" w:after="180"/>
+      </w:pPr>
+      <w:r>
+        <w:rPr>
+          <w:b w:val="0"/>
+        </w:rPr>
+        <w:t xml:space="preserve">□ State the conclusion and strongest </w:t>
+      </w:r>
+      <w:r>
+        <w:rPr>
+          <w:b/>
+        </w:rPr>
+        <w:t>evidence</w:t>
+      </w:r>
+      <w:r>
+        <w:rPr>
+          <w:b w:val="0"/>
+        </w:rPr>
+        <w:t>.</w:t>
+      </w:r>
+    </w:p>
+    <w:p>
+      <w:pPr>
+        <w:spacing w:line="336" w:lineRule="auto" w:after="180"/>
+      </w:pPr>
+      <w:r>
+        <w:rPr>
+          <w:b w:val="0"/>
+        </w:rPr>
         <w:t>□ Name one limit, failure, missing clue, or fairness/privacy concern.</w:t>
       </w:r>
     </w:p>
     <w:p>
-      <w:r>
+      <w:pPr>
+        <w:spacing w:line="336" w:lineRule="auto" w:after="180"/>
+      </w:pPr>
+      <w:r>
+        <w:rPr>
+          <w:b w:val="0"/>
+        </w:rPr>
         <w:t>□ Explain one safe next action or improvement.</w:t>
       </w:r>
     </w:p>
     <w:p>
-      <w:r>
-        <w:t>Independent evidence:</w:t>
-      </w:r>
-    </w:p>
-    <w:p>
-      <w:r>
+      <w:pPr>
+        <w:spacing w:line="336" w:lineRule="auto" w:after="180"/>
+      </w:pPr>
+      <w:r>
+        <w:rPr>
+          <w:b w:val="0"/>
+        </w:rPr>
+        <w:t xml:space="preserve">Independent </w:t>
+      </w:r>
+      <w:r>
+        <w:rPr>
+          <w:b/>
+        </w:rPr>
+        <w:t>evidence</w:t>
+      </w:r>
+      <w:r>
+        <w:rPr>
+          <w:b w:val="0"/>
+        </w:rPr>
+        <w:t>:</w:t>
+      </w:r>
+    </w:p>
+    <w:p>
+      <w:pPr>
+        <w:pStyle w:val="Heading3"/>
+      </w:pPr>
+      <w:r>
+        <w:t>Check your explanation</w:t>
+      </w:r>
+    </w:p>
+    <w:p>
+      <w:pPr>
+        <w:spacing w:line="336" w:lineRule="auto" w:after="180"/>
+        <w:shd w:fill="F5F1FB"/>
+      </w:pPr>
+      <w:r>
+        <w:rPr>
+          <w:b w:val="0"/>
+        </w:rPr>
         <w:t>SELF-CHECK  Use the same frozen prototype, log outcomes by condition, and compare error types. Prioritize failures with high burden or no usable fallback, then design a targeted repair without stereotyping users.</w:t>
       </w:r>
     </w:p>
     <w:p>
-      <w:r>
+      <w:pPr>
+        <w:spacing w:line="336" w:lineRule="auto" w:after="180"/>
+      </w:pPr>
+      <w:r>
+        <w:rPr>
+          <w:b w:val="0"/>
+        </w:rPr>
         <w:t>My level:  □ Not yet  □ With one hint  □ Independently  □ I can teach it</w:t>
       </w:r>
     </w:p>
     <w:p>
-      <w:r>
-        <w:t>NEXT BRIDGE  Carry today's evidence habit into: Improve One Cause.</w:t>
+      <w:pPr>
+        <w:pStyle w:val="Heading3"/>
+      </w:pPr>
+      <w:r>
+        <w:t>Connect to the next lesson</w:t>
+      </w:r>
+    </w:p>
+    <w:p>
+      <w:pPr>
+        <w:spacing w:line="336" w:lineRule="auto" w:after="180"/>
+        <w:shd w:fill="F1F6F8"/>
+      </w:pPr>
+      <w:r>
+        <w:rPr>
+          <w:b w:val="0"/>
+        </w:rPr>
+        <w:t xml:space="preserve">NEXT BRIDGE  Carry today's </w:t>
+      </w:r>
+      <w:r>
+        <w:rPr>
+          <w:b/>
+        </w:rPr>
+        <w:t>evidence</w:t>
+      </w:r>
+      <w:r>
+        <w:rPr>
+          <w:b w:val="0"/>
+        </w:rPr>
+        <w:t xml:space="preserve"> habit into: Improve One Cause.</w:t>
       </w:r>
     </w:p>
     <w:p>
@@ -3200,6 +5808,11 @@
       </w:r>
     </w:p>
     <w:p>
+      <w:r>
+        <w:t>Revisit the complete Test Edge Cases and Fairness case for supported practice. Repeated examples do not become fresh assessments.</w:t>
+      </w:r>
+    </w:p>
+    <w:p>
       <w:pPr>
         <w:pStyle w:val="Heading3"/>
       </w:pPr>
@@ -3208,7 +5821,13 @@
       </w:r>
     </w:p>
     <w:p>
-      <w:r>
+      <w:pPr>
+        <w:spacing w:line="336" w:lineRule="auto" w:after="180"/>
+      </w:pPr>
+      <w:r>
+        <w:rPr>
+          <w:b w:val="0"/>
+        </w:rPr>
         <w:t>Use the supplied details to practise the weekly concept before attempting the independent question. This case extends the illustrated lesson.</w:t>
       </w:r>
     </w:p>
@@ -3221,7 +5840,13 @@
       </w:r>
     </w:p>
     <w:p>
-      <w:r>
+      <w:pPr>
+        <w:spacing w:line="336" w:lineRule="auto" w:after="180"/>
+      </w:pPr>
+      <w:r>
+        <w:rPr>
+          <w:b w:val="0"/>
+        </w:rPr>
         <w:t>A sorter handles clean paper but fails on crumpled paper and mixed packaging.</w:t>
       </w:r>
     </w:p>
@@ -3234,7 +5859,13 @@
       </w:r>
     </w:p>
     <w:p>
-      <w:r>
+      <w:pPr>
+        <w:spacing w:line="336" w:lineRule="auto" w:after="180"/>
+      </w:pPr>
+      <w:r>
+        <w:rPr>
+          <w:b w:val="0"/>
+        </w:rPr>
         <w:t>Design revealing tests.</w:t>
       </w:r>
     </w:p>
@@ -3247,8 +5878,26 @@
       </w:r>
     </w:p>
     <w:p>
-      <w:r>
-        <w:t>Use separately labelled clean, crumpled and mixed cases with expected outputs or review actions declared first. Compare conditions.</w:t>
+      <w:pPr>
+        <w:spacing w:line="336" w:lineRule="auto" w:after="180"/>
+      </w:pPr>
+      <w:r>
+        <w:rPr>
+          <w:b w:val="0"/>
+        </w:rPr>
+        <w:t xml:space="preserve">Use separately labelled clean, crumpled and mixed cases with expected </w:t>
+      </w:r>
+      <w:r>
+        <w:rPr>
+          <w:b/>
+        </w:rPr>
+        <w:t>output</w:t>
+      </w:r>
+      <w:r>
+        <w:rPr>
+          <w:b w:val="0"/>
+        </w:rPr>
+        <w:t>s or review actions declared first. Compare conditions.</w:t>
       </w:r>
     </w:p>
     <w:p>
@@ -3260,7 +5909,14 @@
       </w:r>
     </w:p>
     <w:p>
-      <w:r>
+      <w:pPr>
+        <w:spacing w:line="336" w:lineRule="auto" w:after="180"/>
+        <w:shd w:fill="F5F1FB"/>
+      </w:pPr>
+      <w:r>
+        <w:rPr>
+          <w:b w:val="0"/>
+        </w:rPr>
         <w:t>Which detail supports the answer, and why does it matter?</w:t>
       </w:r>
     </w:p>
@@ -3438,18 +6094,48 @@
       </w:tr>
     </w:tbl>
     <w:p>
-      <w:r>
+      <w:pPr>
+        <w:spacing w:line="336" w:lineRule="auto" w:after="180"/>
+      </w:pPr>
+      <w:r>
+        <w:rPr>
+          <w:b w:val="0"/>
+        </w:rPr>
         <w:t>A sorter handles clean paper but fails on crumpled paper and mixed packaging.</w:t>
       </w:r>
     </w:p>
     <w:p>
-      <w:r>
+      <w:pPr>
+        <w:spacing w:line="336" w:lineRule="auto" w:after="180"/>
+      </w:pPr>
+      <w:r>
+        <w:rPr>
+          <w:b w:val="0"/>
+        </w:rPr>
         <w:t>Design revealing tests.</w:t>
       </w:r>
     </w:p>
     <w:p>
-      <w:r>
-        <w:t>Use separately labelled clean, crumpled and mixed cases with expected outputs or review actions declared first. Compare conditions.</w:t>
+      <w:pPr>
+        <w:spacing w:line="336" w:lineRule="auto" w:after="180"/>
+      </w:pPr>
+      <w:r>
+        <w:rPr>
+          <w:b w:val="0"/>
+        </w:rPr>
+        <w:t xml:space="preserve">Use separately labelled clean, crumpled and mixed cases with expected </w:t>
+      </w:r>
+      <w:r>
+        <w:rPr>
+          <w:b/>
+        </w:rPr>
+        <w:t>output</w:t>
+      </w:r>
+      <w:r>
+        <w:rPr>
+          <w:b w:val="0"/>
+        </w:rPr>
+        <w:t>s or review actions declared first. Compare conditions.</w:t>
       </w:r>
     </w:p>
     <w:p>
@@ -3461,6 +6147,11 @@
       </w:r>
     </w:p>
     <w:p>
+      <w:r>
+        <w:t>Attempt the reserved new case before feedback. Record support; the earlier examples below remain additional practice.</w:t>
+      </w:r>
+    </w:p>
+    <w:p>
       <w:pPr>
         <w:pStyle w:val="Heading3"/>
       </w:pPr>
@@ -3469,8 +6160,60 @@
       </w:r>
     </w:p>
     <w:p>
-      <w:r>
-        <w:t>A new equipment selector lists E1 first, capacity 4; E2 second, capacity 8. Valid group size is a whole number from 1 to 10. Choose the first item whose capacity is at least the group size, or no match; invalid input needs clarification. A faulty version uses capacity strictly greater than group size. Independently give correct and faulty outputs for groups 3, 4 and 5, then for group 8. Explain the defect and give the correct response to group 0. No booking occurs.</w:t>
+      <w:pPr>
+        <w:spacing w:line="336" w:lineRule="auto" w:after="180"/>
+      </w:pPr>
+      <w:r>
+        <w:rPr>
+          <w:b w:val="0"/>
+        </w:rPr>
+        <w:t>A new equipment selector lists E1 first, capacity 4; E2 second, capacity 8. Valid group size is a whole number from 1 to 10.</w:t>
+      </w:r>
+    </w:p>
+    <w:p>
+      <w:pPr>
+        <w:spacing w:line="336" w:lineRule="auto" w:after="180"/>
+      </w:pPr>
+      <w:r>
+        <w:rPr>
+          <w:b w:val="0"/>
+        </w:rPr>
+        <w:t xml:space="preserve">Choose the first item whose capacity is at least the group size, or no match; </w:t>
+      </w:r>
+      <w:r>
+        <w:rPr>
+          <w:b/>
+        </w:rPr>
+        <w:t>invalid input</w:t>
+      </w:r>
+      <w:r>
+        <w:rPr>
+          <w:b w:val="0"/>
+        </w:rPr>
+        <w:t xml:space="preserve"> needs clarification. A faulty version uses capacity strictly greater than group size.</w:t>
+      </w:r>
+    </w:p>
+    <w:p>
+      <w:pPr>
+        <w:spacing w:line="336" w:lineRule="auto" w:after="180"/>
+      </w:pPr>
+      <w:r>
+        <w:rPr>
+          <w:b w:val="0"/>
+        </w:rPr>
+        <w:t xml:space="preserve">Independently give correct and faulty </w:t>
+      </w:r>
+      <w:r>
+        <w:rPr>
+          <w:b/>
+        </w:rPr>
+        <w:t>output</w:t>
+      </w:r>
+      <w:r>
+        <w:rPr>
+          <w:b w:val="0"/>
+        </w:rPr>
+        <w:t>s for groups 3, 4 and 5, then for group 8. Explain the defect and give the correct response to group 0. No booking occurs.</w:t>
       </w:r>
     </w:p>
     <w:p>
@@ -3517,7 +6260,13 @@
       </w:r>
     </w:p>
     <w:p>
-      <w:r>
+      <w:pPr>
+        <w:spacing w:line="336" w:lineRule="auto" w:after="180"/>
+      </w:pPr>
+      <w:r>
+        <w:rPr>
+          <w:b w:val="0"/>
+        </w:rPr>
         <w:t>Attempt this case before feedback. Record any help. Earlier examples below are further practice; a case already practised with feedback cannot establish fresh transfer.</w:t>
       </w:r>
     </w:p>
@@ -3530,18 +6279,43 @@
       </w:r>
     </w:p>
     <w:p>
-      <w:r>
+      <w:pPr>
+        <w:spacing w:line="336" w:lineRule="auto" w:after="180"/>
+      </w:pPr>
+      <w:r>
+        <w:rPr>
+          <w:b w:val="0"/>
+        </w:rPr>
         <w:t>Close the worked explanation. Apply the idea to this different question without copying.</w:t>
       </w:r>
     </w:p>
     <w:p>
-      <w:r>
+      <w:pPr>
+        <w:spacing w:line="336" w:lineRule="auto" w:after="180"/>
+        <w:shd w:fill="F5F1FB"/>
+      </w:pPr>
+      <w:r>
+        <w:rPr>
+          <w:b w:val="0"/>
+        </w:rPr>
         <w:t>A sorter works on clear photos. Test a blurred pencil, a dim book and an unfamiliar lunch box. What makes these useful tests?</w:t>
       </w:r>
     </w:p>
     <w:p>
-      <w:r>
-        <w:t>My answer, with a trace, calculation or supporting evidence</w:t>
+      <w:pPr>
+        <w:spacing w:line="336" w:lineRule="auto" w:after="180"/>
+      </w:pPr>
+      <w:r>
+        <w:rPr>
+          <w:b w:val="0"/>
+        </w:rPr>
+        <w:t xml:space="preserve">My answer, with a trace, calculation or supporting </w:t>
+      </w:r>
+      <w:r>
+        <w:rPr>
+          <w:b/>
+        </w:rPr>
+        <w:t>evidence</w:t>
       </w:r>
     </w:p>
     <w:p>
@@ -3586,13 +6360,49 @@
       </w:r>
     </w:p>
     <w:p>
-      <w:r>
-        <w:t>Change one relevant detail. Predict the result before testing. Include a boundary or missing-information case when it helps reveal a limit.</w:t>
-      </w:r>
-    </w:p>
-    <w:p>
-      <w:r>
-        <w:t>My changed input and expected result</w:t>
+      <w:pPr>
+        <w:spacing w:line="336" w:lineRule="auto" w:after="180"/>
+      </w:pPr>
+      <w:r>
+        <w:rPr>
+          <w:b w:val="0"/>
+        </w:rPr>
+        <w:t xml:space="preserve">Change one relevant detail. Predict the result before testing. Include a </w:t>
+      </w:r>
+      <w:r>
+        <w:rPr>
+          <w:b/>
+        </w:rPr>
+        <w:t>boundary</w:t>
+      </w:r>
+      <w:r>
+        <w:rPr>
+          <w:b w:val="0"/>
+        </w:rPr>
+        <w:t xml:space="preserve"> or missing-information case when it helps reveal a limit.</w:t>
+      </w:r>
+    </w:p>
+    <w:p>
+      <w:pPr>
+        <w:spacing w:line="336" w:lineRule="auto" w:after="180"/>
+      </w:pPr>
+      <w:r>
+        <w:rPr>
+          <w:b w:val="0"/>
+        </w:rPr>
+        <w:t xml:space="preserve">My changed </w:t>
+      </w:r>
+      <w:r>
+        <w:rPr>
+          <w:b/>
+        </w:rPr>
+        <w:t>input</w:t>
+      </w:r>
+      <w:r>
+        <w:rPr>
+          <w:b w:val="0"/>
+        </w:rPr>
+        <w:t xml:space="preserve"> and expected result</w:t>
       </w:r>
     </w:p>
     <w:p>
@@ -3637,13 +6447,37 @@
       </w:r>
     </w:p>
     <w:p>
-      <w:r>
+      <w:pPr>
+        <w:spacing w:line="336" w:lineRule="auto" w:after="180"/>
+      </w:pPr>
+      <w:r>
+        <w:rPr>
+          <w:b w:val="0"/>
+        </w:rPr>
         <w:t>Expand the sorter test suite with edge, missing-data, and fairness cases plus expected safe behavior.</w:t>
       </w:r>
     </w:p>
     <w:p>
-      <w:r>
-        <w:t>The evidence I will keep</w:t>
+      <w:pPr>
+        <w:spacing w:line="336" w:lineRule="auto" w:after="180"/>
+      </w:pPr>
+      <w:r>
+        <w:rPr>
+          <w:b w:val="0"/>
+        </w:rPr>
+        <w:t xml:space="preserve">The </w:t>
+      </w:r>
+      <w:r>
+        <w:rPr>
+          <w:b/>
+        </w:rPr>
+        <w:t>evidence</w:t>
+      </w:r>
+      <w:r>
+        <w:rPr>
+          <w:b w:val="0"/>
+        </w:rPr>
+        <w:t xml:space="preserve"> I will keep</w:t>
       </w:r>
     </w:p>
     <w:p>
@@ -3680,8 +6514,26 @@
       </w:r>
     </w:p>
     <w:p>
-      <w:r>
-        <w:t>Your teacher has the independent answer and scoring criteria. Complete the matching workbook week to keep your practice evidence together.</w:t>
+      <w:pPr>
+        <w:spacing w:line="336" w:lineRule="auto" w:after="180"/>
+      </w:pPr>
+      <w:r>
+        <w:rPr>
+          <w:b w:val="0"/>
+        </w:rPr>
+        <w:t xml:space="preserve">Your teacher has the independent answer and scoring criteria. Complete the matching workbook week to keep your practice </w:t>
+      </w:r>
+      <w:r>
+        <w:rPr>
+          <w:b/>
+        </w:rPr>
+        <w:t>evidence</w:t>
+      </w:r>
+      <w:r>
+        <w:rPr>
+          <w:b w:val="0"/>
+        </w:rPr>
+        <w:t xml:space="preserve"> together.</w:t>
       </w:r>
     </w:p>
     <w:p>
@@ -3693,7 +6545,13 @@
       </w:r>
     </w:p>
     <w:p>
-      <w:r>
+      <w:pPr>
+        <w:spacing w:line="336" w:lineRule="auto" w:after="180"/>
+      </w:pPr>
+      <w:r>
+        <w:rPr>
+          <w:b w:val="0"/>
+        </w:rPr>
         <w:t>Before testing, define outcomes for clean paper, metal foil, mixed packaging and an unreadable card. The team later changes mixed packaging's expected result to match its sorter. Explain the evaluation problem.</w:t>
       </w:r>
     </w:p>
@@ -3749,8 +6607,25 @@
       </w:r>
     </w:p>
     <w:p>
-      <w:r>
-        <w:t>Attempt the independent case before hints. Record whether you worked alone, used a hint or followed a model. After feedback, fix the first unsupported step and explain why it changed. A later check uses a changed case, not a copied answer.</w:t>
+      <w:pPr>
+        <w:spacing w:line="336" w:lineRule="auto" w:after="180"/>
+      </w:pPr>
+      <w:r>
+        <w:rPr>
+          <w:b w:val="0"/>
+        </w:rPr>
+        <w:t>Attempt the independent case before hints. Record whether you worked alone, used a hint or followed a model. After feedback, fix the first unsupported step and explain why it changed.</w:t>
+      </w:r>
+    </w:p>
+    <w:p>
+      <w:pPr>
+        <w:spacing w:line="336" w:lineRule="auto" w:after="180"/>
+      </w:pPr>
+      <w:r>
+        <w:rPr>
+          <w:b w:val="0"/>
+        </w:rPr>
+        <w:t>A later check uses a changed case, not a copied answer.</w:t>
       </w:r>
     </w:p>
     <w:p>
@@ -3763,6 +6638,17 @@
     </w:p>
     <w:p>
       <w:r>
+        <w:t>Use this map to navigate Test Edge Cases and Fairness, connect the goals to tasks and keep one evidence record for each attempt.</w:t>
+      </w:r>
+    </w:p>
+    <w:p>
+      <w:pPr>
+        <w:spacing w:line="336" w:lineRule="auto" w:after="180"/>
+      </w:pPr>
+      <w:r>
+        <w:rPr>
+          <w:b w:val="0"/>
+        </w:rPr>
         <w:t>Start with this question: A fictional craft-book chooser accepts requests for whole available minutes from 0 to 20.</w:t>
       </w:r>
     </w:p>
@@ -3869,13 +6755,61 @@
       </w:tr>
     </w:tbl>
     <w:p>
-      <w:r>
-        <w:t>Remember → watch and explain → try with help → investigate → try independently → keep project evidence. Your teacher may spread this lesson across several classes.</w:t>
-      </w:r>
-    </w:p>
-    <w:p>
-      <w:r>
-        <w:t>Keep your first prediction. Compare it with what the evidence shows and explain any change.</w:t>
+      <w:pPr>
+        <w:spacing w:line="336" w:lineRule="auto" w:after="180"/>
+      </w:pPr>
+      <w:r>
+        <w:rPr>
+          <w:b w:val="0"/>
+        </w:rPr>
+        <w:t xml:space="preserve">Remember → watch and explain → try with help → investigate → try independently → keep project </w:t>
+      </w:r>
+      <w:r>
+        <w:rPr>
+          <w:b/>
+        </w:rPr>
+        <w:t>evidence</w:t>
+      </w:r>
+      <w:r>
+        <w:rPr>
+          <w:b w:val="0"/>
+        </w:rPr>
+        <w:t>. Your teacher may spread this lesson across several classes.</w:t>
+      </w:r>
+    </w:p>
+    <w:p>
+      <w:pPr>
+        <w:spacing w:line="336" w:lineRule="auto" w:after="180"/>
+      </w:pPr>
+      <w:r>
+        <w:rPr>
+          <w:b w:val="0"/>
+        </w:rPr>
+        <w:t xml:space="preserve">Keep your first </w:t>
+      </w:r>
+      <w:r>
+        <w:rPr>
+          <w:b/>
+        </w:rPr>
+        <w:t>prediction</w:t>
+      </w:r>
+      <w:r>
+        <w:rPr>
+          <w:b w:val="0"/>
+        </w:rPr>
+        <w:t xml:space="preserve">. Compare it with what the </w:t>
+      </w:r>
+      <w:r>
+        <w:rPr>
+          <w:b/>
+        </w:rPr>
+        <w:t>evidence</w:t>
+      </w:r>
+      <w:r>
+        <w:rPr>
+          <w:b w:val="0"/>
+        </w:rPr>
+        <w:t xml:space="preserve"> shows and explain any change.</w:t>
       </w:r>
     </w:p>
     <w:p>
@@ -3888,7 +6822,24 @@
     </w:p>
     <w:p>
       <w:r>
-        <w:t>Close your notes. Explain this goal in your own words: Choose tests just below, at and above a decision boundary</w:t>
+        <w:t>Explain Test Edge Cases and Fairness without notes, identify a remaining question and plan a later check with a changed case.</w:t>
+      </w:r>
+    </w:p>
+    <w:p>
+      <w:pPr>
+        <w:spacing w:line="336" w:lineRule="auto" w:after="180"/>
+      </w:pPr>
+      <w:r>
+        <w:rPr>
+          <w:b w:val="0"/>
+        </w:rPr>
+        <w:t xml:space="preserve">Close your notes. Explain this goal in your own words: Choose tests just below, at and above a decision </w:t>
+      </w:r>
+      <w:r>
+        <w:rPr>
+          <w:b/>
+        </w:rPr>
+        <w:t>boundary</w:t>
       </w:r>
     </w:p>
     <w:p>
@@ -3925,13 +6876,61 @@
       </w:r>
     </w:p>
     <w:p>
-      <w:r>
-        <w:t>If you are unsure, return to the worked picture and explain one arrow. If you are ready, change an input or assumption and justify your prediction.</w:t>
-      </w:r>
-    </w:p>
-    <w:p>
-      <w:r>
-        <w:t>Save your workbook evidence. At the next review, try a different case before opening your old answer.</w:t>
+      <w:pPr>
+        <w:spacing w:line="336" w:lineRule="auto" w:after="180"/>
+      </w:pPr>
+      <w:r>
+        <w:rPr>
+          <w:b w:val="0"/>
+        </w:rPr>
+        <w:t xml:space="preserve">If you are unsure, return to the worked picture and explain one arrow. If you are ready, change an </w:t>
+      </w:r>
+      <w:r>
+        <w:rPr>
+          <w:b/>
+        </w:rPr>
+        <w:t>input</w:t>
+      </w:r>
+      <w:r>
+        <w:rPr>
+          <w:b w:val="0"/>
+        </w:rPr>
+        <w:t xml:space="preserve"> or assumption and justify your </w:t>
+      </w:r>
+      <w:r>
+        <w:rPr>
+          <w:b/>
+        </w:rPr>
+        <w:t>prediction</w:t>
+      </w:r>
+      <w:r>
+        <w:rPr>
+          <w:b w:val="0"/>
+        </w:rPr>
+        <w:t>.</w:t>
+      </w:r>
+    </w:p>
+    <w:p>
+      <w:pPr>
+        <w:spacing w:line="336" w:lineRule="auto" w:after="180"/>
+      </w:pPr>
+      <w:r>
+        <w:rPr>
+          <w:b w:val="0"/>
+        </w:rPr>
+        <w:t xml:space="preserve">Save your workbook </w:t>
+      </w:r>
+      <w:r>
+        <w:rPr>
+          <w:b/>
+        </w:rPr>
+        <w:t>evidence</w:t>
+      </w:r>
+      <w:r>
+        <w:rPr>
+          <w:b w:val="0"/>
+        </w:rPr>
+        <w:t>. At the next review, try a different case before opening your old answer.</w:t>
       </w:r>
     </w:p>
     <w:p>
@@ -3944,11 +6943,28 @@
     </w:p>
     <w:p>
       <w:r>
+        <w:t>Attempt supported questions before using hints or feedback. Review a missing building block, then keep the completed work.</w:t>
+      </w:r>
+    </w:p>
+    <w:p>
+      <w:pPr>
+        <w:spacing w:line="336" w:lineRule="auto" w:after="180"/>
+      </w:pPr>
+      <w:r>
+        <w:rPr>
+          <w:b w:val="0"/>
+        </w:rPr>
         <w:t>Use this supported practice once, in the browser or on paper. Keep the reserved independent assessment for a separate first attempt before teacher feedback.</w:t>
       </w:r>
     </w:p>
     <w:p>
-      <w:r>
+      <w:pPr>
+        <w:spacing w:line="336" w:lineRule="auto" w:after="180"/>
+      </w:pPr>
+      <w:r>
+        <w:rPr>
+          <w:b w:val="0"/>
+        </w:rPr>
         <w:t>A fictional craft-book chooser accepts requests for whole available minutes from 0 to 20.</w:t>
       </w:r>
     </w:p>
@@ -3961,27 +6977,79 @@
       </w:r>
     </w:p>
     <w:p>
-      <w:r>
+      <w:pPr>
+        <w:spacing w:line="336" w:lineRule="auto" w:after="180"/>
+      </w:pPr>
+      <w:r>
+        <w:rPr>
+          <w:b w:val="0"/>
+        </w:rPr>
         <w:t>Which labelled step matches this detail? Record each user condition tested; do not invent unrun outcomes.</w:t>
       </w:r>
     </w:p>
     <w:p>
-      <w:r>
-        <w:t>1. Near a boundary</w:t>
-      </w:r>
-    </w:p>
-    <w:p>
-      <w:r>
-        <w:t>2. Invalid inputs</w:t>
-      </w:r>
-    </w:p>
-    <w:p>
-      <w:r>
+      <w:pPr>
+        <w:spacing w:line="336" w:lineRule="auto" w:after="180"/>
+        <w:shd w:fill="F4F9FC"/>
+      </w:pPr>
+      <w:r>
+        <w:rPr>
+          <w:b w:val="0"/>
+        </w:rPr>
+        <w:t xml:space="preserve">1. Near a </w:t>
+      </w:r>
+      <w:r>
+        <w:rPr>
+          <w:b/>
+        </w:rPr>
+        <w:t>boundary</w:t>
+      </w:r>
+    </w:p>
+    <w:p>
+      <w:pPr>
+        <w:spacing w:line="336" w:lineRule="auto" w:after="180"/>
+        <w:shd w:fill="F4F9FC"/>
+      </w:pPr>
+      <w:r>
+        <w:rPr>
+          <w:b w:val="0"/>
+        </w:rPr>
+        <w:t xml:space="preserve">2. </w:t>
+      </w:r>
+      <w:r>
+        <w:rPr>
+          <w:b/>
+        </w:rPr>
+        <w:t>Invalid input</w:t>
+      </w:r>
+      <w:r>
+        <w:rPr>
+          <w:b w:val="0"/>
+        </w:rPr>
+        <w:t>s</w:t>
+      </w:r>
+    </w:p>
+    <w:p>
+      <w:pPr>
+        <w:spacing w:line="336" w:lineRule="auto" w:after="180"/>
+        <w:shd w:fill="F4F9FC"/>
+      </w:pPr>
+      <w:r>
+        <w:rPr>
+          <w:b w:val="0"/>
+        </w:rPr>
         <w:t>3. Coverage record</w:t>
       </w:r>
     </w:p>
     <w:p>
-      <w:r>
+      <w:pPr>
+        <w:spacing w:line="336" w:lineRule="auto" w:after="180"/>
+        <w:shd w:fill="F4F9FC"/>
+      </w:pPr>
+      <w:r>
+        <w:rPr>
+          <w:b w:val="0"/>
+        </w:rPr>
         <w:t>4. Valid extremes</w:t>
       </w:r>
     </w:p>
@@ -4019,40 +7087,166 @@
       </w:r>
     </w:p>
     <w:p>
-      <w:r>
+      <w:pPr>
+        <w:pStyle w:val="Heading3"/>
+      </w:pPr>
+      <w:r>
+        <w:t>Hint · try first</w:t>
+      </w:r>
+    </w:p>
+    <w:p>
+      <w:pPr>
+        <w:spacing w:line="336" w:lineRule="auto" w:after="180"/>
+        <w:shd w:fill="F1F6F8"/>
+      </w:pPr>
+      <w:r>
+        <w:rPr>
+          <w:b w:val="0"/>
+        </w:rPr>
         <w:t>Hint if needed: Read the steps in the pictorial case. Match the supplied detail to the stage that performs or records it.</w:t>
       </w:r>
     </w:p>
     <w:p>
-      <w:r>
-        <w:t>After your attempt, compare with the supported explanation: Coverage record Record each user condition tested; do not invent unrun outcomes. Adjacent values below, at and above 6 expose an accidental strict inequality. Zero is valid even though no activity fits. The top valid input does not require selecting the longest activity: catalogue order still controls selection. Coverage also asks whose conditions were tested, which cannot be inferred from these numbers alone.</w:t>
-      </w:r>
-    </w:p>
-    <w:p>
       <w:pPr>
         <w:pStyle w:val="Heading3"/>
       </w:pPr>
       <w:r>
+        <w:t>Feedback · compare after trying</w:t>
+      </w:r>
+    </w:p>
+    <w:p>
+      <w:pPr>
+        <w:spacing w:line="336" w:lineRule="auto" w:after="180"/>
+        <w:shd w:fill="F1F6FC"/>
+      </w:pPr>
+      <w:r>
+        <w:rPr>
+          <w:b w:val="0"/>
+        </w:rPr>
+        <w:t>After your attempt, compare with the supported explanation: Coverage record Record each user condition tested; do not invent unrun outcomes. Adjacent values below, at and above 6 expose an accidental strict inequality.</w:t>
+      </w:r>
+    </w:p>
+    <w:p>
+      <w:pPr>
+        <w:spacing w:line="336" w:lineRule="auto" w:after="180"/>
+        <w:shd w:fill="F1F6FC"/>
+      </w:pPr>
+      <w:r>
+        <w:rPr>
+          <w:b w:val="0"/>
+        </w:rPr>
+        <w:t xml:space="preserve">Zero is valid even though no activity fits. The top valid </w:t>
+      </w:r>
+      <w:r>
+        <w:rPr>
+          <w:b/>
+        </w:rPr>
+        <w:t>input</w:t>
+      </w:r>
+      <w:r>
+        <w:rPr>
+          <w:b w:val="0"/>
+        </w:rPr>
+        <w:t xml:space="preserve"> does not require selecting the longest activity: catalogue order still controls selection.</w:t>
+      </w:r>
+    </w:p>
+    <w:p>
+      <w:pPr>
+        <w:spacing w:line="336" w:lineRule="auto" w:after="180"/>
+        <w:shd w:fill="F1F6FC"/>
+      </w:pPr>
+      <w:r>
+        <w:rPr>
+          <w:b w:val="0"/>
+        </w:rPr>
+        <w:t>Coverage also asks whose conditions were tested, which cannot be inferred from these numbers alone.</w:t>
+      </w:r>
+    </w:p>
+    <w:p>
+      <w:pPr>
+        <w:pStyle w:val="Heading3"/>
+      </w:pPr>
+      <w:r>
         <w:t>Practice 2: explain the deciding evidence</w:t>
       </w:r>
     </w:p>
     <w:p>
-      <w:r>
+      <w:pPr>
+        <w:pStyle w:val="Heading3"/>
+      </w:pPr>
+      <w:r>
+        <w:t>Changed case · predict first</w:t>
+      </w:r>
+    </w:p>
+    <w:p>
+      <w:pPr>
+        <w:spacing w:line="336" w:lineRule="auto" w:after="180"/>
+        <w:shd w:fill="F5F1FB"/>
+      </w:pPr>
+      <w:r>
+        <w:rPr>
+          <w:b w:val="0"/>
+        </w:rPr>
         <w:t>Changed-case practice: Faulty code uses duration strictly below available time. Which conclusion is supported by the supplied facts?</w:t>
       </w:r>
     </w:p>
     <w:p>
-      <w:r>
-        <w:t>1. This one example guarantees correct results for every future input.</w:t>
-      </w:r>
-    </w:p>
-    <w:p>
-      <w:r>
-        <w:t>2. We can decide the result without examining the changed input or the procedure.</w:t>
-      </w:r>
-    </w:p>
-    <w:p>
-      <w:r>
+      <w:pPr>
+        <w:spacing w:line="336" w:lineRule="auto" w:after="180"/>
+        <w:shd w:fill="F4F9FC"/>
+      </w:pPr>
+      <w:r>
+        <w:rPr>
+          <w:b w:val="0"/>
+        </w:rPr>
+        <w:t xml:space="preserve">1. This one example guarantees correct results for every future </w:t>
+      </w:r>
+      <w:r>
+        <w:rPr>
+          <w:b/>
+        </w:rPr>
+        <w:t>input</w:t>
+      </w:r>
+      <w:r>
+        <w:rPr>
+          <w:b w:val="0"/>
+        </w:rPr>
+        <w:t>.</w:t>
+      </w:r>
+    </w:p>
+    <w:p>
+      <w:pPr>
+        <w:spacing w:line="336" w:lineRule="auto" w:after="180"/>
+        <w:shd w:fill="F4F9FC"/>
+      </w:pPr>
+      <w:r>
+        <w:rPr>
+          <w:b w:val="0"/>
+        </w:rPr>
+        <w:t xml:space="preserve">2. We can decide the result without examining the changed </w:t>
+      </w:r>
+      <w:r>
+        <w:rPr>
+          <w:b/>
+        </w:rPr>
+        <w:t>input</w:t>
+      </w:r>
+      <w:r>
+        <w:rPr>
+          <w:b w:val="0"/>
+        </w:rPr>
+        <w:t xml:space="preserve"> or the procedure.</w:t>
+      </w:r>
+    </w:p>
+    <w:p>
+      <w:pPr>
+        <w:spacing w:line="336" w:lineRule="auto" w:after="180"/>
+        <w:shd w:fill="F4F9FC"/>
+      </w:pPr>
+      <w:r>
+        <w:rPr>
+          <w:b w:val="0"/>
+        </w:rPr>
         <w:t>3. Request 6 now wrongly returns none.</w:t>
       </w:r>
     </w:p>
@@ -4090,12 +7284,42 @@
       </w:r>
     </w:p>
     <w:p>
-      <w:r>
+      <w:pPr>
+        <w:pStyle w:val="Heading3"/>
+      </w:pPr>
+      <w:r>
+        <w:t>Hint · try first</w:t>
+      </w:r>
+    </w:p>
+    <w:p>
+      <w:pPr>
+        <w:spacing w:line="336" w:lineRule="auto" w:after="180"/>
+        <w:shd w:fill="F1F6F8"/>
+      </w:pPr>
+      <w:r>
+        <w:rPr>
+          <w:b w:val="0"/>
+        </w:rPr>
         <w:t>Hint if needed: Use the changed condition and the deciding step in the pictorial trace. The answer must say what follows from those facts.</w:t>
       </w:r>
     </w:p>
     <w:p>
-      <w:r>
+      <w:pPr>
+        <w:pStyle w:val="Heading3"/>
+      </w:pPr>
+      <w:r>
+        <w:t>Feedback · compare after trying</w:t>
+      </w:r>
+    </w:p>
+    <w:p>
+      <w:pPr>
+        <w:spacing w:line="336" w:lineRule="auto" w:after="180"/>
+        <w:shd w:fill="F1F6FC"/>
+      </w:pPr>
+      <w:r>
+        <w:rPr>
+          <w:b w:val="0"/>
+        </w:rPr>
         <w:t>After your attempt, compare with the supported explanation: Request 6 now wrongly returns none. A’s duration equals the available time and should be eligible under at most.</w:t>
       </w:r>
     </w:p>
@@ -4108,18 +7332,105 @@
       </w:r>
     </w:p>
     <w:p>
-      <w:r>
-        <w:t>Review Test Normal Cases (ai-1/33). Goal: Plan routine cases with expected results derived from the requirements. Short practice: Why is none correct for 8 but incorrect for 6? Use both capacity cards.. Return to this week and explain what you changed.</w:t>
-      </w:r>
-    </w:p>
-    <w:p>
-      <w:r>
-        <w:t>Review Design the Decision Process (ai-1/31). Goal: Design a decision process that covers valid, invalid and no-match requests. Short practice: Where does the first original rejection occur, and why is K3 not originally selected?. Return to this week and explain what you changed.</w:t>
-      </w:r>
-    </w:p>
-    <w:p>
-      <w:r>
-        <w:t>Review Humans Set Boundaries (ai-1/28). Goal: Distinguish a system’s capability, the correctness of its output and permission to take an action. Short practice: Which original proposal is authorised? Why do the other two need separate approval?. Return to this week and explain what you changed.</w:t>
+      <w:pPr>
+        <w:spacing w:line="336" w:lineRule="auto" w:after="180"/>
+      </w:pPr>
+      <w:r>
+        <w:rPr>
+          <w:b w:val="0"/>
+        </w:rPr>
+        <w:t>Review Test Normal Cases (ai-1/33). Goal: Plan routine cases with expected results derived from the requirements. Short practice: Why is none correct for 8 but incorrect for 6? Use both capacity cards..</w:t>
+      </w:r>
+    </w:p>
+    <w:p>
+      <w:pPr>
+        <w:spacing w:line="336" w:lineRule="auto" w:after="180"/>
+      </w:pPr>
+      <w:r>
+        <w:rPr>
+          <w:b w:val="0"/>
+        </w:rPr>
+        <w:t>Return to this week and explain what you changed.</w:t>
+      </w:r>
+    </w:p>
+    <w:p>
+      <w:pPr>
+        <w:spacing w:line="336" w:lineRule="auto" w:after="180"/>
+      </w:pPr>
+      <w:r>
+        <w:rPr>
+          <w:b w:val="0"/>
+        </w:rPr>
+        <w:t xml:space="preserve">Review Design the Decision </w:t>
+      </w:r>
+      <w:r>
+        <w:rPr>
+          <w:b/>
+        </w:rPr>
+        <w:t>Process</w:t>
+      </w:r>
+      <w:r>
+        <w:rPr>
+          <w:b w:val="0"/>
+        </w:rPr>
+        <w:t xml:space="preserve"> (ai-1/31). Goal: Design a decision </w:t>
+      </w:r>
+      <w:r>
+        <w:rPr>
+          <w:b/>
+        </w:rPr>
+        <w:t>process</w:t>
+      </w:r>
+      <w:r>
+        <w:rPr>
+          <w:b w:val="0"/>
+        </w:rPr>
+        <w:t xml:space="preserve"> that covers valid, invalid and no-match requests.</w:t>
+      </w:r>
+    </w:p>
+    <w:p>
+      <w:pPr>
+        <w:spacing w:line="336" w:lineRule="auto" w:after="180"/>
+      </w:pPr>
+      <w:r>
+        <w:rPr>
+          <w:b w:val="0"/>
+        </w:rPr>
+        <w:t>Short practice: Where does the first original rejection occur, and why is K3 not originally selected?. Return to this week and explain what you changed.</w:t>
+      </w:r>
+    </w:p>
+    <w:p>
+      <w:pPr>
+        <w:spacing w:line="336" w:lineRule="auto" w:after="180"/>
+      </w:pPr>
+      <w:r>
+        <w:rPr>
+          <w:b w:val="0"/>
+        </w:rPr>
+        <w:t xml:space="preserve">Review Humans Set Boundaries (ai-1/28). Goal: Distinguish a system’s capability, the correctness of its </w:t>
+      </w:r>
+      <w:r>
+        <w:rPr>
+          <w:b/>
+        </w:rPr>
+        <w:t>output</w:t>
+      </w:r>
+      <w:r>
+        <w:rPr>
+          <w:b w:val="0"/>
+        </w:rPr>
+        <w:t xml:space="preserve"> and permission to take an action. Short practice: Which original proposal is authorised?</w:t>
+      </w:r>
+    </w:p>
+    <w:p>
+      <w:pPr>
+        <w:spacing w:line="336" w:lineRule="auto" w:after="180"/>
+      </w:pPr>
+      <w:r>
+        <w:rPr>
+          <w:b w:val="0"/>
+        </w:rPr>
+        <w:t>Why do the other two need separate approval?. Return to this week and explain what you changed.</w:t>
       </w:r>
     </w:p>
     <w:p>
@@ -4131,8 +7442,638 @@
       </w:r>
     </w:p>
     <w:p>
-      <w:r>
-        <w:t>Use Download completed work in the hosted lesson to export your answers, reflections, practice feedback and code-run evidence. Open the HTML copy to read or print it. Drafts stay in this browser when storage is available; clear drafts on a shared device.</w:t>
+      <w:pPr>
+        <w:spacing w:line="336" w:lineRule="auto" w:after="180"/>
+      </w:pPr>
+      <w:r>
+        <w:rPr>
+          <w:b w:val="0"/>
+        </w:rPr>
+        <w:t xml:space="preserve">Use Download completed work in the hosted lesson to export your answers, reflections, practice feedback and code-run </w:t>
+      </w:r>
+      <w:r>
+        <w:rPr>
+          <w:b/>
+        </w:rPr>
+        <w:t>evidence</w:t>
+      </w:r>
+      <w:r>
+        <w:rPr>
+          <w:b w:val="0"/>
+        </w:rPr>
+        <w:t>. Open the HTML copy to read or print it.</w:t>
+      </w:r>
+    </w:p>
+    <w:p>
+      <w:pPr>
+        <w:spacing w:line="336" w:lineRule="auto" w:after="180"/>
+      </w:pPr>
+      <w:r>
+        <w:rPr>
+          <w:b w:val="0"/>
+        </w:rPr>
+        <w:t>Drafts stay in this browser when storage is available; clear drafts on a shared device.</w:t>
+      </w:r>
+    </w:p>
+    <w:p>
+      <w:pPr>
+        <w:pStyle w:val="Heading1"/>
+      </w:pPr>
+      <w:r>
+        <w:t>18. Visual concept journey</w:t>
+      </w:r>
+    </w:p>
+    <w:p>
+      <w:r>
+        <w:t>Explain each Test Edge Cases and Fairness graphic using its labels, deciding evidence and relevant limitation.</w:t>
+      </w:r>
+    </w:p>
+    <w:p>
+      <w:pPr>
+        <w:pStyle w:val="Heading3"/>
+      </w:pPr>
+      <w:r>
+        <w:t>01. Test Edge Cases and Fairness: the case</w:t>
+      </w:r>
+    </w:p>
+    <w:p>
+      <w:r>
+        <w:drawing>
+          <wp:inline xmlns:a="http://schemas.openxmlformats.org/drawingml/2006/main" xmlns:pic="http://schemas.openxmlformats.org/drawingml/2006/picture">
+            <wp:extent cx="5486400" cy="2843784"/>
+            <wp:docPr id="22" name="Picture 22" descr="A fictional craft-book chooser accepts requests for whole available minutes from 0 to 20. Supplied facts: Booklet A takes 6 minutes; B takes 12. Return first duration at most available time. Check 5,6,7; also 0,20,21 and blank. Same catalogue applies to every user."/>
+            <wp:cNvGraphicFramePr>
+              <a:graphicFrameLocks noChangeAspect="1"/>
+            </wp:cNvGraphicFramePr>
+            <a:graphic>
+              <a:graphicData uri="http://schemas.openxmlformats.org/drawingml/2006/picture">
+                <pic:pic>
+                  <pic:nvPicPr>
+                    <pic:cNvPr id="0" name="academy-story-ai-1-34-01.png"/>
+                    <pic:cNvPicPr/>
+                  </pic:nvPicPr>
+                  <pic:blipFill>
+                    <a:blip r:embed="rId30"/>
+                    <a:stretch>
+                      <a:fillRect/>
+                    </a:stretch>
+                  </pic:blipFill>
+                  <pic:spPr>
+                    <a:xfrm>
+                      <a:off x="0" y="0"/>
+                      <a:ext cx="5486400" cy="2843784"/>
+                    </a:xfrm>
+                    <a:prstGeom prst="rect"/>
+                  </pic:spPr>
+                </pic:pic>
+              </a:graphicData>
+            </a:graphic>
+          </wp:inline>
+        </w:drawing>
+      </w:r>
+    </w:p>
+    <w:p>
+      <w:pPr>
+        <w:spacing w:line="336" w:lineRule="auto" w:after="180"/>
+      </w:pPr>
+      <w:r>
+        <w:rPr>
+          <w:b w:val="0"/>
+        </w:rPr>
+        <w:t>A fictional craft-book chooser accepts requests for whole available minutes from 0 to 20. Supplied facts: Booklet A takes 6 minutes; B takes 12. Return first duration at most available time.</w:t>
+      </w:r>
+    </w:p>
+    <w:p>
+      <w:pPr>
+        <w:spacing w:line="336" w:lineRule="auto" w:after="180"/>
+      </w:pPr>
+      <w:r>
+        <w:rPr>
+          <w:b w:val="0"/>
+        </w:rPr>
+        <w:t>Check 5,6,7; also 0,20,21 and blank. Same catalogue applies to every user.</w:t>
+      </w:r>
+    </w:p>
+    <w:p>
+      <w:pPr>
+        <w:spacing w:line="336" w:lineRule="auto" w:after="180"/>
+        <w:shd w:fill="F5F1FB"/>
+      </w:pPr>
+      <w:r>
+        <w:rPr>
+          <w:b w:val="0"/>
+        </w:rPr>
+        <w:t>Point to the given fact that matters most. Explain why it matters.</w:t>
+      </w:r>
+    </w:p>
+    <w:p>
+      <w:pPr>
+        <w:pStyle w:val="Heading3"/>
+      </w:pPr>
+      <w:r>
+        <w:t>02. Follow the deciding steps</w:t>
+      </w:r>
+    </w:p>
+    <w:p>
+      <w:r>
+        <w:drawing>
+          <wp:inline xmlns:a="http://schemas.openxmlformats.org/drawingml/2006/main" xmlns:pic="http://schemas.openxmlformats.org/drawingml/2006/picture">
+            <wp:extent cx="5486400" cy="4005072"/>
+            <wp:docPr id="23" name="Picture 23" descr="Near a boundary: At 5: none. At 6 and 7: A. → Valid extremes: 0: none. 20: A, because first-fit order remains fixed. → Invalid inputs: 21 and blank require clarification, not ordinary search. → Coverage record: Record each user condition tested; do not invent unrun outcomes."/>
+            <wp:cNvGraphicFramePr>
+              <a:graphicFrameLocks noChangeAspect="1"/>
+            </wp:cNvGraphicFramePr>
+            <a:graphic>
+              <a:graphicData uri="http://schemas.openxmlformats.org/drawingml/2006/picture">
+                <pic:pic>
+                  <pic:nvPicPr>
+                    <pic:cNvPr id="0" name="academy-story-ai-1-34-02.png"/>
+                    <pic:cNvPicPr/>
+                  </pic:nvPicPr>
+                  <pic:blipFill>
+                    <a:blip r:embed="rId31"/>
+                    <a:stretch>
+                      <a:fillRect/>
+                    </a:stretch>
+                  </pic:blipFill>
+                  <pic:spPr>
+                    <a:xfrm>
+                      <a:off x="0" y="0"/>
+                      <a:ext cx="5486400" cy="4005072"/>
+                    </a:xfrm>
+                    <a:prstGeom prst="rect"/>
+                  </pic:spPr>
+                </pic:pic>
+              </a:graphicData>
+            </a:graphic>
+          </wp:inline>
+        </w:drawing>
+      </w:r>
+    </w:p>
+    <w:p>
+      <w:pPr>
+        <w:spacing w:line="336" w:lineRule="auto" w:after="180"/>
+      </w:pPr>
+      <w:r>
+        <w:rPr>
+          <w:b w:val="0"/>
+        </w:rPr>
+        <w:t xml:space="preserve">Near a </w:t>
+      </w:r>
+      <w:r>
+        <w:rPr>
+          <w:b/>
+        </w:rPr>
+        <w:t>boundary</w:t>
+      </w:r>
+      <w:r>
+        <w:rPr>
+          <w:b w:val="0"/>
+        </w:rPr>
+        <w:t>: At 5: none.</w:t>
+      </w:r>
+    </w:p>
+    <w:p>
+      <w:pPr>
+        <w:spacing w:line="336" w:lineRule="auto" w:after="180"/>
+      </w:pPr>
+      <w:r>
+        <w:rPr>
+          <w:b w:val="0"/>
+        </w:rPr>
+        <w:t xml:space="preserve">At 6 and 7: A. → Valid extremes: 0: none. 20: A, because first-fit order remains fixed. → </w:t>
+      </w:r>
+      <w:r>
+        <w:rPr>
+          <w:b/>
+        </w:rPr>
+        <w:t>Invalid input</w:t>
+      </w:r>
+      <w:r>
+        <w:rPr>
+          <w:b w:val="0"/>
+        </w:rPr>
+        <w:t>s: 21 and blank require clarification, not ordinary search. → Coverage record: Record each user condition tested; do not invent unrun outcomes.</w:t>
+      </w:r>
+    </w:p>
+    <w:p>
+      <w:pPr>
+        <w:spacing w:line="336" w:lineRule="auto" w:after="180"/>
+        <w:shd w:fill="F5F1FB"/>
+      </w:pPr>
+      <w:r>
+        <w:rPr>
+          <w:b w:val="0"/>
+        </w:rPr>
+        <w:t xml:space="preserve">Point to each numbered stage and explain which recorded </w:t>
+      </w:r>
+      <w:r>
+        <w:rPr>
+          <w:b/>
+        </w:rPr>
+        <w:t>input</w:t>
+      </w:r>
+      <w:r>
+        <w:rPr>
+          <w:b w:val="0"/>
+        </w:rPr>
+        <w:t xml:space="preserve"> it uses.</w:t>
+      </w:r>
+    </w:p>
+    <w:p>
+      <w:pPr>
+        <w:pStyle w:val="Heading3"/>
+      </w:pPr>
+      <w:r>
+        <w:t>03. Three requests around ten minutes</w:t>
+      </w:r>
+    </w:p>
+    <w:p>
+      <w:r>
+        <w:drawing>
+          <wp:inline xmlns:a="http://schemas.openxmlformats.org/drawingml/2006/main" xmlns:pic="http://schemas.openxmlformats.org/drawingml/2006/picture">
+            <wp:extent cx="5486400" cy="2834640"/>
+            <wp:docPr id="24" name="Picture 24" descr="Three requests around ten minutes. 9 minutes | 10 is too long | No match in catalogue B. 10 minutes | 10 fits exactly | Suggest B1. 11 minutes | 10 fits with time left | Suggest B1"/>
+            <wp:cNvGraphicFramePr>
+              <a:graphicFrameLocks noChangeAspect="1"/>
+            </wp:cNvGraphicFramePr>
+            <a:graphic>
+              <a:graphicData uri="http://schemas.openxmlformats.org/drawingml/2006/picture">
+                <pic:pic>
+                  <pic:nvPicPr>
+                    <pic:cNvPr id="0" name="academy-story-ai-1-34-03.png"/>
+                    <pic:cNvPicPr/>
+                  </pic:nvPicPr>
+                  <pic:blipFill>
+                    <a:blip r:embed="rId32"/>
+                    <a:stretch>
+                      <a:fillRect/>
+                    </a:stretch>
+                  </pic:blipFill>
+                  <pic:spPr>
+                    <a:xfrm>
+                      <a:off x="0" y="0"/>
+                      <a:ext cx="5486400" cy="2834640"/>
+                    </a:xfrm>
+                    <a:prstGeom prst="rect"/>
+                  </pic:spPr>
+                </pic:pic>
+              </a:graphicData>
+            </a:graphic>
+          </wp:inline>
+        </w:drawing>
+      </w:r>
+    </w:p>
+    <w:p>
+      <w:pPr>
+        <w:spacing w:line="336" w:lineRule="auto" w:after="180"/>
+      </w:pPr>
+      <w:r>
+        <w:rPr>
+          <w:b w:val="0"/>
+        </w:rPr>
+        <w:t>Three requests around ten minutes. 9 minutes | 10 is too long | No match in catalogue B. 10 minutes | 10 fits exactly | Suggest B1. 11 minutes | 10 fits with time left | Suggest B1</w:t>
+      </w:r>
+    </w:p>
+    <w:p>
+      <w:pPr>
+        <w:spacing w:line="336" w:lineRule="auto" w:after="180"/>
+        <w:shd w:fill="F5F1FB"/>
+      </w:pPr>
+      <w:r>
+        <w:rPr>
+          <w:b w:val="0"/>
+        </w:rPr>
+        <w:t>Read the labels and values. Explain the relationship the model shows.</w:t>
+      </w:r>
+    </w:p>
+    <w:p>
+      <w:pPr>
+        <w:pStyle w:val="Heading3"/>
+      </w:pPr>
+      <w:r>
+        <w:t>04. Change one thing. Trace what follows.</w:t>
+      </w:r>
+    </w:p>
+    <w:p>
+      <w:r>
+        <w:drawing>
+          <wp:inline xmlns:a="http://schemas.openxmlformats.org/drawingml/2006/main" xmlns:pic="http://schemas.openxmlformats.org/drawingml/2006/picture">
+            <wp:extent cx="5486400" cy="3026664"/>
+            <wp:docPr id="25" name="Picture 25" descr="Original case: Record each user condition tested; do not invent unrun outcomes. Changed condition: Faulty code uses duration strictly below available time. Expected result: Request 6 now wrongly returns none. Reason: A’s duration equals the available time and should be eligible under at most."/>
+            <wp:cNvGraphicFramePr>
+              <a:graphicFrameLocks noChangeAspect="1"/>
+            </wp:cNvGraphicFramePr>
+            <a:graphic>
+              <a:graphicData uri="http://schemas.openxmlformats.org/drawingml/2006/picture">
+                <pic:pic>
+                  <pic:nvPicPr>
+                    <pic:cNvPr id="0" name="academy-story-ai-1-34-04.png"/>
+                    <pic:cNvPicPr/>
+                  </pic:nvPicPr>
+                  <pic:blipFill>
+                    <a:blip r:embed="rId33"/>
+                    <a:stretch>
+                      <a:fillRect/>
+                    </a:stretch>
+                  </pic:blipFill>
+                  <pic:spPr>
+                    <a:xfrm>
+                      <a:off x="0" y="0"/>
+                      <a:ext cx="5486400" cy="3026664"/>
+                    </a:xfrm>
+                    <a:prstGeom prst="rect"/>
+                  </pic:spPr>
+                </pic:pic>
+              </a:graphicData>
+            </a:graphic>
+          </wp:inline>
+        </w:drawing>
+      </w:r>
+    </w:p>
+    <w:p>
+      <w:pPr>
+        <w:spacing w:line="336" w:lineRule="auto" w:after="180"/>
+      </w:pPr>
+      <w:r>
+        <w:rPr>
+          <w:b w:val="0"/>
+        </w:rPr>
+        <w:t>Original case: Record each user condition tested; do not invent unrun outcomes. Changed condition: Faulty code uses duration strictly below available time. Expected result: Request 6 now wrongly returns none.</w:t>
+      </w:r>
+    </w:p>
+    <w:p>
+      <w:pPr>
+        <w:spacing w:line="336" w:lineRule="auto" w:after="180"/>
+      </w:pPr>
+      <w:r>
+        <w:rPr>
+          <w:b w:val="0"/>
+        </w:rPr>
+        <w:t>Reason: A’s duration equals the available time and should be eligible under at most.</w:t>
+      </w:r>
+    </w:p>
+    <w:p>
+      <w:pPr>
+        <w:spacing w:line="336" w:lineRule="auto" w:after="180"/>
+        <w:shd w:fill="F5F1FB"/>
+      </w:pPr>
+      <w:r>
+        <w:rPr>
+          <w:b w:val="0"/>
+        </w:rPr>
+        <w:t>Predict before checking the worked changed-case result. Name what changed and what the supplied facts allow you to conclude.</w:t>
+      </w:r>
+    </w:p>
+    <w:p>
+      <w:pPr>
+        <w:pStyle w:val="Heading3"/>
+      </w:pPr>
+      <w:r>
+        <w:t>05. Connect the explanation to its limit</w:t>
+      </w:r>
+    </w:p>
+    <w:p>
+      <w:r>
+        <w:drawing>
+          <wp:inline xmlns:a="http://schemas.openxmlformats.org/drawingml/2006/main" xmlns:pic="http://schemas.openxmlformats.org/drawingml/2006/picture">
+            <wp:extent cx="5486400" cy="2834640"/>
+            <wp:docPr id="26" name="Picture 26" descr="Adjacent values below, at and above 6 expose an accidental strict inequality. Zero is valid even though no activity fits. The top valid input does not require selecting the longest activity: catalogue order still controls selection. Coverage also asks whose conditions were tested, which cannot be inferred from these numbers alone. Limit: Equal written rules do not prove equally good outcomes for every group; actual condition-specific evidence is still needed."/>
+            <wp:cNvGraphicFramePr>
+              <a:graphicFrameLocks noChangeAspect="1"/>
+            </wp:cNvGraphicFramePr>
+            <a:graphic>
+              <a:graphicData uri="http://schemas.openxmlformats.org/drawingml/2006/picture">
+                <pic:pic>
+                  <pic:nvPicPr>
+                    <pic:cNvPr id="0" name="academy-story-ai-1-34-05.png"/>
+                    <pic:cNvPicPr/>
+                  </pic:nvPicPr>
+                  <pic:blipFill>
+                    <a:blip r:embed="rId34"/>
+                    <a:stretch>
+                      <a:fillRect/>
+                    </a:stretch>
+                  </pic:blipFill>
+                  <pic:spPr>
+                    <a:xfrm>
+                      <a:off x="0" y="0"/>
+                      <a:ext cx="5486400" cy="2834640"/>
+                    </a:xfrm>
+                    <a:prstGeom prst="rect"/>
+                  </pic:spPr>
+                </pic:pic>
+              </a:graphicData>
+            </a:graphic>
+          </wp:inline>
+        </w:drawing>
+      </w:r>
+    </w:p>
+    <w:p>
+      <w:pPr>
+        <w:spacing w:line="336" w:lineRule="auto" w:after="180"/>
+      </w:pPr>
+      <w:r>
+        <w:rPr>
+          <w:b w:val="0"/>
+        </w:rPr>
+        <w:t>Adjacent values below, at and above 6 expose an accidental strict inequality. Zero is valid even though no activity fits.</w:t>
+      </w:r>
+    </w:p>
+    <w:p>
+      <w:pPr>
+        <w:spacing w:line="336" w:lineRule="auto" w:after="180"/>
+      </w:pPr>
+      <w:r>
+        <w:rPr>
+          <w:b w:val="0"/>
+        </w:rPr>
+        <w:t xml:space="preserve">The top valid </w:t>
+      </w:r>
+      <w:r>
+        <w:rPr>
+          <w:b/>
+        </w:rPr>
+        <w:t>input</w:t>
+      </w:r>
+      <w:r>
+        <w:rPr>
+          <w:b w:val="0"/>
+        </w:rPr>
+        <w:t xml:space="preserve"> does not require selecting the longest activity: catalogue order still controls selection. Coverage also asks whose conditions were tested, which cannot be inferred from these numbers alone.</w:t>
+      </w:r>
+    </w:p>
+    <w:p>
+      <w:pPr>
+        <w:spacing w:line="336" w:lineRule="auto" w:after="180"/>
+      </w:pPr>
+      <w:r>
+        <w:rPr>
+          <w:b w:val="0"/>
+        </w:rPr>
+        <w:t xml:space="preserve">Limit: Equal </w:t>
+      </w:r>
+      <w:r>
+        <w:rPr>
+          <w:b/>
+        </w:rPr>
+        <w:t>written rule</w:t>
+      </w:r>
+      <w:r>
+        <w:rPr>
+          <w:b w:val="0"/>
+        </w:rPr>
+        <w:t xml:space="preserve">s do not prove equally good outcomes for every group; actual condition-specific </w:t>
+      </w:r>
+      <w:r>
+        <w:rPr>
+          <w:b/>
+        </w:rPr>
+        <w:t>evidence</w:t>
+      </w:r>
+      <w:r>
+        <w:rPr>
+          <w:b w:val="0"/>
+        </w:rPr>
+        <w:t xml:space="preserve"> is still needed.</w:t>
+      </w:r>
+    </w:p>
+    <w:p>
+      <w:pPr>
+        <w:spacing w:line="336" w:lineRule="auto" w:after="180"/>
+        <w:shd w:fill="F5F1FB"/>
+      </w:pPr>
+      <w:r>
+        <w:rPr>
+          <w:b w:val="0"/>
+        </w:rPr>
+        <w:t>Explain the case, then point to a limit on the claim.</w:t>
+      </w:r>
+    </w:p>
+    <w:p>
+      <w:pPr>
+        <w:pStyle w:val="Heading3"/>
+      </w:pPr>
+      <w:r>
+        <w:t>06. Make the idea visible in your project</w:t>
+      </w:r>
+    </w:p>
+    <w:p>
+      <w:r>
+        <w:drawing>
+          <wp:inline xmlns:a="http://schemas.openxmlformats.org/drawingml/2006/main" xmlns:pic="http://schemas.openxmlformats.org/drawingml/2006/picture">
+            <wp:extent cx="5486400" cy="3380232"/>
+            <wp:docPr id="27" name="Picture 27" descr="Add sorter boundary cases, missing fields and relevant user conditions to the test plan before making fairness claims. Draw your input, deciding step, result and limit. Supported question: Which single boundary run most directly detects the strict-comparison bug, and why?"/>
+            <wp:cNvGraphicFramePr>
+              <a:graphicFrameLocks noChangeAspect="1"/>
+            </wp:cNvGraphicFramePr>
+            <a:graphic>
+              <a:graphicData uri="http://schemas.openxmlformats.org/drawingml/2006/picture">
+                <pic:pic>
+                  <pic:nvPicPr>
+                    <pic:cNvPr id="0" name="academy-story-ai-1-34-06.png"/>
+                    <pic:cNvPicPr/>
+                  </pic:nvPicPr>
+                  <pic:blipFill>
+                    <a:blip r:embed="rId35"/>
+                    <a:stretch>
+                      <a:fillRect/>
+                    </a:stretch>
+                  </pic:blipFill>
+                  <pic:spPr>
+                    <a:xfrm>
+                      <a:off x="0" y="0"/>
+                      <a:ext cx="5486400" cy="3380232"/>
+                    </a:xfrm>
+                    <a:prstGeom prst="rect"/>
+                  </pic:spPr>
+                </pic:pic>
+              </a:graphicData>
+            </a:graphic>
+          </wp:inline>
+        </w:drawing>
+      </w:r>
+    </w:p>
+    <w:p>
+      <w:pPr>
+        <w:spacing w:line="336" w:lineRule="auto" w:after="180"/>
+      </w:pPr>
+      <w:r>
+        <w:rPr>
+          <w:b w:val="0"/>
+        </w:rPr>
+        <w:t xml:space="preserve">Add sorter </w:t>
+      </w:r>
+      <w:r>
+        <w:rPr>
+          <w:b/>
+        </w:rPr>
+        <w:t>boundary</w:t>
+      </w:r>
+      <w:r>
+        <w:rPr>
+          <w:b w:val="0"/>
+        </w:rPr>
+        <w:t xml:space="preserve"> cases, missing fields and relevant user conditions to the test plan before making fairness claims. Draw your </w:t>
+      </w:r>
+      <w:r>
+        <w:rPr>
+          <w:b/>
+        </w:rPr>
+        <w:t>input</w:t>
+      </w:r>
+      <w:r>
+        <w:rPr>
+          <w:b w:val="0"/>
+        </w:rPr>
+        <w:t>, deciding step, result and limit.</w:t>
+      </w:r>
+    </w:p>
+    <w:p>
+      <w:pPr>
+        <w:spacing w:line="336" w:lineRule="auto" w:after="180"/>
+      </w:pPr>
+      <w:r>
+        <w:rPr>
+          <w:b w:val="0"/>
+        </w:rPr>
+        <w:t xml:space="preserve">Supported question: Which single </w:t>
+      </w:r>
+      <w:r>
+        <w:rPr>
+          <w:b/>
+        </w:rPr>
+        <w:t>boundary</w:t>
+      </w:r>
+      <w:r>
+        <w:rPr>
+          <w:b w:val="0"/>
+        </w:rPr>
+        <w:t xml:space="preserve"> run most directly detects the strict-comparison bug, and why?</w:t>
+      </w:r>
+    </w:p>
+    <w:p>
+      <w:pPr>
+        <w:spacing w:line="336" w:lineRule="auto" w:after="180"/>
+        <w:shd w:fill="F5F1FB"/>
+      </w:pPr>
+      <w:r>
+        <w:rPr>
+          <w:b w:val="0"/>
+        </w:rPr>
+        <w:t xml:space="preserve">Draw your project trace and justify the deciding step using </w:t>
+      </w:r>
+      <w:r>
+        <w:rPr>
+          <w:b/>
+        </w:rPr>
+        <w:t>evidence</w:t>
+      </w:r>
+      <w:r>
+        <w:rPr>
+          <w:b w:val="0"/>
+        </w:rPr>
+        <w:t>.</w:t>
       </w:r>
     </w:p>
     <w:sectPr>
